--- a/cours_extension_youtube.docx
+++ b/cours_extension_youtube.docx
@@ -8,6 +8,7 @@
       </w:pPr>
       <w:r>
         <w:rPr>
+          <w:rFonts w:ascii="Helvetica" w:hAnsi="Helvetica"/>
           <w:b/>
           <w:sz w:val="48"/>
         </w:rPr>
@@ -21,6 +22,7 @@
       </w:pPr>
       <w:r>
         <w:rPr>
+          <w:rFonts w:ascii="Helvetica" w:hAnsi="Helvetica"/>
           <w:i/>
           <w:sz w:val="28"/>
         </w:rPr>
@@ -39,6 +41,7 @@
       </w:pPr>
       <w:r>
         <w:rPr>
+          <w:rFonts w:ascii="Helvetica" w:hAnsi="Helvetica"/>
           <w:color w:val="000000"/>
         </w:rPr>
         <w:t>Introduction : ce que tu as construit</w:t>
@@ -51,9 +54,33 @@
       </w:pPr>
       <w:r>
         <w:rPr>
-          <w:sz w:val="22"/>
+          <w:rFonts w:ascii="Helvetica" w:hAnsi="Helvetica"/>
+          <w:sz w:val="24"/>
+          <w:szCs w:val="24"/>
         </w:rPr>
-        <w:t>Tu viens de créer une extension pour navigateur. Concrètement, il s'agit d'un petit programme qui s'installe dans ton navigateur web (Brave, Chrome, etc.) et qui modifie son comportement normal.</w:t>
+        <w:t xml:space="preserve">Tu viens de créer une </w:t>
+      </w:r>
+      <w:bookmarkStart w:id="2" w:name="course_extension"/>
+      <w:hyperlink w:anchor="lex_extension">
+        <w:r>
+          <w:rPr>
+            <w:rStyle w:val="Hyperlink"/>
+            <w:rFonts w:ascii="Helvetica" w:hAnsi="Helvetica"/>
+            <w:sz w:val="24"/>
+            <w:szCs w:val="24"/>
+            <w:b/>
+          </w:rPr>
+          <w:t xml:space="preserve">extension</w:t>
+        </w:r>
+      </w:hyperlink>
+      <w:bookmarkEnd w:id="2"/>
+      <w:r>
+        <w:rPr>
+          <w:rFonts w:ascii="Helvetica" w:hAnsi="Helvetica"/>
+          <w:sz w:val="24"/>
+          <w:szCs w:val="24"/>
+        </w:rPr>
+        <w:t xml:space="preserve"> pour navigateur — un petit programme qui modifie le comportement de ton navigateur web. Dans notre cas : bloquer l'accès à YouTube jusqu'à ce que tu aies saisi une phrase précise, puis enregistrer chaque visite dans une base de données distante.</w:t>
       </w:r>
     </w:p>
     <w:p>
@@ -62,9 +89,99 @@
       </w:pPr>
       <w:r>
         <w:rPr>
-          <w:sz w:val="22"/>
+          <w:rFonts w:ascii="Helvetica" w:hAnsi="Helvetica"/>
+          <w:sz w:val="24"/>
+          <w:szCs w:val="24"/>
         </w:rPr>
-        <w:t>Dans notre cas, le comportement modifié est le suivant : chaque fois que tu essaies d'accéder à YouTube, le navigateur t'interrompt et t'affiche une page qui te demande de saisir une phrase. Si tu saisis la bonne phrase, tu es autorisé à accéder à YouTube. Ta visite est enregistrée quelque part sur Internet. Si tu saisis la mauvaise phrase, on te redemande.</w:t>
+        <w:t xml:space="preserve">Ce projet met en jeu cinq mécanismes fondamentaux : la logique de navigation d'un navigateur, un </w:t>
+      </w:r>
+      <w:bookmarkStart w:id="3" w:name="course_langage"/>
+      <w:hyperlink w:anchor="lex_langage">
+        <w:r>
+          <w:rPr>
+            <w:rStyle w:val="Hyperlink"/>
+            <w:rFonts w:ascii="Helvetica" w:hAnsi="Helvetica"/>
+            <w:sz w:val="24"/>
+            <w:szCs w:val="24"/>
+            <w:b/>
+          </w:rPr>
+          <w:t xml:space="preserve">langage de programmation</w:t>
+        </w:r>
+      </w:hyperlink>
+      <w:bookmarkEnd w:id="3"/>
+      <w:r>
+        <w:rPr>
+          <w:rFonts w:ascii="Helvetica" w:hAnsi="Helvetica"/>
+          <w:sz w:val="24"/>
+          <w:szCs w:val="24"/>
+        </w:rPr>
+        <w:t xml:space="preserve">, une </w:t>
+      </w:r>
+      <w:bookmarkStart w:id="4" w:name="course_bdd"/>
+      <w:hyperlink w:anchor="lex_bdd">
+        <w:r>
+          <w:rPr>
+            <w:rStyle w:val="Hyperlink"/>
+            <w:rFonts w:ascii="Helvetica" w:hAnsi="Helvetica"/>
+            <w:sz w:val="24"/>
+            <w:szCs w:val="24"/>
+            <w:b/>
+          </w:rPr>
+          <w:t xml:space="preserve">base de données</w:t>
+        </w:r>
+      </w:hyperlink>
+      <w:bookmarkEnd w:id="4"/>
+      <w:r>
+        <w:rPr>
+          <w:rFonts w:ascii="Helvetica" w:hAnsi="Helvetica"/>
+          <w:sz w:val="24"/>
+          <w:szCs w:val="24"/>
+        </w:rPr>
+        <w:t xml:space="preserve"> distante, une </w:t>
+      </w:r>
+      <w:bookmarkStart w:id="5" w:name="course_api"/>
+      <w:hyperlink w:anchor="lex_api">
+        <w:r>
+          <w:rPr>
+            <w:rStyle w:val="Hyperlink"/>
+            <w:rFonts w:ascii="Helvetica" w:hAnsi="Helvetica"/>
+            <w:sz w:val="24"/>
+            <w:szCs w:val="24"/>
+            <w:b/>
+          </w:rPr>
+          <w:t xml:space="preserve">API</w:t>
+        </w:r>
+      </w:hyperlink>
+      <w:bookmarkEnd w:id="5"/>
+      <w:r>
+        <w:rPr>
+          <w:rFonts w:ascii="Helvetica" w:hAnsi="Helvetica"/>
+          <w:sz w:val="24"/>
+          <w:szCs w:val="24"/>
+        </w:rPr>
+        <w:t xml:space="preserve">, et la gestion de l'</w:t>
+      </w:r>
+      <w:bookmarkStart w:id="6" w:name="course_state"/>
+      <w:hyperlink w:anchor="lex_state">
+        <w:r>
+          <w:rPr>
+            <w:rStyle w:val="Hyperlink"/>
+            <w:rFonts w:ascii="Helvetica" w:hAnsi="Helvetica"/>
+            <w:sz w:val="24"/>
+            <w:szCs w:val="24"/>
+            <w:b/>
+          </w:rPr>
+          <w:t xml:space="preserve">état</w:t>
+        </w:r>
+      </w:hyperlink>
+      <w:bookmarkEnd w:id="6"/>
+      <w:r>
+        <w:rPr>
+          <w:rFonts w:ascii="Helvetica" w:hAnsi="Helvetica"/>
+          <w:sz w:val="24"/>
+          <w:szCs w:val="24"/>
+        </w:rPr>
+        <w:t xml:space="preserve"> d'un programme. Ce cours t'explique chacun de ces mécanismes.</w:t>
       </w:r>
     </w:p>
     <w:p>
@@ -73,54 +190,28 @@
       </w:pPr>
       <w:r>
         <w:rPr>
-          <w:sz w:val="22"/>
+          <w:rFonts w:ascii="Helvetica" w:hAnsi="Helvetica"/>
+          <w:sz w:val="24"/>
+          <w:szCs w:val="24"/>
         </w:rPr>
-        <w:t>Ce projet, aussi simple qu'il paraisse en surface, met en jeu des mécanismes fondamentaux de l'informatique moderne : la logique de navigation d'un navigateur, un langage de programmation, une base de données distante, et une API. Ce cours t'explique tout cela.</w:t>
-      </w:r>
-    </w:p>
-    <w:p/>
-    <w:p>
-      <w:pPr>
-        <w:spacing w:after="120"/>
-      </w:pPr>
-      <w:r>
-        <w:rPr>
-          <w:b/>
-          <w:sz w:val="22"/>
-        </w:rPr>
-        <w:t xml:space="preserve">Note sur la lecture : </w:t>
+        <w:t xml:space="preserve">Note de lecture : les termes techniques sont en </w:t>
       </w:r>
       <w:r>
         <w:rPr>
-          <w:sz w:val="22"/>
+          <w:rFonts w:ascii="Helvetica" w:hAnsi="Helvetica"/>
+          <w:sz w:val="24"/>
+          <w:szCs w:val="24"/>
+          <w:b/>
         </w:rPr>
-        <w:t xml:space="preserve">les termes techniques sont indiqués en </w:t>
+        <w:t xml:space="preserve">gras</w:t>
       </w:r>
       <w:r>
         <w:rPr>
-          <w:b/>
-          <w:sz w:val="22"/>
+          <w:rFonts w:ascii="Helvetica" w:hAnsi="Helvetica"/>
+          <w:sz w:val="24"/>
+          <w:szCs w:val="24"/>
         </w:rPr>
-        <w:t>gras</w:t>
-      </w:r>
-      <w:r>
-        <w:rPr>
-          <w:sz w:val="22"/>
-        </w:rPr>
-        <w:t xml:space="preserve"> et figurent dans le </w:t>
-      </w:r>
-      <w:r>
-        <w:rPr>
-          <w:sz w:val="22"/>
-          <w:u w:val="single"/>
-        </w:rPr>
-        <w:t>Lexique</w:t>
-      </w:r>
-      <w:r>
-        <w:rPr>
-          <w:sz w:val="22"/>
-        </w:rPr>
-        <w:t xml:space="preserve"> à la fin du document, où tu trouveras leur définition complète.</w:t>
+        <w:t xml:space="preserve"> et constituent des liens cliquables vers leur définition dans le Lexique en fin de document. Dans le Lexique, chaque terme est lui-même un lien vers sa première apparition dans le cours.</w:t>
       </w:r>
     </w:p>
     <w:p>
@@ -129,17 +220,18 @@
       </w:r>
     </w:p>
     <w:p>
-      <w:bookmarkStart w:id="2" w:name="chap1"/>
+      <w:bookmarkStart w:id="7" w:name="chap1"/>
       <w:pPr>
         <w:pStyle w:val="Heading1"/>
       </w:pPr>
       <w:r>
         <w:rPr>
+          <w:rFonts w:ascii="Helvetica" w:hAnsi="Helvetica"/>
           <w:color w:val="000000"/>
         </w:rPr>
-        <w:t>Chapitre 1 — Comment fonctionne un navigateur</w:t>
+        <w:t>Chapitre 1 — Le navigateur et la logique de navigation</w:t>
       </w:r>
-      <w:bookmarkEnd w:id="2"/>
+      <w:bookmarkEnd w:id="7"/>
     </w:p>
     <w:p>
       <w:pPr>
@@ -147,9 +239,10 @@
       </w:pPr>
       <w:r>
         <w:rPr>
+          <w:rFonts w:ascii="Helvetica" w:hAnsi="Helvetica"/>
           <w:color w:val="000000"/>
         </w:rPr>
-        <w:t>1.1  Ce qu'est un navigateur</w:t>
+        <w:t>1.1  L'URL et ce qu'elle déclenche</w:t>
       </w:r>
     </w:p>
     <w:p>
@@ -158,9 +251,77 @@
       </w:pPr>
       <w:r>
         <w:rPr>
-          <w:sz w:val="22"/>
+          <w:rFonts w:ascii="Helvetica" w:hAnsi="Helvetica"/>
+          <w:sz w:val="24"/>
+          <w:szCs w:val="24"/>
         </w:rPr>
-        <w:t>Un navigateur (browser en anglais) est un logiciel dont le rôle est de récupérer des pages sur Internet et de les afficher à l'écran. Brave, Chrome, Firefox, Safari : ce sont tous des navigateurs.</w:t>
+        <w:t xml:space="preserve">Quand tu saisis une </w:t>
+      </w:r>
+      <w:bookmarkStart w:id="8" w:name="course_url"/>
+      <w:hyperlink w:anchor="lex_url">
+        <w:r>
+          <w:rPr>
+            <w:rStyle w:val="Hyperlink"/>
+            <w:rFonts w:ascii="Helvetica" w:hAnsi="Helvetica"/>
+            <w:sz w:val="24"/>
+            <w:szCs w:val="24"/>
+            <w:b/>
+          </w:rPr>
+          <w:t xml:space="preserve">URL</w:t>
+        </w:r>
+      </w:hyperlink>
+      <w:bookmarkEnd w:id="8"/>
+      <w:r>
+        <w:rPr>
+          <w:rFonts w:ascii="Helvetica" w:hAnsi="Helvetica"/>
+          <w:sz w:val="24"/>
+          <w:szCs w:val="24"/>
+        </w:rPr>
+        <w:t xml:space="preserve"> dans ton navigateur, celui-ci n'affiche pas simplement une page. Il déclenche une séquence d'opérations précises : résolution du nom de domaine, établissement d'une connexion sécurisée via </w:t>
+      </w:r>
+      <w:bookmarkStart w:id="9" w:name="course_http"/>
+      <w:hyperlink w:anchor="lex_http">
+        <w:r>
+          <w:rPr>
+            <w:rStyle w:val="Hyperlink"/>
+            <w:rFonts w:ascii="Helvetica" w:hAnsi="Helvetica"/>
+            <w:sz w:val="24"/>
+            <w:szCs w:val="24"/>
+            <w:b/>
+          </w:rPr>
+          <w:t xml:space="preserve">HTTP</w:t>
+        </w:r>
+      </w:hyperlink>
+      <w:bookmarkEnd w:id="9"/>
+      <w:r>
+        <w:rPr>
+          <w:rFonts w:ascii="Helvetica" w:hAnsi="Helvetica"/>
+          <w:sz w:val="24"/>
+          <w:szCs w:val="24"/>
+        </w:rPr>
+        <w:t xml:space="preserve">, envoi d'une </w:t>
+      </w:r>
+      <w:bookmarkStart w:id="10" w:name="course_requete"/>
+      <w:hyperlink w:anchor="lex_requete">
+        <w:r>
+          <w:rPr>
+            <w:rStyle w:val="Hyperlink"/>
+            <w:rFonts w:ascii="Helvetica" w:hAnsi="Helvetica"/>
+            <w:sz w:val="24"/>
+            <w:szCs w:val="24"/>
+            <w:b/>
+          </w:rPr>
+          <w:t xml:space="preserve">requête</w:t>
+        </w:r>
+      </w:hyperlink>
+      <w:bookmarkEnd w:id="10"/>
+      <w:r>
+        <w:rPr>
+          <w:rFonts w:ascii="Helvetica" w:hAnsi="Helvetica"/>
+          <w:sz w:val="24"/>
+          <w:szCs w:val="24"/>
+        </w:rPr>
+        <w:t xml:space="preserve"> au serveur, réception du code source, et rendu visuel.</w:t>
       </w:r>
     </w:p>
     <w:p>
@@ -169,190 +330,238 @@
       </w:pPr>
       <w:r>
         <w:rPr>
-          <w:sz w:val="22"/>
+          <w:rFonts w:ascii="Helvetica" w:hAnsi="Helvetica"/>
+          <w:sz w:val="24"/>
+          <w:szCs w:val="24"/>
         </w:rPr>
-        <w:t xml:space="preserve">Quand tu tapes une </w:t>
+        <w:t xml:space="preserve">Ce qui est crucial pour notre projet : chaque navigation — que ce soit une URL saisie manuellement, un clic sur un lien, ou une redirection automatique — génère un </w:t>
+      </w:r>
+      <w:bookmarkStart w:id="11" w:name="course_event"/>
+      <w:hyperlink w:anchor="lex_event">
+        <w:r>
+          <w:rPr>
+            <w:rStyle w:val="Hyperlink"/>
+            <w:rFonts w:ascii="Helvetica" w:hAnsi="Helvetica"/>
+            <w:sz w:val="24"/>
+            <w:szCs w:val="24"/>
+            <w:b/>
+          </w:rPr>
+          <w:t xml:space="preserve">événement</w:t>
+        </w:r>
+      </w:hyperlink>
+      <w:bookmarkEnd w:id="11"/>
+      <w:r>
+        <w:rPr>
+          <w:rFonts w:ascii="Helvetica" w:hAnsi="Helvetica"/>
+          <w:sz w:val="24"/>
+          <w:szCs w:val="24"/>
+        </w:rPr>
+        <w:t xml:space="preserve"> détectable par les programmes qui « écoutent » le navigateur.</w:t>
+      </w:r>
+    </w:p>
+    <w:p>
+      <w:pPr>
+        <w:pStyle w:val="Heading2"/>
+      </w:pPr>
+      <w:r>
+        <w:rPr>
+          <w:rFonts w:ascii="Helvetica" w:hAnsi="Helvetica"/>
+          <w:color w:val="000000"/>
+        </w:rPr>
+        <w:t>1.2  Les événements : le cœur du mécanisme</w:t>
+      </w:r>
+    </w:p>
+    <w:p>
+      <w:pPr>
+        <w:spacing w:after="120"/>
+      </w:pPr>
+      <w:r>
+        <w:rPr>
+          <w:rFonts w:ascii="Helvetica" w:hAnsi="Helvetica"/>
+          <w:sz w:val="24"/>
+          <w:szCs w:val="24"/>
+        </w:rPr>
+        <w:t xml:space="preserve">Un </w:t>
       </w:r>
       <w:r>
         <w:rPr>
+          <w:rFonts w:ascii="Helvetica" w:hAnsi="Helvetica"/>
+          <w:sz w:val="24"/>
+          <w:szCs w:val="24"/>
           <w:b/>
-          <w:sz w:val="22"/>
         </w:rPr>
-        <w:t>URL</w:t>
+        <w:t xml:space="preserve">événement</w:t>
       </w:r>
       <w:r>
         <w:rPr>
-          <w:sz w:val="22"/>
+          <w:rFonts w:ascii="Helvetica" w:hAnsi="Helvetica"/>
+          <w:sz w:val="24"/>
+          <w:szCs w:val="24"/>
         </w:rPr>
-        <w:t xml:space="preserve"> comme </w:t>
+        <w:t xml:space="preserve"> est un signal émis par le système quand quelque chose se produit. Le navigateur émet des dizaines de types d'événements différents en permanence : clic de souris, frappe au clavier, chargement de page, ouverture d'onglet, fermeture d'onglet, début de navigation, fin de navigation…</w:t>
+      </w:r>
+    </w:p>
+    <w:p>
+      <w:pPr>
+        <w:spacing w:after="120"/>
+      </w:pPr>
+      <w:r>
+        <w:rPr>
+          <w:rFonts w:ascii="Helvetica" w:hAnsi="Helvetica"/>
+          <w:sz w:val="24"/>
+          <w:szCs w:val="24"/>
+        </w:rPr>
+        <w:t xml:space="preserve">Un programme peut s'abonner à un événement via un </w:t>
+      </w:r>
+      <w:bookmarkStart w:id="12" w:name="course_listener"/>
+      <w:hyperlink w:anchor="lex_listener">
+        <w:r>
+          <w:rPr>
+            <w:rStyle w:val="Hyperlink"/>
+            <w:rFonts w:ascii="Helvetica" w:hAnsi="Helvetica"/>
+            <w:sz w:val="24"/>
+            <w:szCs w:val="24"/>
+            <w:b/>
+          </w:rPr>
+          <w:t xml:space="preserve">listener</w:t>
+        </w:r>
+      </w:hyperlink>
+      <w:bookmarkEnd w:id="12"/>
+      <w:r>
+        <w:rPr>
+          <w:rFonts w:ascii="Helvetica" w:hAnsi="Helvetica"/>
+          <w:sz w:val="24"/>
+          <w:szCs w:val="24"/>
+        </w:rPr>
+        <w:t xml:space="preserve"> — une instruction qui dit : « dès que cet événement se produit, exécute cette fonction ». Le programme ne tourne pas en boucle à vérifier en permanence ; il dort et se réveille uniquement quand l'événement survient. C'est ce qu'on appelle la </w:t>
       </w:r>
       <w:r>
         <w:rPr>
+          <w:rFonts w:ascii="Helvetica" w:hAnsi="Helvetica"/>
+          <w:sz w:val="24"/>
+          <w:szCs w:val="24"/>
+          <w:b/>
           <w:i/>
-          <w:sz w:val="22"/>
         </w:rPr>
-        <w:t>https://www.youtube.com</w:t>
+        <w:t xml:space="preserve">programmation événementielle</w:t>
       </w:r>
       <w:r>
         <w:rPr>
-          <w:sz w:val="22"/>
+          <w:rFonts w:ascii="Helvetica" w:hAnsi="Helvetica"/>
+          <w:sz w:val="24"/>
+          <w:szCs w:val="24"/>
         </w:rPr>
-        <w:t xml:space="preserve"> dans la barre d'adresse et que tu appuies sur Entrée, voici ce qui se passe :</w:t>
+        <w:t xml:space="preserve"> — le modèle dominant dans tout ce qui touche aux interfaces et aux navigateurs.</w:t>
       </w:r>
     </w:p>
     <w:p>
       <w:pPr>
-        <w:pStyle w:val="ListBullet"/>
-        <w:spacing w:after="60"/>
+        <w:spacing w:after="120"/>
+        <w:ind w:left="576"/>
       </w:pPr>
       <w:r>
         <w:rPr>
-          <w:sz w:val="22"/>
+          <w:rFonts w:ascii="Helvetica" w:hAnsi="Helvetica"/>
+          <w:sz w:val="24"/>
+          <w:szCs w:val="24"/>
+          <w:i/>
         </w:rPr>
-        <w:t>Le navigateur décompose l'URL pour savoir à quel serveur parler.</w:t>
+        <w:t xml:space="preserve">Analogie : ce n'est pas toi qui regardes constamment par la fenêtre pour voir si quelqu'un sonne. Tu attends que la sonnette retentisse (événement), et alors seulement tu vas ouvrir (listener).</w:t>
       </w:r>
     </w:p>
     <w:p>
       <w:pPr>
-        <w:pStyle w:val="ListBullet"/>
-        <w:spacing w:after="60"/>
+        <w:pStyle w:val="Heading2"/>
       </w:pPr>
       <w:r>
         <w:rPr>
-          <w:sz w:val="22"/>
+          <w:rFonts w:ascii="Helvetica" w:hAnsi="Helvetica"/>
+          <w:color w:val="000000"/>
         </w:rPr>
-        <w:t>Il envoie une requête à ce serveur via Internet.</w:t>
+        <w:t>1.3  L'événement clé de notre projet : onBeforeNavigate</w:t>
       </w:r>
     </w:p>
     <w:p>
       <w:pPr>
-        <w:pStyle w:val="ListBullet"/>
-        <w:spacing w:after="60"/>
+        <w:spacing w:after="120"/>
       </w:pPr>
       <w:r>
         <w:rPr>
-          <w:sz w:val="22"/>
+          <w:rFonts w:ascii="Helvetica" w:hAnsi="Helvetica"/>
+          <w:sz w:val="24"/>
+          <w:szCs w:val="24"/>
         </w:rPr>
-        <w:t>Le serveur répond en envoyant du code (HTML, CSS, JavaScript).</w:t>
+        <w:t xml:space="preserve">Notre extension utilise l'événement </w:t>
+      </w:r>
+      <w:r>
+        <w:rPr>
+          <w:rFonts w:ascii="Helvetica" w:hAnsi="Helvetica"/>
+          <w:sz w:val="24"/>
+          <w:szCs w:val="24"/>
+          <w:b/>
+          <w:i/>
+        </w:rPr>
+        <w:t xml:space="preserve">onBeforeNavigate</w:t>
+      </w:r>
+      <w:r>
+        <w:rPr>
+          <w:rFonts w:ascii="Helvetica" w:hAnsi="Helvetica"/>
+          <w:sz w:val="24"/>
+          <w:szCs w:val="24"/>
+        </w:rPr>
+        <w:t xml:space="preserve">, qui se déclenche juste avant qu'une navigation commence dans un onglet — avant même que le serveur soit contacté. C'est le moment idéal pour intercepter et rediriger : la page de destination n'a pas encore été chargée.</w:t>
       </w:r>
     </w:p>
     <w:p>
       <w:pPr>
-        <w:pStyle w:val="ListBullet"/>
-        <w:spacing w:after="60"/>
+        <w:spacing w:after="120"/>
       </w:pPr>
       <w:r>
         <w:rPr>
-          <w:sz w:val="22"/>
+          <w:rFonts w:ascii="Helvetica" w:hAnsi="Helvetica"/>
+          <w:sz w:val="24"/>
+          <w:szCs w:val="24"/>
         </w:rPr>
-        <w:t>Le navigateur interprète ce code et affiche la page.</w:t>
+        <w:t xml:space="preserve">Notre </w:t>
       </w:r>
-    </w:p>
-    <w:p/>
-    <w:p>
-      <w:pPr>
-        <w:pStyle w:val="Heading2"/>
-      </w:pPr>
+      <w:bookmarkStart w:id="13" w:name="course_bg"/>
+      <w:hyperlink w:anchor="lex_bg">
+        <w:r>
+          <w:rPr>
+            <w:rStyle w:val="Hyperlink"/>
+            <w:rFonts w:ascii="Helvetica" w:hAnsi="Helvetica"/>
+            <w:sz w:val="24"/>
+            <w:szCs w:val="24"/>
+            <w:b/>
+          </w:rPr>
+          <w:t xml:space="preserve">background script</w:t>
+        </w:r>
+      </w:hyperlink>
+      <w:bookmarkEnd w:id="13"/>
       <w:r>
         <w:rPr>
-          <w:color w:val="000000"/>
+          <w:rFonts w:ascii="Helvetica" w:hAnsi="Helvetica"/>
+          <w:sz w:val="24"/>
+          <w:szCs w:val="24"/>
         </w:rPr>
-        <w:t>1.2  L'URL : l'adresse d'une page</w:t>
-      </w:r>
-    </w:p>
-    <w:p>
-      <w:pPr>
-        <w:spacing w:after="120"/>
-      </w:pPr>
-      <w:r>
-        <w:rPr>
-          <w:sz w:val="22"/>
-        </w:rPr>
-        <w:t xml:space="preserve">Une </w:t>
+        <w:t xml:space="preserve"> s'abonne à cet événement pour tous les onglets du navigateur. À chaque navigation, il vérifie si l'URL contient </w:t>
       </w:r>
       <w:r>
         <w:rPr>
-          <w:b/>
-          <w:sz w:val="22"/>
+          <w:rFonts w:ascii="Helvetica" w:hAnsi="Helvetica"/>
+          <w:sz w:val="24"/>
+          <w:szCs w:val="24"/>
+          <w:i/>
         </w:rPr>
-        <w:t>URL</w:t>
+        <w:t xml:space="preserve">youtube.com</w:t>
       </w:r>
       <w:r>
         <w:rPr>
-          <w:sz w:val="22"/>
+          <w:rFonts w:ascii="Helvetica" w:hAnsi="Helvetica"/>
+          <w:sz w:val="24"/>
+          <w:szCs w:val="24"/>
         </w:rPr>
-        <w:t xml:space="preserve"> (Uniform Resource Locator) est simplement une adresse sur Internet. Elle fonctionne comme une adresse postale.</w:t>
-      </w:r>
-    </w:p>
-    <w:p>
-      <w:pPr>
-        <w:spacing w:after="120"/>
-        <w:ind w:left="576"/>
-      </w:pPr>
-      <w:r>
-        <w:rPr>
-          <w:i/>
-          <w:sz w:val="22"/>
-        </w:rPr>
-        <w:t>Analogie : si Internet est une ville, chaque site web est un immeuble, et l'URL est l'adresse exacte de la porte que tu veux ouvrir.</w:t>
-      </w:r>
-    </w:p>
-    <w:p>
-      <w:pPr>
-        <w:spacing w:after="120"/>
-      </w:pPr>
-      <w:r>
-        <w:rPr>
-          <w:sz w:val="22"/>
-        </w:rPr>
-        <w:t xml:space="preserve">Dans notre projet, le navigateur surveille toutes les URLs visitées. Dès qu'il détecte que tu veux aller sur </w:t>
-      </w:r>
-      <w:r>
-        <w:rPr>
-          <w:i/>
-          <w:sz w:val="22"/>
-        </w:rPr>
-        <w:t>youtube.com</w:t>
-      </w:r>
-      <w:r>
-        <w:rPr>
-          <w:sz w:val="22"/>
-        </w:rPr>
-        <w:t>, il déclenche notre programme.</w:t>
-      </w:r>
-    </w:p>
-    <w:p/>
-    <w:p>
-      <w:pPr>
-        <w:pStyle w:val="Heading2"/>
-      </w:pPr>
-      <w:r>
-        <w:rPr>
-          <w:color w:val="000000"/>
-        </w:rPr>
-        <w:t>1.3  La navigation : un événement</w:t>
-      </w:r>
-    </w:p>
-    <w:p>
-      <w:pPr>
-        <w:spacing w:after="120"/>
-      </w:pPr>
-      <w:r>
-        <w:rPr>
-          <w:sz w:val="22"/>
-        </w:rPr>
-        <w:t>En informatique, un événement (event) est quelque chose qui se produit et que l'on peut détecter pour réagir. Chaque fois que tu cliques sur un lien ou que tu saisis une URL, le navigateur déclenche un événement de navigation.</w:t>
-      </w:r>
-    </w:p>
-    <w:p>
-      <w:pPr>
-        <w:spacing w:after="120"/>
-      </w:pPr>
-      <w:r>
-        <w:rPr>
-          <w:sz w:val="22"/>
-        </w:rPr>
-        <w:t>Notre extension s'abonne à cet événement. Cela signifie qu'elle demande au navigateur : « préviens-moi dès qu'une navigation commence ». C'est le mécanisme central de tout notre projet.</w:t>
+        <w:t xml:space="preserve">. Si oui : il décide de bloquer ou de laisser passer. Si non : il nettoie les autorisations de cet onglet.</w:t>
       </w:r>
     </w:p>
     <w:p>
@@ -361,17 +570,18 @@
       </w:r>
     </w:p>
     <w:p>
-      <w:bookmarkStart w:id="3" w:name="chap2"/>
+      <w:bookmarkStart w:id="14" w:name="chap2"/>
       <w:pPr>
         <w:pStyle w:val="Heading1"/>
       </w:pPr>
       <w:r>
         <w:rPr>
+          <w:rFonts w:ascii="Helvetica" w:hAnsi="Helvetica"/>
           <w:color w:val="000000"/>
         </w:rPr>
-        <w:t>Chapitre 2 — Les extensions de navigateur</w:t>
+        <w:t>Chapitre 2 — Architecture de l'extension</w:t>
       </w:r>
-      <w:bookmarkEnd w:id="3"/>
+      <w:bookmarkEnd w:id="14"/>
     </w:p>
     <w:p>
       <w:pPr>
@@ -379,9 +589,10 @@
       </w:pPr>
       <w:r>
         <w:rPr>
+          <w:rFonts w:ascii="Helvetica" w:hAnsi="Helvetica"/>
           <w:color w:val="000000"/>
         </w:rPr>
-        <w:t>2.1  Qu'est-ce qu'une extension ?</w:t>
+        <w:t>2.1  Le manifest : déclaration des intentions</w:t>
       </w:r>
     </w:p>
     <w:p>
@@ -390,137 +601,141 @@
       </w:pPr>
       <w:r>
         <w:rPr>
-          <w:sz w:val="22"/>
+          <w:rFonts w:ascii="Helvetica" w:hAnsi="Helvetica"/>
+          <w:sz w:val="24"/>
+          <w:szCs w:val="24"/>
         </w:rPr>
-        <w:t>Une extension est un programme qui s'installe dans un navigateur pour en modifier ou en étendre les capacités. Bloqueurs de publicités, gestionnaires de mots de passe, thèmes visuels : ce sont tous des extensions.</w:t>
+        <w:t xml:space="preserve">Avant qu'un navigateur autorise une extension à faire quoi que ce soit, il lit son </w:t>
+      </w:r>
+      <w:bookmarkStart w:id="15" w:name="course_manifest"/>
+      <w:hyperlink w:anchor="lex_manifest">
+        <w:r>
+          <w:rPr>
+            <w:rStyle w:val="Hyperlink"/>
+            <w:rFonts w:ascii="Helvetica" w:hAnsi="Helvetica"/>
+            <w:sz w:val="24"/>
+            <w:szCs w:val="24"/>
+            <w:b/>
+          </w:rPr>
+          <w:t xml:space="preserve">manifest</w:t>
+        </w:r>
+      </w:hyperlink>
+      <w:bookmarkEnd w:id="15"/>
+      <w:r>
+        <w:rPr>
+          <w:rFonts w:ascii="Helvetica" w:hAnsi="Helvetica"/>
+          <w:sz w:val="24"/>
+          <w:szCs w:val="24"/>
+        </w:rPr>
+        <w:t xml:space="preserve"> — un fichier de déclaration qui liste exactement ce que l'extension est autorisée à faire. C'est un mécanisme de sécurité : sans déclaration explicite, aucun accès n'est accordé.</w:t>
       </w:r>
     </w:p>
     <w:p>
       <w:pPr>
         <w:spacing w:after="120"/>
-        <w:ind w:left="576"/>
       </w:pPr>
       <w:r>
         <w:rPr>
-          <w:i/>
-          <w:sz w:val="22"/>
+          <w:rFonts w:ascii="Helvetica" w:hAnsi="Helvetica"/>
+          <w:sz w:val="24"/>
+          <w:szCs w:val="24"/>
         </w:rPr>
-        <w:t>Analogie : si le navigateur est une voiture, une extension est une modification mécanique ou électronique que tu y ajoutes — un régulateur de vitesse, un système d'alarme, etc.</w:t>
+        <w:t xml:space="preserve">Notre extension déclare dans ce fichier qu'elle a besoin d'accéder à l'API de navigation (pour surveiller les URLs), à l'API des onglets (pour les modifier), et qu'elle a un </w:t>
       </w:r>
-    </w:p>
-    <w:p/>
-    <w:p>
-      <w:pPr>
-        <w:pStyle w:val="Heading2"/>
-      </w:pPr>
+      <w:bookmarkStart w:id="16" w:name="course_script"/>
+      <w:hyperlink w:anchor="lex_script">
+        <w:r>
+          <w:rPr>
+            <w:rStyle w:val="Hyperlink"/>
+            <w:rFonts w:ascii="Helvetica" w:hAnsi="Helvetica"/>
+            <w:sz w:val="24"/>
+            <w:szCs w:val="24"/>
+            <w:b/>
+          </w:rPr>
+          <w:t xml:space="preserve">script</w:t>
+        </w:r>
+      </w:hyperlink>
+      <w:bookmarkEnd w:id="16"/>
       <w:r>
         <w:rPr>
-          <w:color w:val="000000"/>
+          <w:rFonts w:ascii="Helvetica" w:hAnsi="Helvetica"/>
+          <w:sz w:val="24"/>
+          <w:szCs w:val="24"/>
         </w:rPr>
-        <w:t>2.2  La carte d'identité de l'extension : le manifest</w:t>
+        <w:t xml:space="preserve"> de fond permanent. Ce principe du moindre privilège — ne demander que ce dont on a besoin — est une règle fondamentale en sécurité informatique.</w:t>
       </w:r>
     </w:p>
     <w:p>
       <w:pPr>
-        <w:spacing w:after="120"/>
+        <w:pStyle w:val="Heading2"/>
       </w:pPr>
       <w:r>
         <w:rPr>
-          <w:sz w:val="22"/>
+          <w:rFonts w:ascii="Helvetica" w:hAnsi="Helvetica"/>
+          <w:color w:val="000000"/>
         </w:rPr>
-        <w:t xml:space="preserve">Chaque extension possède un fichier appelé </w:t>
+        <w:t>2.2  Deux scripts, deux espaces d'exécution distincts</w:t>
+      </w:r>
+    </w:p>
+    <w:p>
+      <w:pPr>
+        <w:spacing w:after="120"/>
+      </w:pPr>
+      <w:r>
+        <w:rPr>
+          <w:rFonts w:ascii="Helvetica" w:hAnsi="Helvetica"/>
+          <w:sz w:val="24"/>
+          <w:szCs w:val="24"/>
+        </w:rPr>
+        <w:t xml:space="preserve">Notre extension est composée de deux scripts aux rôles et aux environnements d'exécution radicalement différents. Il ne s'agit pas d'une simple division arbitraire : le navigateur impose cette séparation pour des raisons de sécurité.</w:t>
+      </w:r>
+    </w:p>
+    <w:p>
+      <w:pPr>
+        <w:spacing w:after="120"/>
+      </w:pPr>
+      <w:r>
+        <w:rPr>
+          <w:rFonts w:ascii="Helvetica" w:hAnsi="Helvetica"/>
+          <w:sz w:val="24"/>
+          <w:szCs w:val="24"/>
+        </w:rPr>
+        <w:t xml:space="preserve">Le </w:t>
       </w:r>
       <w:r>
         <w:rPr>
+          <w:rFonts w:ascii="Helvetica" w:hAnsi="Helvetica"/>
+          <w:sz w:val="24"/>
+          <w:szCs w:val="24"/>
           <w:b/>
-          <w:sz w:val="22"/>
+          <w:i/>
         </w:rPr>
-        <w:t>manifest</w:t>
+        <w:t xml:space="preserve">background script</w:t>
       </w:r>
       <w:r>
         <w:rPr>
-          <w:sz w:val="22"/>
-        </w:rPr>
-        <w:t>. C'est le document d'identité du programme : il indique au navigateur le nom de l'extension, ce qu'elle est autorisée à faire, et quels fichiers la composent.</w:t>
-      </w:r>
-    </w:p>
-    <w:p>
-      <w:pPr>
-        <w:spacing w:after="120"/>
-      </w:pPr>
-      <w:r>
-        <w:rPr>
-          <w:sz w:val="22"/>
-        </w:rPr>
-        <w:t>Par exemple, notre extension déclare dans ce fichier qu'elle a le droit de surveiller la navigation et de modifier les onglets. Sans cette déclaration, le navigateur lui refuserait ces actions.</w:t>
-      </w:r>
-    </w:p>
-    <w:p/>
-    <w:p>
-      <w:pPr>
-        <w:pStyle w:val="Heading2"/>
-      </w:pPr>
-      <w:r>
-        <w:rPr>
-          <w:color w:val="000000"/>
-        </w:rPr>
-        <w:t>2.3  Les deux types de scripts dans notre extension</w:t>
-      </w:r>
-    </w:p>
-    <w:p>
-      <w:pPr>
-        <w:spacing w:after="120"/>
-      </w:pPr>
-      <w:r>
-        <w:rPr>
-          <w:sz w:val="22"/>
-        </w:rPr>
-        <w:t xml:space="preserve">Notre extension est composée de deux fichiers principaux, deux </w:t>
-      </w:r>
-      <w:r>
-        <w:rPr>
-          <w:b/>
-          <w:sz w:val="22"/>
-        </w:rPr>
-        <w:t>scripts</w:t>
-      </w:r>
-      <w:r>
-        <w:rPr>
-          <w:sz w:val="22"/>
-        </w:rPr>
-        <w:t xml:space="preserve"> (programmes) aux rôles très différents :</w:t>
-      </w:r>
-    </w:p>
-    <w:p>
-      <w:pPr>
-        <w:spacing w:after="120"/>
-      </w:pPr>
-      <w:r>
-        <w:rPr>
-          <w:b/>
-          <w:sz w:val="22"/>
-          <w:u w:val="single"/>
-        </w:rPr>
-        <w:t>Le background script</w:t>
-      </w:r>
-      <w:r>
-        <w:rPr>
-          <w:sz w:val="22"/>
+          <w:rFonts w:ascii="Helvetica" w:hAnsi="Helvetica"/>
+          <w:sz w:val="24"/>
+          <w:szCs w:val="24"/>
         </w:rPr>
         <w:t xml:space="preserve"> (</w:t>
       </w:r>
       <w:r>
         <w:rPr>
+          <w:rFonts w:ascii="Helvetica" w:hAnsi="Helvetica"/>
+          <w:sz w:val="24"/>
+          <w:szCs w:val="24"/>
           <w:i/>
-          <w:sz w:val="22"/>
         </w:rPr>
-        <w:t>background.js</w:t>
+        <w:t xml:space="preserve">background.js</w:t>
       </w:r>
       <w:r>
         <w:rPr>
-          <w:sz w:val="22"/>
+          <w:rFonts w:ascii="Helvetica" w:hAnsi="Helvetica"/>
+          <w:sz w:val="24"/>
+          <w:szCs w:val="24"/>
         </w:rPr>
-        <w:t>) : c'est le vigile. Il tourne en permanence en arrière-plan, invisible, et surveille tous les onglets du navigateur. Il ne s'affiche jamais à l'écran.</w:t>
+        <w:t xml:space="preserve">) s'exécute dans un contexte isolé, sans accès au DOM d'aucune page, sans interface visuelle. Il a en revanche accès aux APIs privilégiées du navigateur — navigation, onglets, stockage. Il tourne en permanence en arrière-plan.</w:t>
       </w:r>
     </w:p>
     <w:p>
@@ -529,30 +744,63 @@
       </w:pPr>
       <w:r>
         <w:rPr>
-          <w:b/>
-          <w:sz w:val="22"/>
-          <w:u w:val="single"/>
+          <w:rFonts w:ascii="Helvetica" w:hAnsi="Helvetica"/>
+          <w:sz w:val="24"/>
+          <w:szCs w:val="24"/>
         </w:rPr>
-        <w:t>Le page script</w:t>
+        <w:t xml:space="preserve">Le </w:t>
       </w:r>
       <w:r>
         <w:rPr>
-          <w:sz w:val="22"/>
+          <w:rFonts w:ascii="Helvetica" w:hAnsi="Helvetica"/>
+          <w:sz w:val="24"/>
+          <w:szCs w:val="24"/>
+          <w:b/>
+          <w:i/>
+        </w:rPr>
+        <w:t xml:space="preserve">page script</w:t>
+      </w:r>
+      <w:r>
+        <w:rPr>
+          <w:rFonts w:ascii="Helvetica" w:hAnsi="Helvetica"/>
+          <w:sz w:val="24"/>
+          <w:szCs w:val="24"/>
         </w:rPr>
         <w:t xml:space="preserve"> (</w:t>
       </w:r>
       <w:r>
         <w:rPr>
+          <w:rFonts w:ascii="Helvetica" w:hAnsi="Helvetica"/>
+          <w:sz w:val="24"/>
+          <w:szCs w:val="24"/>
           <w:i/>
-          <w:sz w:val="22"/>
         </w:rPr>
-        <w:t>blocker.js</w:t>
+        <w:t xml:space="preserve">blocker.js</w:t>
       </w:r>
       <w:r>
         <w:rPr>
-          <w:sz w:val="22"/>
+          <w:rFonts w:ascii="Helvetica" w:hAnsi="Helvetica"/>
+          <w:sz w:val="24"/>
+          <w:szCs w:val="24"/>
         </w:rPr>
-        <w:t>) : c'est la page de blocage. Il ne s'exécute que quand la page de blocage est affichée à l'écran, et gère tout ce qui est visible : le timer, le champ de saisie, le bouton.</w:t>
+        <w:t xml:space="preserve">) s'exécute dans le contexte de la page </w:t>
+      </w:r>
+      <w:r>
+        <w:rPr>
+          <w:rFonts w:ascii="Helvetica" w:hAnsi="Helvetica"/>
+          <w:sz w:val="24"/>
+          <w:szCs w:val="24"/>
+          <w:i/>
+        </w:rPr>
+        <w:t xml:space="preserve">blocker.html</w:t>
+      </w:r>
+      <w:r>
+        <w:rPr>
+          <w:rFonts w:ascii="Helvetica" w:hAnsi="Helvetica"/>
+          <w:sz w:val="24"/>
+          <w:szCs w:val="24"/>
+        </w:rPr>
+        <w:t xml:space="preserve">. Il a accès au DOM de cette page (les éléments visuels), mais pas aux APIs privilégiées du navigateur. Il ne s'exécute que quand cette page est affichée.</w:t>
       </w:r>
     </w:p>
     <w:p>
@@ -562,33 +810,24 @@
       </w:pPr>
       <w:r>
         <w:rPr>
+          <w:rFonts w:ascii="Helvetica" w:hAnsi="Helvetica"/>
+          <w:sz w:val="24"/>
+          <w:szCs w:val="24"/>
           <w:i/>
-          <w:sz w:val="22"/>
         </w:rPr>
-        <w:t>Analogie : le background script est comme un agent de sécurité dans une salle de contrôle avec des caméras. Le page script est comme l'accueil d'une boîte de nuit — il n'existe que quand quelqu'un se présente à l'entrée.</w:t>
-      </w:r>
-    </w:p>
-    <w:p/>
-    <w:p>
-      <w:pPr>
-        <w:pStyle w:val="Heading2"/>
-      </w:pPr>
-      <w:r>
-        <w:rPr>
-          <w:color w:val="000000"/>
-        </w:rPr>
-        <w:t>2.4  Comment ces deux scripts communiquent</w:t>
+        <w:t xml:space="preserve">Analogie : le background script est un agent dans une salle de contrôle sans fenêtres, avec accès à tous les systèmes. Le page script est l'accueil visible depuis lequel il interagit avec les visiteurs — mais il ne contrôle pas les systèmes en coulisses.</w:t>
       </w:r>
     </w:p>
     <w:p>
       <w:pPr>
-        <w:spacing w:after="120"/>
+        <w:pStyle w:val="Heading2"/>
       </w:pPr>
       <w:r>
         <w:rPr>
-          <w:sz w:val="22"/>
+          <w:rFonts w:ascii="Helvetica" w:hAnsi="Helvetica"/>
+          <w:color w:val="000000"/>
         </w:rPr>
-        <w:t>Les deux scripts ne partagent pas la même mémoire : ils s'exécutent dans des espaces séparés du navigateur. Pour se parler, ils s'envoient des messages.</w:t>
+        <w:t>2.3  La communication par messages</w:t>
       </w:r>
     </w:p>
     <w:p>
@@ -597,22 +836,284 @@
       </w:pPr>
       <w:r>
         <w:rPr>
-          <w:sz w:val="22"/>
+          <w:rFonts w:ascii="Helvetica" w:hAnsi="Helvetica"/>
+          <w:sz w:val="24"/>
+          <w:szCs w:val="24"/>
         </w:rPr>
-        <w:t>Dans notre projet, quand tu valides la bonne phrase, le page script envoie un message au background script : « autorise cet onglet ». Le background script reçoit ce message et met à jour sa liste interne d'onglets autorisés.</w:t>
+        <w:t xml:space="preserve">Puisque les deux scripts s'exécutent dans des espaces mémoire séparés, ils ne peuvent pas partager de variables directement. La seule façon de les faire coopérer est l'échange de messages asynchrones via l'API de messagerie interne du navigateur.</w:t>
       </w:r>
     </w:p>
     <w:p>
       <w:pPr>
         <w:spacing w:after="120"/>
-        <w:ind w:left="576"/>
       </w:pPr>
       <w:r>
         <w:rPr>
+          <w:rFonts w:ascii="Helvetica" w:hAnsi="Helvetica"/>
+          <w:sz w:val="24"/>
+          <w:szCs w:val="24"/>
+        </w:rPr>
+        <w:t xml:space="preserve">Dans notre projet, quand tu valides la bonne phrase, </w:t>
+      </w:r>
+      <w:r>
+        <w:rPr>
+          <w:rFonts w:ascii="Helvetica" w:hAnsi="Helvetica"/>
+          <w:sz w:val="24"/>
+          <w:szCs w:val="24"/>
           <w:i/>
-          <w:sz w:val="22"/>
         </w:rPr>
-        <w:t>Analogie : c'est comme un agent de sécurité à l'accueil qui appelle par radio la salle de contrôle pour dire : « le visiteur du sas 3 est validé, ne l'interceptez plus ».</w:t>
+        <w:t xml:space="preserve">blocker.js</w:t>
+      </w:r>
+      <w:r>
+        <w:rPr>
+          <w:rFonts w:ascii="Helvetica" w:hAnsi="Helvetica"/>
+          <w:sz w:val="24"/>
+          <w:szCs w:val="24"/>
+        </w:rPr>
+        <w:t xml:space="preserve"> envoie un message contenant </w:t>
+      </w:r>
+      <w:r>
+        <w:rPr>
+          <w:rFonts w:ascii="Helvetica" w:hAnsi="Helvetica"/>
+          <w:sz w:val="24"/>
+          <w:szCs w:val="24"/>
+          <w:i/>
+        </w:rPr>
+        <w:t xml:space="preserve">{ action: "autoriser" }</w:t>
+      </w:r>
+      <w:r>
+        <w:rPr>
+          <w:rFonts w:ascii="Helvetica" w:hAnsi="Helvetica"/>
+          <w:sz w:val="24"/>
+          <w:szCs w:val="24"/>
+        </w:rPr>
+        <w:t xml:space="preserve">. Le </w:t>
+      </w:r>
+      <w:r>
+        <w:rPr>
+          <w:rFonts w:ascii="Helvetica" w:hAnsi="Helvetica"/>
+          <w:sz w:val="24"/>
+          <w:szCs w:val="24"/>
+          <w:b/>
+        </w:rPr>
+        <w:t xml:space="preserve">background script</w:t>
+      </w:r>
+      <w:r>
+        <w:rPr>
+          <w:rFonts w:ascii="Helvetica" w:hAnsi="Helvetica"/>
+          <w:sz w:val="24"/>
+          <w:szCs w:val="24"/>
+        </w:rPr>
+        <w:t xml:space="preserve"> reçoit ce message et identifie automatiquement l'onglet expéditeur via l'objet </w:t>
+      </w:r>
+      <w:r>
+        <w:rPr>
+          <w:rFonts w:ascii="Helvetica" w:hAnsi="Helvetica"/>
+          <w:sz w:val="24"/>
+          <w:szCs w:val="24"/>
+          <w:i/>
+        </w:rPr>
+        <w:t xml:space="preserve">sender.tab.id</w:t>
+      </w:r>
+      <w:r>
+        <w:rPr>
+          <w:rFonts w:ascii="Helvetica" w:hAnsi="Helvetica"/>
+          <w:sz w:val="24"/>
+          <w:szCs w:val="24"/>
+        </w:rPr>
+        <w:t xml:space="preserve">. Il ajoute cet identifiant à sa liste interne, puis laisse les prochaines navigations YouTube de cet onglet passer sans interruption.</w:t>
+      </w:r>
+    </w:p>
+    <w:p>
+      <w:pPr>
+        <w:spacing w:after="120"/>
+      </w:pPr>
+      <w:r>
+        <w:rPr>
+          <w:rFonts w:ascii="Helvetica" w:hAnsi="Helvetica"/>
+          <w:sz w:val="24"/>
+          <w:szCs w:val="24"/>
+        </w:rPr>
+        <w:t xml:space="preserve">Ce mécanisme a résolu le premier bug du projet : sans ce message, la redirection vers YouTube après validation déclenchait à nouveau l'interception, créant une boucle infinie.</w:t>
+      </w:r>
+    </w:p>
+    <w:p>
+      <w:pPr>
+        <w:pStyle w:val="Heading2"/>
+      </w:pPr>
+      <w:r>
+        <w:rPr>
+          <w:rFonts w:ascii="Helvetica" w:hAnsi="Helvetica"/>
+          <w:color w:val="000000"/>
+        </w:rPr>
+        <w:t>2.4  La gestion de l'état : le Set des onglets autorisés</w:t>
+      </w:r>
+    </w:p>
+    <w:p>
+      <w:pPr>
+        <w:spacing w:after="120"/>
+      </w:pPr>
+      <w:r>
+        <w:rPr>
+          <w:rFonts w:ascii="Helvetica" w:hAnsi="Helvetica"/>
+          <w:sz w:val="24"/>
+          <w:szCs w:val="24"/>
+        </w:rPr>
+        <w:t xml:space="preserve">Le </w:t>
+      </w:r>
+      <w:r>
+        <w:rPr>
+          <w:rFonts w:ascii="Helvetica" w:hAnsi="Helvetica"/>
+          <w:sz w:val="24"/>
+          <w:szCs w:val="24"/>
+          <w:b/>
+        </w:rPr>
+        <w:t xml:space="preserve">background script</w:t>
+      </w:r>
+      <w:r>
+        <w:rPr>
+          <w:rFonts w:ascii="Helvetica" w:hAnsi="Helvetica"/>
+          <w:sz w:val="24"/>
+          <w:szCs w:val="24"/>
+        </w:rPr>
+        <w:t xml:space="preserve"> maintient en mémoire un </w:t>
+      </w:r>
+      <w:bookmarkStart w:id="17" w:name="course_set"/>
+      <w:hyperlink w:anchor="lex_set">
+        <w:r>
+          <w:rPr>
+            <w:rStyle w:val="Hyperlink"/>
+            <w:rFonts w:ascii="Helvetica" w:hAnsi="Helvetica"/>
+            <w:sz w:val="24"/>
+            <w:szCs w:val="24"/>
+            <w:b/>
+          </w:rPr>
+          <w:t xml:space="preserve">Set</w:t>
+        </w:r>
+      </w:hyperlink>
+      <w:bookmarkEnd w:id="17"/>
+      <w:r>
+        <w:rPr>
+          <w:rFonts w:ascii="Helvetica" w:hAnsi="Helvetica"/>
+          <w:sz w:val="24"/>
+          <w:szCs w:val="24"/>
+        </w:rPr>
+        <w:t xml:space="preserve"> — une structure de données qui stocke des identifiants d'onglets uniques. Cet ensemble constitue l'</w:t>
+      </w:r>
+      <w:r>
+        <w:rPr>
+          <w:rFonts w:ascii="Helvetica" w:hAnsi="Helvetica"/>
+          <w:sz w:val="24"/>
+          <w:szCs w:val="24"/>
+          <w:b/>
+        </w:rPr>
+        <w:t xml:space="preserve">état</w:t>
+      </w:r>
+      <w:r>
+        <w:rPr>
+          <w:rFonts w:ascii="Helvetica" w:hAnsi="Helvetica"/>
+          <w:sz w:val="24"/>
+          <w:szCs w:val="24"/>
+        </w:rPr>
+        <w:t xml:space="preserve"> du script : il mémorise quels onglets ont le droit de naviguer sur YouTube.</w:t>
+      </w:r>
+    </w:p>
+    <w:p>
+      <w:pPr>
+        <w:spacing w:after="120"/>
+      </w:pPr>
+      <w:r>
+        <w:rPr>
+          <w:rFonts w:ascii="Helvetica" w:hAnsi="Helvetica"/>
+          <w:sz w:val="24"/>
+          <w:szCs w:val="24"/>
+        </w:rPr>
+        <w:t xml:space="preserve">Cet état est volatil : il n'est pas sauvegardé sur le disque. Si le navigateur est fermé ou si l'extension est rechargée, le Set est vidé. C'est un choix délibéré : à chaque nouvelle session, la validation recommence.</w:t>
+      </w:r>
+    </w:p>
+    <w:p>
+      <w:pPr>
+        <w:spacing w:after="120"/>
+      </w:pPr>
+      <w:r>
+        <w:rPr>
+          <w:rFonts w:ascii="Helvetica" w:hAnsi="Helvetica"/>
+          <w:sz w:val="24"/>
+          <w:szCs w:val="24"/>
+        </w:rPr>
+        <w:t xml:space="preserve">Le Set est modifié dans trois situations :</w:t>
+      </w:r>
+    </w:p>
+    <w:p>
+      <w:pPr>
+        <w:pStyle w:val="ListBullet"/>
+        <w:spacing w:after="120"/>
+      </w:pPr>
+      <w:r>
+        <w:rPr>
+          <w:rFonts w:ascii="Helvetica" w:hAnsi="Helvetica"/>
+          <w:sz w:val="24"/>
+          <w:szCs w:val="24"/>
+        </w:rPr>
+        <w:t xml:space="preserve">Ajout : quand un message « autoriser » est reçu.</w:t>
+      </w:r>
+    </w:p>
+    <w:p>
+      <w:pPr>
+        <w:pStyle w:val="ListBullet"/>
+        <w:spacing w:after="120"/>
+      </w:pPr>
+      <w:r>
+        <w:rPr>
+          <w:rFonts w:ascii="Helvetica" w:hAnsi="Helvetica"/>
+          <w:sz w:val="24"/>
+          <w:szCs w:val="24"/>
+        </w:rPr>
+        <w:t xml:space="preserve">Suppression : quand l'onglet navigue vers une URL non-YouTube.</w:t>
+      </w:r>
+    </w:p>
+    <w:p>
+      <w:pPr>
+        <w:pStyle w:val="ListBullet"/>
+        <w:spacing w:after="120"/>
+      </w:pPr>
+      <w:r>
+        <w:rPr>
+          <w:rFonts w:ascii="Helvetica" w:hAnsi="Helvetica"/>
+          <w:sz w:val="24"/>
+          <w:szCs w:val="24"/>
+        </w:rPr>
+        <w:t xml:space="preserve">Suppression : quand l'onglet est fermé (événement </w:t>
+      </w:r>
+      <w:r>
+        <w:rPr>
+          <w:rFonts w:ascii="Helvetica" w:hAnsi="Helvetica"/>
+          <w:sz w:val="24"/>
+          <w:szCs w:val="24"/>
+          <w:i/>
+        </w:rPr>
+        <w:t xml:space="preserve">onRemoved</w:t>
+      </w:r>
+      <w:r>
+        <w:rPr>
+          <w:rFonts w:ascii="Helvetica" w:hAnsi="Helvetica"/>
+          <w:sz w:val="24"/>
+          <w:szCs w:val="24"/>
+        </w:rPr>
+        <w:t xml:space="preserve">).</w:t>
+      </w:r>
+    </w:p>
+    <w:p>
+      <w:pPr>
+        <w:spacing w:after="120"/>
+      </w:pPr>
+      <w:r>
+        <w:rPr>
+          <w:rFonts w:ascii="Helvetica" w:hAnsi="Helvetica"/>
+          <w:sz w:val="24"/>
+          <w:szCs w:val="24"/>
+        </w:rPr>
+        <w:t xml:space="preserve">Ce dernier point a résolu le second bug : sans nettoyage au départ de YouTube, l'autorisation persistait indéfiniment, rendant le bloqueur inutile pour les sessions suivantes dans le même onglet.</w:t>
       </w:r>
     </w:p>
     <w:p>
@@ -621,17 +1122,18 @@
       </w:r>
     </w:p>
     <w:p>
-      <w:bookmarkStart w:id="4" w:name="chap3"/>
+      <w:bookmarkStart w:id="18" w:name="chap3"/>
       <w:pPr>
         <w:pStyle w:val="Heading1"/>
       </w:pPr>
       <w:r>
         <w:rPr>
+          <w:rFonts w:ascii="Helvetica" w:hAnsi="Helvetica"/>
           <w:color w:val="000000"/>
         </w:rPr>
-        <w:t>Chapitre 3 — JavaScript : le langage du web</w:t>
+        <w:t>Chapitre 3 — JavaScript et la programmation événementielle</w:t>
       </w:r>
-      <w:bookmarkEnd w:id="4"/>
+      <w:bookmarkEnd w:id="18"/>
     </w:p>
     <w:p>
       <w:pPr>
@@ -639,9 +1141,10 @@
       </w:pPr>
       <w:r>
         <w:rPr>
+          <w:rFonts w:ascii="Helvetica" w:hAnsi="Helvetica"/>
           <w:color w:val="000000"/>
         </w:rPr>
-        <w:t>3.1  Qu'est-ce qu'un langage de programmation ?</w:t>
+        <w:t>3.1  Pourquoi JavaScript dans un navigateur ?</w:t>
       </w:r>
     </w:p>
     <w:p>
@@ -650,9 +1153,50 @@
       </w:pPr>
       <w:r>
         <w:rPr>
-          <w:sz w:val="22"/>
+          <w:rFonts w:ascii="Helvetica" w:hAnsi="Helvetica"/>
+          <w:sz w:val="24"/>
+          <w:szCs w:val="24"/>
         </w:rPr>
-        <w:t>Un ordinateur ne comprend que des séries de 0 et de 1. Un langage de programmation est un système d'écriture intermédiaire, lisible par les humains, qui est ensuite traduit en instructions que la machine peut exécuter.</w:t>
+        <w:t xml:space="preserve">Tu connais déjà le concept de </w:t>
+      </w:r>
+      <w:r>
+        <w:rPr>
+          <w:rFonts w:ascii="Helvetica" w:hAnsi="Helvetica"/>
+          <w:sz w:val="24"/>
+          <w:szCs w:val="24"/>
+          <w:b/>
+        </w:rPr>
+        <w:t xml:space="preserve">langage de programmation</w:t>
+      </w:r>
+      <w:r>
+        <w:rPr>
+          <w:rFonts w:ascii="Helvetica" w:hAnsi="Helvetica"/>
+          <w:sz w:val="24"/>
+          <w:szCs w:val="24"/>
+        </w:rPr>
+        <w:t xml:space="preserve">. </w:t>
+      </w:r>
+      <w:bookmarkStart w:id="19" w:name="course_js"/>
+      <w:hyperlink w:anchor="lex_js">
+        <w:r>
+          <w:rPr>
+            <w:rStyle w:val="Hyperlink"/>
+            <w:rFonts w:ascii="Helvetica" w:hAnsi="Helvetica"/>
+            <w:sz w:val="24"/>
+            <w:szCs w:val="24"/>
+            <w:b/>
+          </w:rPr>
+          <w:t xml:space="preserve">JavaScript</w:t>
+        </w:r>
+      </w:hyperlink>
+      <w:bookmarkEnd w:id="19"/>
+      <w:r>
+        <w:rPr>
+          <w:rFonts w:ascii="Helvetica" w:hAnsi="Helvetica"/>
+          <w:sz w:val="24"/>
+          <w:szCs w:val="24"/>
+        </w:rPr>
+        <w:t xml:space="preserve"> est le seul langage que tous les navigateurs web exécutent nativement, sans installation supplémentaire. Ce n'est pas un choix parmi d'autres — c'est une contrainte imposée par l'histoire et la standardisation du web.</w:t>
       </w:r>
     </w:p>
     <w:p>
@@ -661,32 +1205,40 @@
       </w:pPr>
       <w:r>
         <w:rPr>
-          <w:sz w:val="22"/>
+          <w:rFonts w:ascii="Helvetica" w:hAnsi="Helvetica"/>
+          <w:sz w:val="24"/>
+          <w:szCs w:val="24"/>
         </w:rPr>
-        <w:t>Il existe des centaines de langages de programmation. On choisit un langage en fonction de ce que l'on veut faire. Pour construire des choses qui s'exécutent dans un navigateur web, on utilise JavaScript.</w:t>
+        <w:t xml:space="preserve">Notre extension est intégralement écrite en JavaScript. Les deux scripts sont des fichiers </w:t>
       </w:r>
-    </w:p>
-    <w:p/>
-    <w:p>
-      <w:pPr>
-        <w:pStyle w:val="Heading2"/>
-      </w:pPr>
       <w:r>
         <w:rPr>
-          <w:color w:val="000000"/>
+          <w:rFonts w:ascii="Helvetica" w:hAnsi="Helvetica"/>
+          <w:sz w:val="24"/>
+          <w:szCs w:val="24"/>
+          <w:i/>
         </w:rPr>
-        <w:t>3.2  Pourquoi JavaScript ?</w:t>
+        <w:t xml:space="preserve">.js</w:t>
+      </w:r>
+      <w:r>
+        <w:rPr>
+          <w:rFonts w:ascii="Helvetica" w:hAnsi="Helvetica"/>
+          <w:sz w:val="24"/>
+          <w:szCs w:val="24"/>
+        </w:rPr>
+        <w:t xml:space="preserve"> chargés par le navigateur selon les règles définies dans le manifest.</w:t>
       </w:r>
     </w:p>
     <w:p>
       <w:pPr>
-        <w:spacing w:after="120"/>
+        <w:pStyle w:val="Heading2"/>
       </w:pPr>
       <w:r>
         <w:rPr>
-          <w:sz w:val="22"/>
+          <w:rFonts w:ascii="Helvetica" w:hAnsi="Helvetica"/>
+          <w:color w:val="000000"/>
         </w:rPr>
-        <w:t>JavaScript est le seul langage que tous les navigateurs web comprennent nativement. C'est une contrainte technique, pas un choix arbitraire : quand tu veux faire quelque chose dans un navigateur, tu n'as pas d'autre option.</w:t>
+        <w:t>3.2  Fonctions synchrones et asynchrones</w:t>
       </w:r>
     </w:p>
     <w:p>
@@ -695,21 +1247,11 @@
       </w:pPr>
       <w:r>
         <w:rPr>
-          <w:sz w:val="22"/>
+          <w:rFonts w:ascii="Helvetica" w:hAnsi="Helvetica"/>
+          <w:sz w:val="24"/>
+          <w:szCs w:val="24"/>
         </w:rPr>
-        <w:t>Notre extension est entièrement écrite en JavaScript. Les deux scripts que l'on a évoqués — background.js et blocker.js — sont tous les deux des fichiers JavaScript.</w:t>
-      </w:r>
-    </w:p>
-    <w:p/>
-    <w:p>
-      <w:pPr>
-        <w:pStyle w:val="Heading2"/>
-      </w:pPr>
-      <w:r>
-        <w:rPr>
-          <w:color w:val="000000"/>
-        </w:rPr>
-        <w:t>3.3  La programmation événementielle</w:t>
+        <w:t xml:space="preserve">Un programme synchrone exécute ses instructions dans l'ordre, l'une après l'autre, en attendant que chacune soit terminée avant de passer à la suivante. C'est le modèle le plus intuitif.</w:t>
       </w:r>
     </w:p>
     <w:p>
@@ -718,9 +1260,45 @@
       </w:pPr>
       <w:r>
         <w:rPr>
-          <w:sz w:val="22"/>
+          <w:rFonts w:ascii="Helvetica" w:hAnsi="Helvetica"/>
+          <w:sz w:val="24"/>
+          <w:szCs w:val="24"/>
         </w:rPr>
-        <w:t>JavaScript dans un navigateur fonctionne selon un modèle particulier : la programmation événementielle. Cela signifie que le programme ne s'exécute pas de haut en bas en une seule fois. À la place, il déclare des réactions à des événements futurs.</w:t>
+        <w:t xml:space="preserve">Mais certaines opérations prennent du temps : envoyer une requête à un serveur distant, attendre une réponse, lire un fichier. Si le programme attendait bloqué à chaque fois, l'interface serait gelée. JavaScript résout cela avec les fonctions </w:t>
+      </w:r>
+      <w:r>
+        <w:rPr>
+          <w:rFonts w:ascii="Helvetica" w:hAnsi="Helvetica"/>
+          <w:sz w:val="24"/>
+          <w:szCs w:val="24"/>
+          <w:b/>
+        </w:rPr>
+        <w:t xml:space="preserve">asynchrones</w:t>
+      </w:r>
+      <w:r>
+        <w:rPr>
+          <w:rFonts w:ascii="Helvetica" w:hAnsi="Helvetica"/>
+          <w:sz w:val="24"/>
+          <w:szCs w:val="24"/>
+        </w:rPr>
+        <w:t xml:space="preserve"> et le mot-clé </w:t>
+      </w:r>
+      <w:r>
+        <w:rPr>
+          <w:rFonts w:ascii="Helvetica" w:hAnsi="Helvetica"/>
+          <w:sz w:val="24"/>
+          <w:szCs w:val="24"/>
+          <w:i/>
+        </w:rPr>
+        <w:t xml:space="preserve">async/await</w:t>
+      </w:r>
+      <w:r>
+        <w:rPr>
+          <w:rFonts w:ascii="Helvetica" w:hAnsi="Helvetica"/>
+          <w:sz w:val="24"/>
+          <w:szCs w:val="24"/>
+        </w:rPr>
+        <w:t xml:space="preserve"> : la fonction lance l'opération, cède le contrôle au reste du programme, et reprend quand la réponse arrive.</w:t>
       </w:r>
     </w:p>
     <w:p>
@@ -729,153 +1307,83 @@
       </w:pPr>
       <w:r>
         <w:rPr>
-          <w:sz w:val="22"/>
+          <w:rFonts w:ascii="Helvetica" w:hAnsi="Helvetica"/>
+          <w:sz w:val="24"/>
+          <w:szCs w:val="24"/>
         </w:rPr>
-        <w:t xml:space="preserve">On appelle cela des </w:t>
+        <w:t xml:space="preserve">Dans notre projet, la fonction de validation est </w:t>
       </w:r>
       <w:r>
         <w:rPr>
-          <w:b/>
-          <w:sz w:val="22"/>
+          <w:rFonts w:ascii="Helvetica" w:hAnsi="Helvetica"/>
+          <w:sz w:val="24"/>
+          <w:szCs w:val="24"/>
+          <w:i/>
         </w:rPr>
-        <w:t>listeners</w:t>
+        <w:t xml:space="preserve">async</w:t>
       </w:r>
       <w:r>
         <w:rPr>
-          <w:sz w:val="22"/>
+          <w:rFonts w:ascii="Helvetica" w:hAnsi="Helvetica"/>
+          <w:sz w:val="24"/>
+          <w:szCs w:val="24"/>
         </w:rPr>
-        <w:t xml:space="preserve"> (écouteurs). On dit au programme : « quand tel événement se produit, exécute telle action ».</w:t>
+        <w:t xml:space="preserve"> parce qu'elle doit attendre la réponse de Supabase avant de rediriger. Si elle était synchrone, la redirection pourrait se produire avant que l'enregistrement en base de données soit confirmé.</w:t>
       </w:r>
     </w:p>
     <w:p>
       <w:pPr>
-        <w:spacing w:after="120"/>
+        <w:pStyle w:val="Heading2"/>
       </w:pPr>
       <w:r>
         <w:rPr>
-          <w:sz w:val="22"/>
+          <w:rFonts w:ascii="Helvetica" w:hAnsi="Helvetica"/>
+          <w:color w:val="000000"/>
         </w:rPr>
-        <w:t>Dans notre projet, on utilise trois événements principaux :</w:t>
+        <w:t>3.3  La normalisation de la saisie</w:t>
       </w:r>
     </w:p>
     <w:p>
       <w:pPr>
-        <w:pStyle w:val="ListBullet"/>
-        <w:spacing w:after="60"/>
+        <w:spacing w:after="120"/>
       </w:pPr>
       <w:r>
         <w:rPr>
-          <w:b/>
-          <w:i/>
-          <w:sz w:val="22"/>
+          <w:rFonts w:ascii="Helvetica" w:hAnsi="Helvetica"/>
+          <w:sz w:val="24"/>
+          <w:szCs w:val="24"/>
         </w:rPr>
-        <w:t>onBeforeNavigate</w:t>
+        <w:t xml:space="preserve">Un problème classique de validation de formulaire est la variabilité de la saisie humaine : majuscules, espaces en trop, ponctuation finale. Notre extension applique une </w:t>
       </w:r>
       <w:r>
         <w:rPr>
-          <w:sz w:val="22"/>
+          <w:rFonts w:ascii="Helvetica" w:hAnsi="Helvetica"/>
+          <w:sz w:val="24"/>
+          <w:szCs w:val="24"/>
+          <w:b/>
         </w:rPr>
-        <w:t xml:space="preserve"> : se déclenche juste avant qu'une navigation commence dans un onglet.</w:t>
+        <w:t xml:space="preserve">normalisation</w:t>
+      </w:r>
+      <w:r>
+        <w:rPr>
+          <w:rFonts w:ascii="Helvetica" w:hAnsi="Helvetica"/>
+          <w:sz w:val="24"/>
+          <w:szCs w:val="24"/>
+        </w:rPr>
+        <w:t xml:space="preserve"> : elle transforme la saisie en minuscules, supprime les espaces superflus et retire la ponctuation finale avant de comparer.</w:t>
       </w:r>
     </w:p>
     <w:p>
       <w:pPr>
-        <w:pStyle w:val="ListBullet"/>
-        <w:spacing w:after="60"/>
+        <w:spacing w:after="120"/>
       </w:pPr>
       <w:r>
         <w:rPr>
-          <w:b/>
-          <w:i/>
-          <w:sz w:val="22"/>
+          <w:rFonts w:ascii="Helvetica" w:hAnsi="Helvetica"/>
+          <w:sz w:val="24"/>
+          <w:szCs w:val="24"/>
         </w:rPr>
-        <w:t>onRemoved</w:t>
-      </w:r>
-      <w:r>
-        <w:rPr>
-          <w:sz w:val="22"/>
-        </w:rPr>
-        <w:t xml:space="preserve"> : se déclenche quand un onglet est fermé.</w:t>
-      </w:r>
-    </w:p>
-    <w:p>
-      <w:pPr>
-        <w:pStyle w:val="ListBullet"/>
-        <w:spacing w:after="60"/>
-      </w:pPr>
-      <w:r>
-        <w:rPr>
-          <w:b/>
-          <w:i/>
-          <w:sz w:val="22"/>
-        </w:rPr>
-        <w:t>click / keydown</w:t>
-      </w:r>
-      <w:r>
-        <w:rPr>
-          <w:sz w:val="22"/>
-        </w:rPr>
-        <w:t xml:space="preserve"> : se déclenche quand l'utilisateur clique sur le bouton ou appuie sur Entrée.</w:t>
-      </w:r>
-    </w:p>
-    <w:p/>
-    <w:p>
-      <w:pPr>
-        <w:pStyle w:val="Heading2"/>
-      </w:pPr>
-      <w:r>
-        <w:rPr>
-          <w:color w:val="000000"/>
-        </w:rPr>
-        <w:t>3.4  L'état : se souvenir de quelque chose</w:t>
-      </w:r>
-    </w:p>
-    <w:p>
-      <w:pPr>
-        <w:spacing w:after="120"/>
-      </w:pPr>
-      <w:r>
-        <w:rPr>
-          <w:sz w:val="22"/>
-        </w:rPr>
-        <w:t>Un programme a souvent besoin de se souvenir d'informations entre deux événements. On appelle cela l'état du programme.</w:t>
-      </w:r>
-    </w:p>
-    <w:p>
-      <w:pPr>
-        <w:spacing w:after="120"/>
-      </w:pPr>
-      <w:r>
-        <w:rPr>
-          <w:sz w:val="22"/>
-        </w:rPr>
-        <w:t xml:space="preserve">Dans notre projet, le background script maintient un </w:t>
-      </w:r>
-      <w:r>
-        <w:rPr>
-          <w:b/>
-          <w:sz w:val="22"/>
-        </w:rPr>
-        <w:t>Set</w:t>
-      </w:r>
-      <w:r>
-        <w:rPr>
-          <w:sz w:val="22"/>
-        </w:rPr>
-        <w:t xml:space="preserve"> — une liste sans doublons — des onglets autorisés. Quand un onglet valide la phrase, son identifiant est ajouté à cette liste. Quand il quitte YouTube ou est fermé, il en est retiré.</w:t>
-      </w:r>
-    </w:p>
-    <w:p>
-      <w:pPr>
-        <w:spacing w:after="120"/>
-        <w:ind w:left="576"/>
-      </w:pPr>
-      <w:r>
-        <w:rPr>
-          <w:i/>
-          <w:sz w:val="22"/>
-        </w:rPr>
-        <w:t>Analogie : c'est comme une liste sur un presse-papiers que le vigile tient dans sa main. Il coche les noms des personnes autorisées à entrer, et les raye quand elles ressortent.</w:t>
+        <w:t xml:space="preserve">Ce choix de conception dit quelque chose d'important : on valide l'intention, pas la forme. C'est une décision de produit autant qu'une décision technique.</w:t>
       </w:r>
     </w:p>
     <w:p>
@@ -884,17 +1392,18 @@
       </w:r>
     </w:p>
     <w:p>
-      <w:bookmarkStart w:id="5" w:name="chap4"/>
+      <w:bookmarkStart w:id="20" w:name="chap4"/>
       <w:pPr>
         <w:pStyle w:val="Heading1"/>
       </w:pPr>
       <w:r>
         <w:rPr>
+          <w:rFonts w:ascii="Helvetica" w:hAnsi="Helvetica"/>
           <w:color w:val="000000"/>
         </w:rPr>
-        <w:t>Chapitre 4 — Les bases de données</w:t>
+        <w:t>Chapitre 4 — Base de données et persistance</w:t>
       </w:r>
-      <w:bookmarkEnd w:id="5"/>
+      <w:bookmarkEnd w:id="20"/>
     </w:p>
     <w:p>
       <w:pPr>
@@ -902,9 +1411,10 @@
       </w:pPr>
       <w:r>
         <w:rPr>
+          <w:rFonts w:ascii="Helvetica" w:hAnsi="Helvetica"/>
           <w:color w:val="000000"/>
         </w:rPr>
-        <w:t>4.1  Qu'est-ce qu'une base de données ?</w:t>
+        <w:t>4.1  Pourquoi stocker les données ?</w:t>
       </w:r>
     </w:p>
     <w:p>
@@ -913,9 +1423,45 @@
       </w:pPr>
       <w:r>
         <w:rPr>
-          <w:sz w:val="22"/>
+          <w:rFonts w:ascii="Helvetica" w:hAnsi="Helvetica"/>
+          <w:sz w:val="24"/>
+          <w:szCs w:val="24"/>
         </w:rPr>
-        <w:t>Une base de données est un système organisé pour stocker, retrouver et modifier des informations. On peut l'imaginer comme un tableur Excel très puissant, conçu pour stocker des millions de lignes et être interrogé très rapidement par des programmes.</w:t>
+        <w:t xml:space="preserve">L'état en mémoire (notre Set d'onglets autorisés) disparaît à chaque fermeture. Une </w:t>
+      </w:r>
+      <w:r>
+        <w:rPr>
+          <w:rFonts w:ascii="Helvetica" w:hAnsi="Helvetica"/>
+          <w:sz w:val="24"/>
+          <w:szCs w:val="24"/>
+          <w:b/>
+        </w:rPr>
+        <w:t xml:space="preserve">base de données</w:t>
+      </w:r>
+      <w:r>
+        <w:rPr>
+          <w:rFonts w:ascii="Helvetica" w:hAnsi="Helvetica"/>
+          <w:sz w:val="24"/>
+          <w:szCs w:val="24"/>
+        </w:rPr>
+        <w:t xml:space="preserve"> permet de </w:t>
+      </w:r>
+      <w:r>
+        <w:rPr>
+          <w:rFonts w:ascii="Helvetica" w:hAnsi="Helvetica"/>
+          <w:sz w:val="24"/>
+          <w:szCs w:val="24"/>
+          <w:b/>
+        </w:rPr>
+        <w:t xml:space="preserve">persister</w:t>
+      </w:r>
+      <w:r>
+        <w:rPr>
+          <w:rFonts w:ascii="Helvetica" w:hAnsi="Helvetica"/>
+          <w:sz w:val="24"/>
+          <w:szCs w:val="24"/>
+        </w:rPr>
+        <w:t xml:space="preserve"> des informations — les conserver de façon durable, consultables plus tard, même depuis un autre appareil.</w:t>
       </w:r>
     </w:p>
     <w:p>
@@ -924,130 +1470,171 @@
       </w:pPr>
       <w:r>
         <w:rPr>
-          <w:sz w:val="22"/>
+          <w:rFonts w:ascii="Helvetica" w:hAnsi="Helvetica"/>
+          <w:sz w:val="24"/>
+          <w:szCs w:val="24"/>
         </w:rPr>
-        <w:t>Les bases de données sont partout : quand tu commandes quelque chose en ligne, ta commande est enregistrée dans une base de données. Quand tu te connectes à un service, ton compte est dans une base de données.</w:t>
+        <w:t xml:space="preserve">Dans notre projet, l'objectif est de conserver une trace de chaque visite YouTube : quand, et avec quelle intention déclarée. C'est une forme de journalisation (</w:t>
       </w:r>
-    </w:p>
-    <w:p/>
-    <w:p>
-      <w:pPr>
-        <w:pStyle w:val="Heading2"/>
-      </w:pPr>
       <w:r>
         <w:rPr>
-          <w:color w:val="000000"/>
+          <w:rFonts w:ascii="Helvetica" w:hAnsi="Helvetica"/>
+          <w:sz w:val="24"/>
+          <w:szCs w:val="24"/>
+          <w:b/>
+          <w:i/>
         </w:rPr>
-        <w:t>4.2  La structure : tables, colonnes, lignes</w:t>
+        <w:t xml:space="preserve">logging</w:t>
+      </w:r>
+      <w:r>
+        <w:rPr>
+          <w:rFonts w:ascii="Helvetica" w:hAnsi="Helvetica"/>
+          <w:sz w:val="24"/>
+          <w:szCs w:val="24"/>
+        </w:rPr>
+        <w:t xml:space="preserve">) — une pratique fondamentale en informatique pour analyser des comportements dans le temps.</w:t>
       </w:r>
     </w:p>
     <w:p>
       <w:pPr>
-        <w:spacing w:after="120"/>
+        <w:pStyle w:val="Heading2"/>
       </w:pPr>
       <w:r>
         <w:rPr>
-          <w:sz w:val="22"/>
+          <w:rFonts w:ascii="Helvetica" w:hAnsi="Helvetica"/>
+          <w:color w:val="000000"/>
         </w:rPr>
-        <w:t>Une base de données est organisée en tables. Chaque table ressemble à un tableau :</w:t>
+        <w:t>4.2  Supabase : base de données + API REST en un seul service</w:t>
       </w:r>
     </w:p>
     <w:p>
       <w:pPr>
-        <w:pStyle w:val="ListBullet"/>
-        <w:spacing w:after="60"/>
-      </w:pPr>
+        <w:spacing w:after="120"/>
+      </w:pPr>
+      <w:bookmarkStart w:id="21" w:name="course_supabase"/>
+      <w:hyperlink w:anchor="lex_supabase">
+        <w:r>
+          <w:rPr>
+            <w:rStyle w:val="Hyperlink"/>
+            <w:rFonts w:ascii="Helvetica" w:hAnsi="Helvetica"/>
+            <w:sz w:val="24"/>
+            <w:szCs w:val="24"/>
+            <w:b/>
+          </w:rPr>
+          <w:t xml:space="preserve">Supabase</w:t>
+        </w:r>
+      </w:hyperlink>
+      <w:bookmarkEnd w:id="21"/>
       <w:r>
         <w:rPr>
-          <w:b/>
-          <w:sz w:val="22"/>
+          <w:rFonts w:ascii="Helvetica" w:hAnsi="Helvetica"/>
+          <w:sz w:val="24"/>
+          <w:szCs w:val="24"/>
         </w:rPr>
-        <w:t>Les colonnes</w:t>
+        <w:t xml:space="preserve"> est un service qui combine une base de données PostgreSQL hébergée dans le </w:t>
+      </w:r>
+      <w:bookmarkStart w:id="22" w:name="course_cloud"/>
+      <w:hyperlink w:anchor="lex_cloud">
+        <w:r>
+          <w:rPr>
+            <w:rStyle w:val="Hyperlink"/>
+            <w:rFonts w:ascii="Helvetica" w:hAnsi="Helvetica"/>
+            <w:sz w:val="24"/>
+            <w:szCs w:val="24"/>
+            <w:b/>
+          </w:rPr>
+          <w:t xml:space="preserve">cloud</w:t>
+        </w:r>
+      </w:hyperlink>
+      <w:bookmarkEnd w:id="22"/>
+      <w:r>
+        <w:rPr>
+          <w:rFonts w:ascii="Helvetica" w:hAnsi="Helvetica"/>
+          <w:sz w:val="24"/>
+          <w:szCs w:val="24"/>
+        </w:rPr>
+        <w:t xml:space="preserve"> avec une </w:t>
       </w:r>
       <w:r>
         <w:rPr>
-          <w:sz w:val="22"/>
+          <w:rFonts w:ascii="Helvetica" w:hAnsi="Helvetica"/>
+          <w:sz w:val="24"/>
+          <w:szCs w:val="24"/>
+          <w:b/>
         </w:rPr>
-        <w:t xml:space="preserve"> définissent le type d'information (date, intention, etc.).</w:t>
+        <w:t xml:space="preserve">API REST</w:t>
+      </w:r>
+      <w:r>
+        <w:rPr>
+          <w:rFonts w:ascii="Helvetica" w:hAnsi="Helvetica"/>
+          <w:sz w:val="24"/>
+          <w:szCs w:val="24"/>
+        </w:rPr>
+        <w:t xml:space="preserve"> générée automatiquement. Cela signifie qu'on n'a pas besoin d'écrire de code côté serveur : Supabase expose directement les tables de la base de données via des endpoints HTTP standard.</w:t>
       </w:r>
     </w:p>
     <w:p>
       <w:pPr>
-        <w:pStyle w:val="ListBullet"/>
-        <w:spacing w:after="60"/>
+        <w:spacing w:after="120"/>
       </w:pPr>
       <w:r>
         <w:rPr>
-          <w:b/>
-          <w:sz w:val="22"/>
+          <w:rFonts w:ascii="Helvetica" w:hAnsi="Helvetica"/>
+          <w:sz w:val="24"/>
+          <w:szCs w:val="24"/>
         </w:rPr>
-        <w:t>Les lignes</w:t>
+        <w:t xml:space="preserve">Notre table </w:t>
       </w:r>
       <w:r>
         <w:rPr>
-          <w:sz w:val="22"/>
+          <w:rFonts w:ascii="Helvetica" w:hAnsi="Helvetica"/>
+          <w:sz w:val="24"/>
+          <w:szCs w:val="24"/>
+          <w:i/>
         </w:rPr>
-        <w:t xml:space="preserve"> sont les entrées individuelles — une ligne = une visite YouTube dans notre cas.</w:t>
-      </w:r>
-    </w:p>
-    <w:p>
-      <w:pPr>
-        <w:spacing w:after="120"/>
-      </w:pPr>
-      <w:r>
-        <w:rPr>
-          <w:sz w:val="22"/>
-        </w:rPr>
-        <w:t>Dans notre projet, on a une table appelée visites_youtube. À chaque fois que tu valides la phrase, une nouvelle ligne est ajoutée à cette table avec la date, l'heure, et la phrase que tu as saisie.</w:t>
-      </w:r>
-    </w:p>
-    <w:p/>
-    <w:p>
-      <w:pPr>
-        <w:pStyle w:val="Heading2"/>
-      </w:pPr>
-      <w:r>
-        <w:rPr>
-          <w:color w:val="000000"/>
-        </w:rPr>
-        <w:t>4.3  Supabase : une base de données dans le cloud</w:t>
-      </w:r>
-    </w:p>
-    <w:p>
-      <w:pPr>
-        <w:spacing w:after="120"/>
-      </w:pPr>
-      <w:r>
-        <w:rPr>
-          <w:sz w:val="22"/>
-        </w:rPr>
-        <w:t xml:space="preserve">Notre projet utilise </w:t>
+        <w:t xml:space="preserve">visites_youtube</w:t>
       </w:r>
       <w:r>
         <w:rPr>
-          <w:b/>
-          <w:sz w:val="22"/>
+          <w:rFonts w:ascii="Helvetica" w:hAnsi="Helvetica"/>
+          <w:sz w:val="24"/>
+          <w:szCs w:val="24"/>
         </w:rPr>
-        <w:t>Supabase</w:t>
+        <w:t xml:space="preserve"> contient deux colonnes : </w:t>
       </w:r>
       <w:r>
         <w:rPr>
-          <w:sz w:val="22"/>
+          <w:rFonts w:ascii="Helvetica" w:hAnsi="Helvetica"/>
+          <w:sz w:val="24"/>
+          <w:szCs w:val="24"/>
+          <w:i/>
         </w:rPr>
-        <w:t>, un service qui fournit une base de données hébergée sur Internet. Cela signifie que les données ne sont pas stockées sur ton ordinateur, mais sur des serveurs distants accessibles depuis n'importe où.</w:t>
+        <w:t xml:space="preserve">intention</w:t>
       </w:r>
-    </w:p>
-    <w:p>
-      <w:pPr>
-        <w:spacing w:after="120"/>
-        <w:ind w:left="576"/>
-      </w:pPr>
       <w:r>
         <w:rPr>
+          <w:rFonts w:ascii="Helvetica" w:hAnsi="Helvetica"/>
+          <w:sz w:val="24"/>
+          <w:szCs w:val="24"/>
+        </w:rPr>
+        <w:t xml:space="preserve"> (la phrase saisie) et </w:t>
+      </w:r>
+      <w:r>
+        <w:rPr>
+          <w:rFonts w:ascii="Helvetica" w:hAnsi="Helvetica"/>
+          <w:sz w:val="24"/>
+          <w:szCs w:val="24"/>
           <w:i/>
-          <w:sz w:val="22"/>
         </w:rPr>
-        <w:t>Analogie : plutôt que d'avoir un carnet de notes chez toi, tu utilises Google Docs — le carnet est dans le cloud, accessible et sauvegardé automatiquement.</w:t>
+        <w:t xml:space="preserve">date_heure</w:t>
+      </w:r>
+      <w:r>
+        <w:rPr>
+          <w:rFonts w:ascii="Helvetica" w:hAnsi="Helvetica"/>
+          <w:sz w:val="24"/>
+          <w:szCs w:val="24"/>
+        </w:rPr>
+        <w:t xml:space="preserve"> (remplie automatiquement par la base de données via une valeur par défaut DEFAULT NOW()). Cette délégation de responsabilité au serveur évite de dépendre de l'horloge du poste client, potentiellement incorrecte.</w:t>
       </w:r>
     </w:p>
     <w:p>
@@ -1056,17 +1643,18 @@
       </w:r>
     </w:p>
     <w:p>
-      <w:bookmarkStart w:id="6" w:name="chap5"/>
+      <w:bookmarkStart w:id="23" w:name="chap5"/>
       <w:pPr>
         <w:pStyle w:val="Heading1"/>
       </w:pPr>
       <w:r>
         <w:rPr>
+          <w:rFonts w:ascii="Helvetica" w:hAnsi="Helvetica"/>
           <w:color w:val="000000"/>
         </w:rPr>
-        <w:t>Chapitre 5 — Les API : parler à d'autres programmes</w:t>
+        <w:t>Chapitre 5 — API, HTTP et authentification</w:t>
       </w:r>
-      <w:bookmarkEnd w:id="6"/>
+      <w:bookmarkEnd w:id="23"/>
     </w:p>
     <w:p>
       <w:pPr>
@@ -1074,9 +1662,10 @@
       </w:pPr>
       <w:r>
         <w:rPr>
+          <w:rFonts w:ascii="Helvetica" w:hAnsi="Helvetica"/>
           <w:color w:val="000000"/>
         </w:rPr>
-        <w:t>5.1  Qu'est-ce qu'une API ?</w:t>
+        <w:t>5.1  L'API REST : un protocole de communication standardisé</w:t>
       </w:r>
     </w:p>
     <w:p>
@@ -1085,163 +1674,410 @@
       </w:pPr>
       <w:r>
         <w:rPr>
-          <w:sz w:val="22"/>
+          <w:rFonts w:ascii="Helvetica" w:hAnsi="Helvetica"/>
+          <w:sz w:val="24"/>
+          <w:szCs w:val="24"/>
+        </w:rPr>
+        <w:t xml:space="preserve">Tu connais déjà la notion d'</w:t>
+      </w:r>
+      <w:r>
+        <w:rPr>
+          <w:rFonts w:ascii="Helvetica" w:hAnsi="Helvetica"/>
+          <w:sz w:val="24"/>
+          <w:szCs w:val="24"/>
+          <w:b/>
+        </w:rPr>
+        <w:t xml:space="preserve">API</w:t>
+      </w:r>
+      <w:r>
+        <w:rPr>
+          <w:rFonts w:ascii="Helvetica" w:hAnsi="Helvetica"/>
+          <w:sz w:val="24"/>
+          <w:szCs w:val="24"/>
+        </w:rPr>
+        <w:t xml:space="preserve"> et de client-serveur. Précisons ce qu'est une </w:t>
+      </w:r>
+      <w:bookmarkStart w:id="24" w:name="course_rest"/>
+      <w:hyperlink w:anchor="lex_rest">
+        <w:r>
+          <w:rPr>
+            <w:rStyle w:val="Hyperlink"/>
+            <w:rFonts w:ascii="Helvetica" w:hAnsi="Helvetica"/>
+            <w:sz w:val="24"/>
+            <w:szCs w:val="24"/>
+            <w:b/>
+          </w:rPr>
+          <w:t xml:space="preserve">API REST</w:t>
+        </w:r>
+      </w:hyperlink>
+      <w:bookmarkEnd w:id="24"/>
+      <w:r>
+        <w:rPr>
+          <w:rFonts w:ascii="Helvetica" w:hAnsi="Helvetica"/>
+          <w:sz w:val="24"/>
+          <w:szCs w:val="24"/>
+        </w:rPr>
+        <w:t xml:space="preserve"> : c'est un style d'architecture qui utilise les méthodes du </w:t>
+      </w:r>
+      <w:r>
+        <w:rPr>
+          <w:rFonts w:ascii="Helvetica" w:hAnsi="Helvetica"/>
+          <w:sz w:val="24"/>
+          <w:szCs w:val="24"/>
+          <w:b/>
+        </w:rPr>
+        <w:t xml:space="preserve">protocole</w:t>
+      </w:r>
+      <w:r>
+        <w:rPr>
+          <w:rFonts w:ascii="Helvetica" w:hAnsi="Helvetica"/>
+          <w:sz w:val="24"/>
+          <w:szCs w:val="24"/>
+        </w:rPr>
+        <w:t xml:space="preserve"> HTTP comme verbes d'action, et des URLs comme identifiants de ressources.</w:t>
+      </w:r>
+    </w:p>
+    <w:p>
+      <w:pPr>
+        <w:spacing w:after="120"/>
+      </w:pPr>
+      <w:r>
+        <w:rPr>
+          <w:rFonts w:ascii="Helvetica" w:hAnsi="Helvetica"/>
+          <w:sz w:val="24"/>
+          <w:szCs w:val="24"/>
         </w:rPr>
         <w:t xml:space="preserve">Une </w:t>
       </w:r>
       <w:r>
         <w:rPr>
+          <w:rFonts w:ascii="Helvetica" w:hAnsi="Helvetica"/>
+          <w:sz w:val="24"/>
+          <w:szCs w:val="24"/>
           <w:b/>
-          <w:sz w:val="22"/>
         </w:rPr>
-        <w:t>API</w:t>
+        <w:t xml:space="preserve">ressource</w:t>
       </w:r>
       <w:r>
         <w:rPr>
-          <w:sz w:val="22"/>
+          <w:rFonts w:ascii="Helvetica" w:hAnsi="Helvetica"/>
+          <w:sz w:val="24"/>
+          <w:szCs w:val="24"/>
         </w:rPr>
-        <w:t xml:space="preserve"> (Application Programming Interface) est une interface qui permet à deux programmes de communiquer entre eux selon des règles précises.</w:t>
+        <w:t xml:space="preserve"> est n'importe quelle entité manipulable : un utilisateur, une commande, une visite YouTube. Chaque ressource a une URL. On agit dessus avec des verbes HTTP :</w:t>
       </w:r>
     </w:p>
     <w:p>
       <w:pPr>
+        <w:pStyle w:val="ListBullet"/>
         <w:spacing w:after="120"/>
-        <w:ind w:left="576"/>
-      </w:pPr>
+      </w:pPr>
+      <w:bookmarkStart w:id="25" w:name="course_get_req"/>
+      <w:hyperlink w:anchor="lex_get_req">
+        <w:r>
+          <w:rPr>
+            <w:rStyle w:val="Hyperlink"/>
+            <w:rFonts w:ascii="Helvetica" w:hAnsi="Helvetica"/>
+            <w:sz w:val="24"/>
+            <w:szCs w:val="24"/>
+            <w:b/>
+          </w:rPr>
+          <w:t xml:space="preserve">GET</w:t>
+        </w:r>
+      </w:hyperlink>
+      <w:bookmarkEnd w:id="25"/>
       <w:r>
         <w:rPr>
-          <w:i/>
-          <w:sz w:val="22"/>
+          <w:rFonts w:ascii="Helvetica" w:hAnsi="Helvetica"/>
+          <w:sz w:val="24"/>
+          <w:szCs w:val="24"/>
         </w:rPr>
-        <w:t>Analogie : c'est le menu d'un restaurant. Le restaurant (le service) propose une liste de plats disponibles (les fonctions). Tu (le programme client) choisis un plat et passes commande. Tu n'as pas besoin de savoir comment la cuisine fonctionne à l'intérieur — tu utilises simplement le menu.</w:t>
+        <w:t xml:space="preserve"> : lire une ressource ou une liste.</w:t>
       </w:r>
     </w:p>
     <w:p>
       <w:pPr>
+        <w:pStyle w:val="ListBullet"/>
         <w:spacing w:after="120"/>
       </w:pPr>
+      <w:bookmarkStart w:id="26" w:name="course_post_req"/>
+      <w:hyperlink w:anchor="lex_post_req">
+        <w:r>
+          <w:rPr>
+            <w:rStyle w:val="Hyperlink"/>
+            <w:rFonts w:ascii="Helvetica" w:hAnsi="Helvetica"/>
+            <w:sz w:val="24"/>
+            <w:szCs w:val="24"/>
+            <w:b/>
+          </w:rPr>
+          <w:t xml:space="preserve">POST</w:t>
+        </w:r>
+      </w:hyperlink>
+      <w:bookmarkEnd w:id="26"/>
       <w:r>
         <w:rPr>
-          <w:sz w:val="22"/>
+          <w:rFonts w:ascii="Helvetica" w:hAnsi="Helvetica"/>
+          <w:sz w:val="24"/>
+          <w:szCs w:val="24"/>
         </w:rPr>
-        <w:t>Dans notre projet, Supabase met à disposition une API pour interagir avec la base de données : ajouter une ligne, lire des données, etc. Notre extension utilise cette API pour enregistrer chaque visite.</w:t>
-      </w:r>
-    </w:p>
-    <w:p/>
-    <w:p>
-      <w:pPr>
-        <w:pStyle w:val="Heading2"/>
-      </w:pPr>
-      <w:r>
-        <w:rPr>
-          <w:color w:val="000000"/>
-        </w:rPr>
-        <w:t>5.2  Les API REST et HTTP</w:t>
+        <w:t xml:space="preserve"> : créer une nouvelle ressource.</w:t>
       </w:r>
     </w:p>
     <w:p>
       <w:pPr>
+        <w:pStyle w:val="ListBullet"/>
         <w:spacing w:after="120"/>
       </w:pPr>
+      <w:bookmarkStart w:id="27" w:name="course_delete_req"/>
+      <w:hyperlink w:anchor="lex_delete_req">
+        <w:r>
+          <w:rPr>
+            <w:rStyle w:val="Hyperlink"/>
+            <w:rFonts w:ascii="Helvetica" w:hAnsi="Helvetica"/>
+            <w:sz w:val="24"/>
+            <w:szCs w:val="24"/>
+            <w:b/>
+          </w:rPr>
+          <w:t xml:space="preserve">DELETE</w:t>
+        </w:r>
+      </w:hyperlink>
+      <w:bookmarkEnd w:id="27"/>
       <w:r>
         <w:rPr>
-          <w:sz w:val="22"/>
+          <w:rFonts w:ascii="Helvetica" w:hAnsi="Helvetica"/>
+          <w:sz w:val="24"/>
+          <w:szCs w:val="24"/>
         </w:rPr>
-        <w:t xml:space="preserve">L'API de Supabase est ce qu'on appelle une </w:t>
+        <w:t xml:space="preserve"> : supprimer une ressource.</w:t>
+      </w:r>
+    </w:p>
+    <w:p>
+      <w:pPr>
+        <w:spacing w:after="120"/>
+      </w:pPr>
+      <w:r>
+        <w:rPr>
+          <w:rFonts w:ascii="Helvetica" w:hAnsi="Helvetica"/>
+          <w:sz w:val="24"/>
+          <w:szCs w:val="24"/>
+        </w:rPr>
+        <w:t xml:space="preserve">Dans notre projet, on envoie une requête </w:t>
       </w:r>
       <w:r>
         <w:rPr>
+          <w:rFonts w:ascii="Helvetica" w:hAnsi="Helvetica"/>
+          <w:sz w:val="24"/>
+          <w:szCs w:val="24"/>
           <w:b/>
-          <w:sz w:val="22"/>
         </w:rPr>
-        <w:t>API REST</w:t>
+        <w:t xml:space="preserve">POST</w:t>
       </w:r>
       <w:r>
         <w:rPr>
-          <w:sz w:val="22"/>
+          <w:rFonts w:ascii="Helvetica" w:hAnsi="Helvetica"/>
+          <w:sz w:val="24"/>
+          <w:szCs w:val="24"/>
         </w:rPr>
-        <w:t xml:space="preserve">. Elle fonctionne via le protocole </w:t>
+        <w:t xml:space="preserve"> à l'URL </w:t>
       </w:r>
       <w:r>
         <w:rPr>
-          <w:b/>
-          <w:sz w:val="22"/>
+          <w:rFonts w:ascii="Helvetica" w:hAnsi="Helvetica"/>
+          <w:sz w:val="24"/>
+          <w:szCs w:val="24"/>
+          <w:i/>
         </w:rPr>
-        <w:t>HTTP</w:t>
+        <w:t xml:space="preserve">https://[projet].supabase.co/rest/v1/visites_youtube</w:t>
       </w:r>
       <w:r>
         <w:rPr>
-          <w:sz w:val="22"/>
+          <w:rFonts w:ascii="Helvetica" w:hAnsi="Helvetica"/>
+          <w:sz w:val="24"/>
+          <w:szCs w:val="24"/>
         </w:rPr>
-        <w:t xml:space="preserve"> — le même protocole que ton navigateur utilise pour charger des pages web.</w:t>
+        <w:t xml:space="preserve">. Supabase interprète : « crée une nouvelle ligne dans la table visites_youtube avec ces données ».</w:t>
       </w:r>
     </w:p>
     <w:p>
       <w:pPr>
-        <w:spacing w:after="120"/>
+        <w:pStyle w:val="Heading2"/>
       </w:pPr>
       <w:r>
         <w:rPr>
-          <w:sz w:val="22"/>
+          <w:rFonts w:ascii="Helvetica" w:hAnsi="Helvetica"/>
+          <w:color w:val="000000"/>
         </w:rPr>
-        <w:t>On communique avec une API REST en envoyant des requêtes HTTP de différents types :</w:t>
+        <w:t>5.2  Le format JSON : le langage commun des APIs</w:t>
       </w:r>
     </w:p>
     <w:p>
       <w:pPr>
-        <w:pStyle w:val="ListBullet"/>
-        <w:spacing w:after="60"/>
+        <w:spacing w:after="120"/>
       </w:pPr>
       <w:r>
         <w:rPr>
-          <w:b/>
-          <w:sz w:val="22"/>
+          <w:rFonts w:ascii="Helvetica" w:hAnsi="Helvetica"/>
+          <w:sz w:val="24"/>
+          <w:szCs w:val="24"/>
         </w:rPr>
-        <w:t>GET</w:t>
+        <w:t xml:space="preserve">Les données échangées via les APIs sont formatées en </w:t>
+      </w:r>
+      <w:bookmarkStart w:id="28" w:name="course_json"/>
+      <w:hyperlink w:anchor="lex_json">
+        <w:r>
+          <w:rPr>
+            <w:rStyle w:val="Hyperlink"/>
+            <w:rFonts w:ascii="Helvetica" w:hAnsi="Helvetica"/>
+            <w:sz w:val="24"/>
+            <w:szCs w:val="24"/>
+            <w:b/>
+          </w:rPr>
+          <w:t xml:space="preserve">JSON</w:t>
+        </w:r>
+      </w:hyperlink>
+      <w:bookmarkEnd w:id="28"/>
+      <w:r>
+        <w:rPr>
+          <w:rFonts w:ascii="Helvetica" w:hAnsi="Helvetica"/>
+          <w:sz w:val="24"/>
+          <w:szCs w:val="24"/>
+        </w:rPr>
+        <w:t xml:space="preserve"> (JavaScript Object Notation). C'est un format texte structuré : des paires clé/valeur entre accolades, lisibles par les humains et interprétables par toutes les machines, quel que soit le langage utilisé de part et d'autre.</w:t>
+      </w:r>
+    </w:p>
+    <w:p>
+      <w:pPr>
+        <w:spacing w:after="120"/>
+      </w:pPr>
+      <w:r>
+        <w:rPr>
+          <w:rFonts w:ascii="Helvetica" w:hAnsi="Helvetica"/>
+          <w:sz w:val="24"/>
+          <w:szCs w:val="24"/>
+        </w:rPr>
+        <w:t xml:space="preserve">Le corps de notre requête POST ressemble à :</w:t>
+      </w:r>
+    </w:p>
+    <w:p>
+      <w:pPr>
+        <w:spacing w:after="120"/>
+        <w:ind w:left="576"/>
+      </w:pPr>
+      <w:r>
+        <w:rPr>
+          <w:rFonts w:ascii="Helvetica" w:hAnsi="Helvetica"/>
+          <w:sz w:val="24"/>
+          <w:szCs w:val="24"/>
+          <w:i/>
+        </w:rPr>
+        <w:t xml:space="preserve">{ "intention": "pour apprendre des choses" }</w:t>
+      </w:r>
+    </w:p>
+    <w:p>
+      <w:pPr>
+        <w:spacing w:after="120"/>
+      </w:pPr>
+      <w:r>
+        <w:rPr>
+          <w:rFonts w:ascii="Helvetica" w:hAnsi="Helvetica"/>
+          <w:sz w:val="24"/>
+          <w:szCs w:val="24"/>
+        </w:rPr>
+        <w:t xml:space="preserve">Supabase lit ce JSON et insère les valeurs dans les colonnes correspondantes de la table. La colonne </w:t>
       </w:r>
       <w:r>
         <w:rPr>
-          <w:sz w:val="22"/>
+          <w:rFonts w:ascii="Helvetica" w:hAnsi="Helvetica"/>
+          <w:sz w:val="24"/>
+          <w:szCs w:val="24"/>
+          <w:i/>
         </w:rPr>
-        <w:t xml:space="preserve"> : demander des informations (lire).</w:t>
+        <w:t xml:space="preserve">date_heure</w:t>
+      </w:r>
+      <w:r>
+        <w:rPr>
+          <w:rFonts w:ascii="Helvetica" w:hAnsi="Helvetica"/>
+          <w:sz w:val="24"/>
+          <w:szCs w:val="24"/>
+        </w:rPr>
+        <w:t xml:space="preserve"> n'est pas envoyée — le serveur la remplit lui-même.</w:t>
       </w:r>
     </w:p>
     <w:p>
       <w:pPr>
-        <w:pStyle w:val="ListBullet"/>
-        <w:spacing w:after="60"/>
+        <w:pStyle w:val="Heading2"/>
       </w:pPr>
       <w:r>
         <w:rPr>
-          <w:b/>
-          <w:sz w:val="22"/>
+          <w:rFonts w:ascii="Helvetica" w:hAnsi="Helvetica"/>
+          <w:color w:val="000000"/>
         </w:rPr>
-        <w:t>POST</w:t>
+        <w:t>5.3  L'authentification : la clé anon et le JWT</w:t>
+      </w:r>
+    </w:p>
+    <w:p>
+      <w:pPr>
+        <w:spacing w:after="120"/>
+      </w:pPr>
+      <w:r>
+        <w:rPr>
+          <w:rFonts w:ascii="Helvetica" w:hAnsi="Helvetica"/>
+          <w:sz w:val="24"/>
+          <w:szCs w:val="24"/>
+        </w:rPr>
+        <w:t xml:space="preserve">Pour qu'un service distant accepte tes requêtes, il faut prouver ton identité. Supabase utilise un système de </w:t>
       </w:r>
       <w:r>
         <w:rPr>
-          <w:sz w:val="22"/>
+          <w:rFonts w:ascii="Helvetica" w:hAnsi="Helvetica"/>
+          <w:sz w:val="24"/>
+          <w:szCs w:val="24"/>
+          <w:b/>
         </w:rPr>
-        <w:t xml:space="preserve"> : envoyer des informations (écrire).</w:t>
+        <w:t xml:space="preserve">tokens</w:t>
+      </w:r>
+      <w:r>
+        <w:rPr>
+          <w:rFonts w:ascii="Helvetica" w:hAnsi="Helvetica"/>
+          <w:sz w:val="24"/>
+          <w:szCs w:val="24"/>
+        </w:rPr>
+        <w:t xml:space="preserve"> — des chaînes de texte encodées que tu inclus dans chaque requête.</w:t>
       </w:r>
     </w:p>
     <w:p>
       <w:pPr>
-        <w:pStyle w:val="ListBullet"/>
-        <w:spacing w:after="60"/>
+        <w:spacing w:after="120"/>
       </w:pPr>
       <w:r>
         <w:rPr>
-          <w:b/>
-          <w:sz w:val="22"/>
+          <w:rFonts w:ascii="Helvetica" w:hAnsi="Helvetica"/>
+          <w:sz w:val="24"/>
+          <w:szCs w:val="24"/>
         </w:rPr>
-        <w:t>DELETE</w:t>
+        <w:t xml:space="preserve">Notre clé est un </w:t>
       </w:r>
+      <w:bookmarkStart w:id="29" w:name="course_jwt"/>
+      <w:hyperlink w:anchor="lex_jwt">
+        <w:r>
+          <w:rPr>
+            <w:rStyle w:val="Hyperlink"/>
+            <w:rFonts w:ascii="Helvetica" w:hAnsi="Helvetica"/>
+            <w:sz w:val="24"/>
+            <w:szCs w:val="24"/>
+            <w:b/>
+          </w:rPr>
+          <w:t xml:space="preserve">JWT</w:t>
+        </w:r>
+      </w:hyperlink>
+      <w:bookmarkEnd w:id="29"/>
       <w:r>
         <w:rPr>
-          <w:sz w:val="22"/>
+          <w:rFonts w:ascii="Helvetica" w:hAnsi="Helvetica"/>
+          <w:sz w:val="24"/>
+          <w:szCs w:val="24"/>
         </w:rPr>
-        <w:t xml:space="preserve"> : supprimer des informations.</w:t>
+        <w:t xml:space="preserve"> (JSON Web Token). Sa structure en trois parties séparées par des points n'est pas du chiffrement arbitraire : la première partie contient le type et l'algorithme, la deuxième les données (rôle, projet, dates de validité), la troisième est une signature cryptographique. Supabase vérifie cette signature à chaque requête pour s'assurer que le token n'a pas été falsifié.</w:t>
       </w:r>
     </w:p>
     <w:p>
@@ -1250,151 +2086,26 @@
       </w:pPr>
       <w:r>
         <w:rPr>
-          <w:sz w:val="22"/>
+          <w:rFonts w:ascii="Helvetica" w:hAnsi="Helvetica"/>
+          <w:sz w:val="24"/>
+          <w:szCs w:val="24"/>
         </w:rPr>
-        <w:t>Dans notre projet, on n'utilise que des requêtes POST : on envoie une nouvelle ligne à la base de données à chaque validation.</w:t>
-      </w:r>
-    </w:p>
-    <w:p/>
-    <w:p>
-      <w:pPr>
-        <w:pStyle w:val="Heading2"/>
-      </w:pPr>
-      <w:r>
-        <w:rPr>
-          <w:color w:val="000000"/>
-        </w:rPr>
-        <w:t>5.3  L'authentification : prouver qui on est</w:t>
+        <w:t xml:space="preserve">C'est ce token qu'on a dû corriger au début du projet : on avait une clé d'un format différent (clé publiable) au lieu de la vraie clé anon JWT. Supabase refusait toutes les requêtes avec une erreur 401 (non autorisé).</w:t>
       </w:r>
     </w:p>
     <w:p>
       <w:pPr>
         <w:spacing w:after="120"/>
+        <w:ind w:left="576"/>
       </w:pPr>
       <w:r>
         <w:rPr>
-          <w:sz w:val="22"/>
+          <w:rFonts w:ascii="Helvetica" w:hAnsi="Helvetica"/>
+          <w:sz w:val="24"/>
+          <w:szCs w:val="24"/>
+          <w:i/>
         </w:rPr>
-        <w:t xml:space="preserve">Pour que n'importe qui ne puisse pas écrire dans ta base de données, Supabase exige une clé d'authentification : la </w:t>
-      </w:r>
-      <w:r>
-        <w:rPr>
-          <w:b/>
-          <w:sz w:val="22"/>
-        </w:rPr>
-        <w:t>clé anon</w:t>
-      </w:r>
-      <w:r>
-        <w:rPr>
-          <w:sz w:val="22"/>
-        </w:rPr>
-        <w:t>.</w:t>
-      </w:r>
-    </w:p>
-    <w:p>
-      <w:pPr>
-        <w:spacing w:after="120"/>
-      </w:pPr>
-      <w:r>
-        <w:rPr>
-          <w:sz w:val="22"/>
-        </w:rPr>
-        <w:t xml:space="preserve">Cette clé est un long texte encodé appelé </w:t>
-      </w:r>
-      <w:r>
-        <w:rPr>
-          <w:b/>
-          <w:sz w:val="22"/>
-        </w:rPr>
-        <w:t>JWT</w:t>
-      </w:r>
-      <w:r>
-        <w:rPr>
-          <w:sz w:val="22"/>
-        </w:rPr>
-        <w:t xml:space="preserve"> (JSON Web Token). Elle est incluse dans chaque requête que notre extension envoie à Supabase, un peu comme un badge d'accès que tu présentes à chaque fois que tu entres dans un bâtiment.</w:t>
-      </w:r>
-    </w:p>
-    <w:p>
-      <w:pPr>
-        <w:spacing w:after="120"/>
-      </w:pPr>
-      <w:r>
-        <w:rPr>
-          <w:sz w:val="22"/>
-        </w:rPr>
-        <w:t>C'est cette clé que l'on a corrigée au début du projet — avec une mauvaise clé, Supabase refusait toutes nos requêtes.</w:t>
-      </w:r>
-    </w:p>
-    <w:p/>
-    <w:p>
-      <w:pPr>
-        <w:pStyle w:val="Heading2"/>
-      </w:pPr>
-      <w:r>
-        <w:rPr>
-          <w:color w:val="000000"/>
-        </w:rPr>
-        <w:t>5.4  Le format JSON</w:t>
-      </w:r>
-    </w:p>
-    <w:p>
-      <w:pPr>
-        <w:spacing w:after="120"/>
-      </w:pPr>
-      <w:r>
-        <w:rPr>
-          <w:sz w:val="22"/>
-        </w:rPr>
-        <w:t xml:space="preserve">Quand notre extension envoie des données à Supabase, elle les formate en </w:t>
-      </w:r>
-      <w:r>
-        <w:rPr>
-          <w:b/>
-          <w:sz w:val="22"/>
-        </w:rPr>
-        <w:t>JSON</w:t>
-      </w:r>
-      <w:r>
-        <w:rPr>
-          <w:sz w:val="22"/>
-        </w:rPr>
-        <w:t xml:space="preserve"> (JavaScript Object Notation). C'est un format texte universel pour représenter des données structurées.</w:t>
-      </w:r>
-    </w:p>
-    <w:p>
-      <w:pPr>
-        <w:spacing w:after="120"/>
-      </w:pPr>
-      <w:r>
-        <w:rPr>
-          <w:sz w:val="22"/>
-        </w:rPr>
-        <w:t>Voici à quoi ressemble le JSON qu'on envoie à Supabase :</w:t>
-      </w:r>
-    </w:p>
-    <w:p>
-      <w:pPr>
-        <w:spacing w:after="120"/>
-        <w:ind w:left="576"/>
-      </w:pPr>
-      <w:r>
-        <w:rPr>
-          <w:i/>
-          <w:sz w:val="22"/>
-        </w:rPr>
-        <w:t>{ "intention": "pour apprendre des choses" }</w:t>
-      </w:r>
-    </w:p>
-    <w:p>
-      <w:pPr>
-        <w:spacing w:after="120"/>
-      </w:pPr>
-      <w:r>
-        <w:rPr>
-          <w:sz w:val="22"/>
-        </w:rPr>
-        <w:t>C'est lisible par les humains et interprétable par les machines. C'est le format standard de communication entre la quasi-totalité des services sur Internet.</w:t>
+        <w:t xml:space="preserve">Attention de sécurité : cette clé est visible dans le code de l'extension, et donc accessible à quiconque inspecte les fichiers. C'est acceptable ici car la clé anon a des droits très limités (écriture dans une seule table). Dans une application réelle manipulant des données sensibles, on ne mettrait jamais une clé secrète dans du code côté client.</w:t>
       </w:r>
     </w:p>
     <w:p>
@@ -1403,17 +2114,18 @@
       </w:r>
     </w:p>
     <w:p>
-      <w:bookmarkStart w:id="7" w:name="chap6"/>
+      <w:bookmarkStart w:id="30" w:name="chap6"/>
       <w:pPr>
         <w:pStyle w:val="Heading1"/>
       </w:pPr>
       <w:r>
         <w:rPr>
+          <w:rFonts w:ascii="Helvetica" w:hAnsi="Helvetica"/>
           <w:color w:val="000000"/>
         </w:rPr>
-        <w:t>Chapitre 6 — L'architecture globale du projet</w:t>
+        <w:t>Chapitre 6 — Architecture globale et flux complet</w:t>
       </w:r>
-      <w:bookmarkEnd w:id="7"/>
+      <w:bookmarkEnd w:id="30"/>
     </w:p>
     <w:p>
       <w:pPr>
@@ -1421,9 +2133,10 @@
       </w:pPr>
       <w:r>
         <w:rPr>
+          <w:rFonts w:ascii="Helvetica" w:hAnsi="Helvetica"/>
           <w:color w:val="000000"/>
         </w:rPr>
-        <w:t>6.1  Les modules et leurs responsabilités</w:t>
+        <w:t>6.1  Les modules et la séparation des responsabilités</w:t>
       </w:r>
     </w:p>
     <w:p>
@@ -1432,9 +2145,51 @@
       </w:pPr>
       <w:r>
         <w:rPr>
-          <w:sz w:val="22"/>
+          <w:rFonts w:ascii="Helvetica" w:hAnsi="Helvetica"/>
+          <w:sz w:val="24"/>
+          <w:szCs w:val="24"/>
         </w:rPr>
-        <w:t>Un projet informatique bien conçu est découpé en modules : des fichiers ou des composants qui ont chacun une responsabilité précise et qui collaborent entre eux.</w:t>
+        <w:t xml:space="preserve">Notre projet est composé de quatre </w:t>
+      </w:r>
+      <w:bookmarkStart w:id="31" w:name="course_module"/>
+      <w:hyperlink w:anchor="lex_module">
+        <w:r>
+          <w:rPr>
+            <w:rStyle w:val="Hyperlink"/>
+            <w:rFonts w:ascii="Helvetica" w:hAnsi="Helvetica"/>
+            <w:sz w:val="24"/>
+            <w:szCs w:val="24"/>
+            <w:b/>
+          </w:rPr>
+          <w:t xml:space="preserve">modules</w:t>
+        </w:r>
+      </w:hyperlink>
+      <w:bookmarkEnd w:id="31"/>
+      <w:r>
+        <w:rPr>
+          <w:rFonts w:ascii="Helvetica" w:hAnsi="Helvetica"/>
+          <w:sz w:val="24"/>
+          <w:szCs w:val="24"/>
+        </w:rPr>
+        <w:t xml:space="preserve"> aux responsabilités strictement séparées. Ce principe — chaque composant fait une seule chose et la fait bien — s'appelle la </w:t>
+      </w:r>
+      <w:r>
+        <w:rPr>
+          <w:rFonts w:ascii="Helvetica" w:hAnsi="Helvetica"/>
+          <w:sz w:val="24"/>
+          <w:szCs w:val="24"/>
+          <w:b/>
+          <w:i/>
+        </w:rPr>
+        <w:t xml:space="preserve">séparation des responsabilités</w:t>
+      </w:r>
+      <w:r>
+        <w:rPr>
+          <w:rFonts w:ascii="Helvetica" w:hAnsi="Helvetica"/>
+          <w:sz w:val="24"/>
+          <w:szCs w:val="24"/>
+        </w:rPr>
+        <w:t xml:space="preserve">. Il rend le code plus lisible, plus facile à déboguer, et plus facile à modifier.</w:t>
       </w:r>
     </w:p>
     <w:p>
@@ -1443,9 +2198,21 @@
       </w:pPr>
       <w:r>
         <w:rPr>
-          <w:sz w:val="22"/>
+          <w:rFonts w:ascii="Helvetica" w:hAnsi="Helvetica"/>
+          <w:sz w:val="24"/>
+          <w:szCs w:val="24"/>
+          <w:b/>
+          <w:i/>
         </w:rPr>
-        <w:t>Notre extension est composée de quatre éléments :</w:t>
+        <w:t xml:space="preserve">background.js</w:t>
+      </w:r>
+      <w:r>
+        <w:rPr>
+          <w:rFonts w:ascii="Helvetica" w:hAnsi="Helvetica"/>
+          <w:sz w:val="24"/>
+          <w:szCs w:val="24"/>
+        </w:rPr>
+        <w:t xml:space="preserve"> : surveillance, interception, gestion de l'état d'autorisation. Ne sait rien de l'interface visuelle.</w:t>
       </w:r>
     </w:p>
     <w:p>
@@ -1454,17 +2221,21 @@
       </w:pPr>
       <w:r>
         <w:rPr>
+          <w:rFonts w:ascii="Helvetica" w:hAnsi="Helvetica"/>
+          <w:sz w:val="24"/>
+          <w:szCs w:val="24"/>
           <w:b/>
           <w:i/>
-          <w:sz w:val="22"/>
         </w:rPr>
-        <w:t>background.js</w:t>
+        <w:t xml:space="preserve">blocker.js</w:t>
       </w:r>
       <w:r>
         <w:rPr>
-          <w:sz w:val="22"/>
+          <w:rFonts w:ascii="Helvetica" w:hAnsi="Helvetica"/>
+          <w:sz w:val="24"/>
+          <w:szCs w:val="24"/>
         </w:rPr>
-        <w:t xml:space="preserve"> — Le vigile.</w:t>
+        <w:t xml:space="preserve"> : timer, validation de phrase, envoi à Supabase, communication avec le background. Ne sait rien de la surveillance des onglets.</w:t>
       </w:r>
     </w:p>
     <w:p>
@@ -1473,29 +2244,21 @@
       </w:pPr>
       <w:r>
         <w:rPr>
-          <w:sz w:val="22"/>
-        </w:rPr>
-        <w:t>Surveille les navigations. Bloque ou laisse passer. Maintient la liste des onglets autorisés.</w:t>
-      </w:r>
-    </w:p>
-    <w:p/>
-    <w:p>
-      <w:pPr>
-        <w:spacing w:after="120"/>
-      </w:pPr>
-      <w:r>
-        <w:rPr>
+          <w:rFonts w:ascii="Helvetica" w:hAnsi="Helvetica"/>
+          <w:sz w:val="24"/>
+          <w:szCs w:val="24"/>
           <w:b/>
           <w:i/>
-          <w:sz w:val="22"/>
         </w:rPr>
-        <w:t>blocker.js</w:t>
+        <w:t xml:space="preserve">blocker.html</w:t>
       </w:r>
       <w:r>
         <w:rPr>
-          <w:sz w:val="22"/>
+          <w:rFonts w:ascii="Helvetica" w:hAnsi="Helvetica"/>
+          <w:sz w:val="24"/>
+          <w:szCs w:val="24"/>
         </w:rPr>
-        <w:t xml:space="preserve"> — La page de filtrage.</w:t>
+        <w:t xml:space="preserve"> : la structure visuelle de la page de blocage. Ne contient aucune logique.</w:t>
       </w:r>
     </w:p>
     <w:p>
@@ -1504,60 +2267,55 @@
       </w:pPr>
       <w:r>
         <w:rPr>
-          <w:sz w:val="22"/>
-        </w:rPr>
-        <w:t>Gère le timer, le champ de saisie, la validation de la phrase, et l'envoi de données à Supabase.</w:t>
-      </w:r>
-    </w:p>
-    <w:p/>
-    <w:p>
-      <w:pPr>
-        <w:spacing w:after="120"/>
-      </w:pPr>
-      <w:r>
-        <w:rPr>
+          <w:rFonts w:ascii="Helvetica" w:hAnsi="Helvetica"/>
+          <w:sz w:val="24"/>
+          <w:szCs w:val="24"/>
           <w:b/>
           <w:i/>
-          <w:sz w:val="22"/>
         </w:rPr>
-        <w:t>blocker.html</w:t>
+        <w:t xml:space="preserve">manifest.json</w:t>
       </w:r>
       <w:r>
         <w:rPr>
-          <w:sz w:val="22"/>
+          <w:rFonts w:ascii="Helvetica" w:hAnsi="Helvetica"/>
+          <w:sz w:val="24"/>
+          <w:szCs w:val="24"/>
         </w:rPr>
-        <w:t xml:space="preserve"> — L'interface visuelle.</w:t>
+        <w:t xml:space="preserve"> : déclaration des permissions et de l'architecture. Ne contient aucun code exécutable.</w:t>
       </w:r>
     </w:p>
     <w:p>
       <w:pPr>
-        <w:spacing w:after="120"/>
+        <w:pStyle w:val="Heading2"/>
       </w:pPr>
       <w:r>
         <w:rPr>
-          <w:sz w:val="22"/>
+          <w:rFonts w:ascii="Helvetica" w:hAnsi="Helvetica"/>
+          <w:color w:val="000000"/>
         </w:rPr>
-        <w:t>La page que tu vois à l'écran : le texte, le champ, le bouton. Elle utilise blocker.js pour fonctionner.</w:t>
+        <w:t>6.2  Flux complet d'une visite</w:t>
       </w:r>
     </w:p>
-    <w:p/>
     <w:p>
       <w:pPr>
         <w:spacing w:after="120"/>
       </w:pPr>
       <w:r>
         <w:rPr>
+          <w:rFonts w:ascii="Helvetica" w:hAnsi="Helvetica"/>
+          <w:sz w:val="24"/>
+          <w:szCs w:val="24"/>
           <w:b/>
-          <w:i/>
-          <w:sz w:val="22"/>
         </w:rPr>
-        <w:t>manifest.json</w:t>
+        <w:t xml:space="preserve">Étape 1 : </w:t>
       </w:r>
       <w:r>
         <w:rPr>
-          <w:sz w:val="22"/>
+          <w:rFonts w:ascii="Helvetica" w:hAnsi="Helvetica"/>
+          <w:sz w:val="24"/>
+          <w:szCs w:val="24"/>
         </w:rPr>
-        <w:t xml:space="preserve"> — La carte d'identité.</w:t>
+        <w:t xml:space="preserve">Tu saisis une URL YouTube ou cliques sur un lien vers YouTube.</w:t>
       </w:r>
     </w:p>
     <w:p>
@@ -1566,21 +2324,20 @@
       </w:pPr>
       <w:r>
         <w:rPr>
-          <w:sz w:val="22"/>
+          <w:rFonts w:ascii="Helvetica" w:hAnsi="Helvetica"/>
+          <w:sz w:val="24"/>
+          <w:szCs w:val="24"/>
+          <w:b/>
         </w:rPr>
-        <w:t>Déclare l'extension au navigateur et liste ses permissions.</w:t>
+        <w:t xml:space="preserve">Étape 2 : </w:t>
       </w:r>
-    </w:p>
-    <w:p/>
-    <w:p>
-      <w:pPr>
-        <w:pStyle w:val="Heading2"/>
-      </w:pPr>
       <w:r>
         <w:rPr>
-          <w:color w:val="000000"/>
+          <w:rFonts w:ascii="Helvetica" w:hAnsi="Helvetica"/>
+          <w:sz w:val="24"/>
+          <w:szCs w:val="24"/>
         </w:rPr>
-        <w:t>6.2  Le flux complet d'une visite</w:t>
+        <w:t xml:space="preserve">Le navigateur déclenche l'événement onBeforeNavigate avant de charger quoi que ce soit.</w:t>
       </w:r>
     </w:p>
     <w:p>
@@ -1589,9 +2346,20 @@
       </w:pPr>
       <w:r>
         <w:rPr>
-          <w:sz w:val="22"/>
+          <w:rFonts w:ascii="Helvetica" w:hAnsi="Helvetica"/>
+          <w:sz w:val="24"/>
+          <w:szCs w:val="24"/>
+          <w:b/>
         </w:rPr>
-        <w:t>Voici ce qui se passe, de bout en bout, quand tu tentes d'accéder à YouTube :</w:t>
+        <w:t xml:space="preserve">Étape 3 : </w:t>
+      </w:r>
+      <w:r>
+        <w:rPr>
+          <w:rFonts w:ascii="Helvetica" w:hAnsi="Helvetica"/>
+          <w:sz w:val="24"/>
+          <w:szCs w:val="24"/>
+        </w:rPr>
+        <w:t xml:space="preserve">background.js reçoit l'événement : l'URL contient youtube.com.</w:t>
       </w:r>
     </w:p>
     <w:p>
@@ -1600,16 +2368,20 @@
       </w:pPr>
       <w:r>
         <w:rPr>
+          <w:rFonts w:ascii="Helvetica" w:hAnsi="Helvetica"/>
+          <w:sz w:val="24"/>
+          <w:szCs w:val="24"/>
           <w:b/>
-          <w:sz w:val="22"/>
         </w:rPr>
-        <w:t>Étape 1 :</w:t>
+        <w:t xml:space="preserve">Étape 4 : </w:t>
       </w:r>
       <w:r>
         <w:rPr>
-          <w:sz w:val="22"/>
+          <w:rFonts w:ascii="Helvetica" w:hAnsi="Helvetica"/>
+          <w:sz w:val="24"/>
+          <w:szCs w:val="24"/>
         </w:rPr>
-        <w:t xml:space="preserve"> Tu saisis une URL YouTube ou tu cliques sur un lien.</w:t>
+        <w:t xml:space="preserve">Il consulte le Set : cet onglet est-il autorisé ?</w:t>
       </w:r>
     </w:p>
     <w:p>
@@ -1618,16 +2390,20 @@
       </w:pPr>
       <w:r>
         <w:rPr>
+          <w:rFonts w:ascii="Helvetica" w:hAnsi="Helvetica"/>
+          <w:sz w:val="24"/>
+          <w:szCs w:val="24"/>
           <w:b/>
-          <w:sz w:val="22"/>
         </w:rPr>
-        <w:t>Étape 2 :</w:t>
+        <w:t xml:space="preserve">Étape 5a : </w:t>
       </w:r>
       <w:r>
         <w:rPr>
-          <w:sz w:val="22"/>
+          <w:rFonts w:ascii="Helvetica" w:hAnsi="Helvetica"/>
+          <w:sz w:val="24"/>
+          <w:szCs w:val="24"/>
         </w:rPr>
-        <w:t xml:space="preserve"> Le navigateur déclenche l'événement onBeforeNavigate.</w:t>
+        <w:t xml:space="preserve">Oui → il laisse passer. YouTube se charge normalement. Fin.</w:t>
       </w:r>
     </w:p>
     <w:p>
@@ -1636,16 +2412,20 @@
       </w:pPr>
       <w:r>
         <w:rPr>
+          <w:rFonts w:ascii="Helvetica" w:hAnsi="Helvetica"/>
+          <w:sz w:val="24"/>
+          <w:szCs w:val="24"/>
           <w:b/>
-          <w:sz w:val="22"/>
         </w:rPr>
-        <w:t>Étape 3 :</w:t>
+        <w:t xml:space="preserve">Étape 5b : </w:t>
       </w:r>
       <w:r>
         <w:rPr>
-          <w:sz w:val="22"/>
+          <w:rFonts w:ascii="Helvetica" w:hAnsi="Helvetica"/>
+          <w:sz w:val="24"/>
+          <w:szCs w:val="24"/>
         </w:rPr>
-        <w:t xml:space="preserve"> background.js reçoit l'événement, détecte que l'URL contient youtube.com.</w:t>
+        <w:t xml:space="preserve">Non → il redirige l'onglet vers blocker.html, en passant l'URL YouTube en paramètre.</w:t>
       </w:r>
     </w:p>
     <w:p>
@@ -1654,16 +2434,20 @@
       </w:pPr>
       <w:r>
         <w:rPr>
+          <w:rFonts w:ascii="Helvetica" w:hAnsi="Helvetica"/>
+          <w:sz w:val="24"/>
+          <w:szCs w:val="24"/>
           <w:b/>
-          <w:sz w:val="22"/>
         </w:rPr>
-        <w:t>Étape 4 :</w:t>
+        <w:t xml:space="preserve">Étape 6 : </w:t>
       </w:r>
       <w:r>
         <w:rPr>
-          <w:sz w:val="22"/>
+          <w:rFonts w:ascii="Helvetica" w:hAnsi="Helvetica"/>
+          <w:sz w:val="24"/>
+          <w:szCs w:val="24"/>
         </w:rPr>
-        <w:t xml:space="preserve"> Il vérifie si l'onglet est dans la liste des autorisés.</w:t>
+        <w:t xml:space="preserve">blocker.js se charge : timer 10 secondes, puis affichage du champ de saisie.</w:t>
       </w:r>
     </w:p>
     <w:p>
@@ -1672,16 +2456,20 @@
       </w:pPr>
       <w:r>
         <w:rPr>
+          <w:rFonts w:ascii="Helvetica" w:hAnsi="Helvetica"/>
+          <w:sz w:val="24"/>
+          <w:szCs w:val="24"/>
           <w:b/>
-          <w:sz w:val="22"/>
         </w:rPr>
-        <w:t>Étape 5a (autorisé) :</w:t>
+        <w:t xml:space="preserve">Étape 7 : </w:t>
       </w:r>
       <w:r>
         <w:rPr>
-          <w:sz w:val="22"/>
+          <w:rFonts w:ascii="Helvetica" w:hAnsi="Helvetica"/>
+          <w:sz w:val="24"/>
+          <w:szCs w:val="24"/>
         </w:rPr>
-        <w:t xml:space="preserve"> Il laisse passer. YouTube se charge normalement.</w:t>
+        <w:t xml:space="preserve">Tu saisis la phrase. blocker.js normalise et compare.</w:t>
       </w:r>
     </w:p>
     <w:p>
@@ -1690,16 +2478,20 @@
       </w:pPr>
       <w:r>
         <w:rPr>
+          <w:rFonts w:ascii="Helvetica" w:hAnsi="Helvetica"/>
+          <w:sz w:val="24"/>
+          <w:szCs w:val="24"/>
           <w:b/>
-          <w:sz w:val="22"/>
         </w:rPr>
-        <w:t>Étape 5b (non autorisé) :</w:t>
+        <w:t xml:space="preserve">Étape 8 : </w:t>
       </w:r>
       <w:r>
         <w:rPr>
-          <w:sz w:val="22"/>
+          <w:rFonts w:ascii="Helvetica" w:hAnsi="Helvetica"/>
+          <w:sz w:val="24"/>
+          <w:szCs w:val="24"/>
         </w:rPr>
-        <w:t xml:space="preserve"> Il redirige l'onglet vers blocker.html.</w:t>
+        <w:t xml:space="preserve">Bonne réponse → requête POST vers l'API Supabase (enregistrement de la visite).</w:t>
       </w:r>
     </w:p>
     <w:p>
@@ -1708,16 +2500,20 @@
       </w:pPr>
       <w:r>
         <w:rPr>
+          <w:rFonts w:ascii="Helvetica" w:hAnsi="Helvetica"/>
+          <w:sz w:val="24"/>
+          <w:szCs w:val="24"/>
           <w:b/>
-          <w:sz w:val="22"/>
         </w:rPr>
-        <w:t>Étape 6 :</w:t>
+        <w:t xml:space="preserve">Étape 9 : </w:t>
       </w:r>
       <w:r>
         <w:rPr>
-          <w:sz w:val="22"/>
+          <w:rFonts w:ascii="Helvetica" w:hAnsi="Helvetica"/>
+          <w:sz w:val="24"/>
+          <w:szCs w:val="24"/>
         </w:rPr>
-        <w:t xml:space="preserve"> blocker.js s'exécute : timer de 10 secondes, puis champ de saisie.</w:t>
+        <w:t xml:space="preserve">blocker.js envoie un message { action: 'autoriser' } à background.js.</w:t>
       </w:r>
     </w:p>
     <w:p>
@@ -1726,16 +2522,20 @@
       </w:pPr>
       <w:r>
         <w:rPr>
+          <w:rFonts w:ascii="Helvetica" w:hAnsi="Helvetica"/>
+          <w:sz w:val="24"/>
+          <w:szCs w:val="24"/>
           <w:b/>
-          <w:sz w:val="22"/>
         </w:rPr>
-        <w:t>Étape 7 :</w:t>
+        <w:t xml:space="preserve">Étape 10 : </w:t>
       </w:r>
       <w:r>
         <w:rPr>
-          <w:sz w:val="22"/>
+          <w:rFonts w:ascii="Helvetica" w:hAnsi="Helvetica"/>
+          <w:sz w:val="24"/>
+          <w:szCs w:val="24"/>
         </w:rPr>
-        <w:t xml:space="preserve"> Tu saisis la phrase. blocker.js vérifie.</w:t>
+        <w:t xml:space="preserve">background.js ajoute l'ID de l'onglet au Set.</w:t>
       </w:r>
     </w:p>
     <w:p>
@@ -1744,34 +2544,80 @@
       </w:pPr>
       <w:r>
         <w:rPr>
+          <w:rFonts w:ascii="Helvetica" w:hAnsi="Helvetica"/>
+          <w:sz w:val="24"/>
+          <w:szCs w:val="24"/>
           <w:b/>
-          <w:sz w:val="22"/>
         </w:rPr>
-        <w:t>Étape 8 :</w:t>
+        <w:t xml:space="preserve">Étape 11 : </w:t>
       </w:r>
       <w:r>
         <w:rPr>
-          <w:sz w:val="22"/>
+          <w:rFonts w:ascii="Helvetica" w:hAnsi="Helvetica"/>
+          <w:sz w:val="24"/>
+          <w:szCs w:val="24"/>
         </w:rPr>
-        <w:t xml:space="preserve"> Bonne réponse : envoi d'une requête POST à l'API Supabase.</w:t>
+        <w:t xml:space="preserve">blocker.js redirige vers l'URL YouTube d'origine. Navigation autorisée.</w:t>
       </w:r>
     </w:p>
     <w:p>
       <w:pPr>
-        <w:spacing w:after="120"/>
+        <w:pStyle w:val="Heading2"/>
       </w:pPr>
       <w:r>
         <w:rPr>
-          <w:b/>
-          <w:sz w:val="22"/>
+          <w:rFonts w:ascii="Helvetica" w:hAnsi="Helvetica"/>
+          <w:color w:val="000000"/>
         </w:rPr>
-        <w:t>Étape 9 :</w:t>
+        <w:t>6.3  Ce que les bugs ont révélé sur l'architecture</w:t>
+      </w:r>
+    </w:p>
+    <w:p>
+      <w:pPr>
+        <w:spacing w:after="120"/>
+      </w:pPr>
+      <w:r>
+        <w:rPr>
+          <w:rFonts w:ascii="Helvetica" w:hAnsi="Helvetica"/>
+          <w:sz w:val="24"/>
+          <w:szCs w:val="24"/>
+        </w:rPr>
+        <w:t xml:space="preserve">Le premier bug (boucle infinie) a révélé un problème de </w:t>
       </w:r>
       <w:r>
         <w:rPr>
-          <w:sz w:val="22"/>
+          <w:rFonts w:ascii="Helvetica" w:hAnsi="Helvetica"/>
+          <w:sz w:val="24"/>
+          <w:szCs w:val="24"/>
+          <w:b/>
+          <w:i/>
         </w:rPr>
-        <w:t xml:space="preserve"> blocker.js envoie un message à background.js : « autorise cet onglet ».</w:t>
+        <w:t xml:space="preserve">couplage implicite</w:t>
+      </w:r>
+      <w:r>
+        <w:rPr>
+          <w:rFonts w:ascii="Helvetica" w:hAnsi="Helvetica"/>
+          <w:sz w:val="24"/>
+          <w:szCs w:val="24"/>
+        </w:rPr>
+        <w:t xml:space="preserve"> : deux composants (le background et le page script) interagissaient sans se connaître, via un canal partagé (la navigation de l'onglet). La solution — le message explicite — a rendu cette coordination </w:t>
+      </w:r>
+      <w:r>
+        <w:rPr>
+          <w:rFonts w:ascii="Helvetica" w:hAnsi="Helvetica"/>
+          <w:sz w:val="24"/>
+          <w:szCs w:val="24"/>
+          <w:b/>
+        </w:rPr>
+        <w:t xml:space="preserve">explicite</w:t>
+      </w:r>
+      <w:r>
+        <w:rPr>
+          <w:rFonts w:ascii="Helvetica" w:hAnsi="Helvetica"/>
+          <w:sz w:val="24"/>
+          <w:szCs w:val="24"/>
+        </w:rPr>
+        <w:t xml:space="preserve"> et donc contrôlable.</w:t>
       </w:r>
     </w:p>
     <w:p>
@@ -1780,68 +2626,29 @@
       </w:pPr>
       <w:r>
         <w:rPr>
-          <w:b/>
-          <w:sz w:val="22"/>
+          <w:rFonts w:ascii="Helvetica" w:hAnsi="Helvetica"/>
+          <w:sz w:val="24"/>
+          <w:szCs w:val="24"/>
         </w:rPr>
-        <w:t>Étape 10 :</w:t>
+        <w:t xml:space="preserve">Le second bug (re-blocage à chaque clic) a révélé un problème de </w:t>
       </w:r>
       <w:r>
         <w:rPr>
-          <w:sz w:val="22"/>
+          <w:rFonts w:ascii="Helvetica" w:hAnsi="Helvetica"/>
+          <w:sz w:val="24"/>
+          <w:szCs w:val="24"/>
+          <w:b/>
+          <w:i/>
         </w:rPr>
-        <w:t xml:space="preserve"> background.js ajoute l'onglet à sa liste.</w:t>
-      </w:r>
-    </w:p>
-    <w:p>
-      <w:pPr>
-        <w:spacing w:after="120"/>
-      </w:pPr>
-      <w:r>
-        <w:rPr>
-          <w:b/>
-          <w:sz w:val="22"/>
-        </w:rPr>
-        <w:t>Étape 11 :</w:t>
+        <w:t xml:space="preserve">durée de vie de l'état</w:t>
       </w:r>
       <w:r>
         <w:rPr>
-          <w:sz w:val="22"/>
+          <w:rFonts w:ascii="Helvetica" w:hAnsi="Helvetica"/>
+          <w:sz w:val="24"/>
+          <w:szCs w:val="24"/>
         </w:rPr>
-        <w:t xml:space="preserve"> La page est redirigée vers YouTube. Tu navigues librement.</w:t>
-      </w:r>
-    </w:p>
-    <w:p/>
-    <w:p>
-      <w:pPr>
-        <w:pStyle w:val="Heading2"/>
-      </w:pPr>
-      <w:r>
-        <w:rPr>
-          <w:color w:val="000000"/>
-        </w:rPr>
-        <w:t>6.3  Le principe de séparation des responsabilités</w:t>
-      </w:r>
-    </w:p>
-    <w:p>
-      <w:pPr>
-        <w:spacing w:after="120"/>
-      </w:pPr>
-      <w:r>
-        <w:rPr>
-          <w:sz w:val="22"/>
-        </w:rPr>
-        <w:t>Un concept fondamental en programmation est de ne pas tout mélanger. Chaque fichier doit avoir un seul rôle clair. C'est ce qu'on appelle la séparation des responsabilités.</w:t>
-      </w:r>
-    </w:p>
-    <w:p>
-      <w:pPr>
-        <w:spacing w:after="120"/>
-      </w:pPr>
-      <w:r>
-        <w:rPr>
-          <w:sz w:val="22"/>
-        </w:rPr>
-        <w:t>Ici, background.js ne sait rien de l'interface visuelle. blocker.js ne sait rien de la surveillance des onglets. Ils communiquent uniquement par messages, comme des collègues qui travaillent dans des bureaux séparés et s'appellent au téléphone.</w:t>
+        <w:t xml:space="preserve"> : l'autorisation était consommée dès le premier passage au lieu d'être maintenue pendant toute la session YouTube. La solution a nécessité de définir précisément les conditions d'invalidation de l'état (quitter YouTube, fermer l'onglet).</w:t>
       </w:r>
     </w:p>
     <w:p>
@@ -1850,194 +2657,155 @@
       </w:r>
     </w:p>
     <w:p>
-      <w:bookmarkStart w:id="8" w:name="chap7"/>
+      <w:bookmarkStart w:id="32" w:name="conclusion"/>
       <w:pPr>
         <w:pStyle w:val="Heading1"/>
       </w:pPr>
       <w:r>
         <w:rPr>
+          <w:rFonts w:ascii="Helvetica" w:hAnsi="Helvetica"/>
           <w:color w:val="000000"/>
         </w:rPr>
-        <w:t>Chapitre 7 — Le modèle client-serveur</w:t>
+        <w:t>Conclusion</w:t>
       </w:r>
-      <w:bookmarkEnd w:id="8"/>
+      <w:bookmarkEnd w:id="32"/>
     </w:p>
     <w:p>
       <w:pPr>
-        <w:pStyle w:val="Heading2"/>
+        <w:spacing w:after="120"/>
       </w:pPr>
       <w:r>
         <w:rPr>
-          <w:color w:val="000000"/>
+          <w:rFonts w:ascii="Helvetica" w:hAnsi="Helvetica"/>
+          <w:sz w:val="24"/>
+          <w:szCs w:val="24"/>
         </w:rPr>
-        <w:t>7.1  Deux rôles fondamentaux</w:t>
+        <w:t xml:space="preserve">Ce projet t'a fait toucher, de façon concrète et fonctionnelle, aux concepts suivants :</w:t>
       </w:r>
     </w:p>
     <w:p>
       <w:pPr>
+        <w:pStyle w:val="ListBullet"/>
         <w:spacing w:after="120"/>
       </w:pPr>
       <w:r>
         <w:rPr>
-          <w:sz w:val="22"/>
+          <w:rFonts w:ascii="Helvetica" w:hAnsi="Helvetica"/>
+          <w:sz w:val="24"/>
+          <w:szCs w:val="24"/>
         </w:rPr>
-        <w:t>Presque toute l'informatique connectée repose sur un modèle simple : un client demande quelque chose, un serveur répond.</w:t>
+        <w:t xml:space="preserve">Programmation événementielle et listeners</w:t>
       </w:r>
     </w:p>
     <w:p>
       <w:pPr>
+        <w:pStyle w:val="ListBullet"/>
         <w:spacing w:after="120"/>
       </w:pPr>
       <w:r>
         <w:rPr>
-          <w:sz w:val="22"/>
+          <w:rFonts w:ascii="Helvetica" w:hAnsi="Helvetica"/>
+          <w:sz w:val="24"/>
+          <w:szCs w:val="24"/>
         </w:rPr>
-        <w:t xml:space="preserve">Le </w:t>
-      </w:r>
-      <w:r>
-        <w:rPr>
-          <w:b/>
-          <w:sz w:val="22"/>
-        </w:rPr>
-        <w:t>client</w:t>
-      </w:r>
-      <w:r>
-        <w:rPr>
-          <w:sz w:val="22"/>
-        </w:rPr>
-        <w:t xml:space="preserve"> est le programme qui fait la demande. Dans notre cas, c'est notre extension — plus précisément, blocker.js.</w:t>
+        <w:t xml:space="preserve">Architecture modulaire et séparation des responsabilités</w:t>
       </w:r>
     </w:p>
     <w:p>
       <w:pPr>
+        <w:pStyle w:val="ListBullet"/>
         <w:spacing w:after="120"/>
       </w:pPr>
       <w:r>
         <w:rPr>
-          <w:sz w:val="22"/>
+          <w:rFonts w:ascii="Helvetica" w:hAnsi="Helvetica"/>
+          <w:sz w:val="24"/>
+          <w:szCs w:val="24"/>
         </w:rPr>
-        <w:t xml:space="preserve">Le </w:t>
-      </w:r>
-      <w:r>
-        <w:rPr>
-          <w:b/>
-          <w:sz w:val="22"/>
-        </w:rPr>
-        <w:t>serveur</w:t>
-      </w:r>
-      <w:r>
-        <w:rPr>
-          <w:sz w:val="22"/>
-        </w:rPr>
-        <w:t xml:space="preserve"> est le programme qui traite la demande et répond. Dans notre cas, c'est Supabase, quelque part dans un datacenter.</w:t>
+        <w:t xml:space="preserve">Communication inter-processus par messages</w:t>
       </w:r>
     </w:p>
     <w:p>
       <w:pPr>
+        <w:pStyle w:val="ListBullet"/>
         <w:spacing w:after="120"/>
-        <w:ind w:left="576"/>
       </w:pPr>
       <w:r>
         <w:rPr>
-          <w:i/>
-          <w:sz w:val="22"/>
+          <w:rFonts w:ascii="Helvetica" w:hAnsi="Helvetica"/>
+          <w:sz w:val="24"/>
+          <w:szCs w:val="24"/>
         </w:rPr>
-        <w:t>Analogie : le client est le client d'un restaurant, le serveur est le serveur. Le client commande (requête), le serveur apporte le plat (réponse). Dans ce modèle, ce sont toujours les clients qui initient l'échange.</w:t>
-      </w:r>
-    </w:p>
-    <w:p/>
-    <w:p>
-      <w:pPr>
-        <w:pStyle w:val="Heading2"/>
-      </w:pPr>
-      <w:r>
-        <w:rPr>
-          <w:color w:val="000000"/>
-        </w:rPr>
-        <w:t>7.2  La requête et la réponse</w:t>
+        <w:t xml:space="preserve">Gestion de l'état en mémoire (Set, cycle de vie)</w:t>
       </w:r>
     </w:p>
     <w:p>
       <w:pPr>
+        <w:pStyle w:val="ListBullet"/>
         <w:spacing w:after="120"/>
       </w:pPr>
       <w:r>
         <w:rPr>
-          <w:sz w:val="22"/>
+          <w:rFonts w:ascii="Helvetica" w:hAnsi="Helvetica"/>
+          <w:sz w:val="24"/>
+          <w:szCs w:val="24"/>
         </w:rPr>
-        <w:t xml:space="preserve">Quand notre extension envoie une donnée à Supabase, elle fait une </w:t>
-      </w:r>
-      <w:r>
-        <w:rPr>
-          <w:b/>
-          <w:sz w:val="22"/>
-        </w:rPr>
-        <w:t>requête HTTP</w:t>
-      </w:r>
-      <w:r>
-        <w:rPr>
-          <w:sz w:val="22"/>
-        </w:rPr>
-        <w:t>. Cette requête contient :</w:t>
+        <w:t xml:space="preserve">Requêtes HTTP asynchrones vers une API REST</w:t>
       </w:r>
     </w:p>
     <w:p>
       <w:pPr>
         <w:pStyle w:val="ListBullet"/>
-        <w:spacing w:after="60"/>
+        <w:spacing w:after="120"/>
       </w:pPr>
       <w:r>
         <w:rPr>
-          <w:sz w:val="22"/>
+          <w:rFonts w:ascii="Helvetica" w:hAnsi="Helvetica"/>
+          <w:sz w:val="24"/>
+          <w:szCs w:val="24"/>
         </w:rPr>
-        <w:t>L'adresse du serveur (l'URL Supabase).</w:t>
+        <w:t xml:space="preserve">Authentification par token JWT</w:t>
       </w:r>
     </w:p>
     <w:p>
       <w:pPr>
         <w:pStyle w:val="ListBullet"/>
-        <w:spacing w:after="60"/>
+        <w:spacing w:after="120"/>
       </w:pPr>
       <w:r>
         <w:rPr>
-          <w:sz w:val="22"/>
+          <w:rFonts w:ascii="Helvetica" w:hAnsi="Helvetica"/>
+          <w:sz w:val="24"/>
+          <w:szCs w:val="24"/>
         </w:rPr>
-        <w:t>Le type d'action (POST, pour écrire).</w:t>
+        <w:t xml:space="preserve">Persistance de données dans une base distante</w:t>
       </w:r>
     </w:p>
     <w:p>
       <w:pPr>
         <w:pStyle w:val="ListBullet"/>
-        <w:spacing w:after="60"/>
+        <w:spacing w:after="120"/>
       </w:pPr>
       <w:r>
         <w:rPr>
-          <w:sz w:val="22"/>
+          <w:rFonts w:ascii="Helvetica" w:hAnsi="Helvetica"/>
+          <w:sz w:val="24"/>
+          <w:szCs w:val="24"/>
         </w:rPr>
-        <w:t>Les données à envoyer (le JSON avec la phrase saisie).</w:t>
+        <w:t xml:space="preserve">Débogage et analyse de causalité entre composants</w:t>
       </w:r>
     </w:p>
     <w:p>
       <w:pPr>
-        <w:pStyle w:val="ListBullet"/>
-        <w:spacing w:after="60"/>
+        <w:spacing w:after="120"/>
       </w:pPr>
       <w:r>
         <w:rPr>
-          <w:sz w:val="22"/>
+          <w:rFonts w:ascii="Helvetica" w:hAnsi="Helvetica"/>
+          <w:sz w:val="24"/>
+          <w:szCs w:val="24"/>
         </w:rPr>
-        <w:t>La clé d'authentification (le JWT).</w:t>
-      </w:r>
-    </w:p>
-    <w:p>
-      <w:pPr>
-        <w:spacing w:after="120"/>
-      </w:pPr>
-      <w:r>
-        <w:rPr>
-          <w:sz w:val="22"/>
-        </w:rPr>
-        <w:t>Supabase vérifie la clé, écrit la ligne dans la base de données, et renvoie une réponse indiquant si tout s'est bien passé. Notre extension lit cette réponse et réagit en conséquence.</w:t>
+        <w:t xml:space="preserve">Ces mécanismes ne sont pas spécifiques aux extensions de navigateur. Ils sont présents dans toute application web moderne : frontend qui appelle une API, backend qui écrit en base de données, systèmes qui communiquent par messages. Tu viens de construire, à toute petite échelle, exactement ce que font les grandes applications — avec les mêmes principes.</w:t>
       </w:r>
     </w:p>
     <w:p>
@@ -2046,152 +2814,18 @@
       </w:r>
     </w:p>
     <w:p>
-      <w:bookmarkStart w:id="9" w:name="conclusion"/>
+      <w:bookmarkStart w:id="33" w:name="lexique"/>
       <w:pPr>
         <w:pStyle w:val="Heading1"/>
       </w:pPr>
       <w:r>
         <w:rPr>
-          <w:color w:val="000000"/>
-        </w:rPr>
-        <w:t>Conclusion : ce que ce projet t'a appris</w:t>
-      </w:r>
-      <w:bookmarkEnd w:id="9"/>
-    </w:p>
-    <w:p>
-      <w:pPr>
-        <w:spacing w:after="120"/>
-      </w:pPr>
-      <w:r>
-        <w:rPr>
-          <w:sz w:val="22"/>
-        </w:rPr>
-        <w:t>En construisant cette extension, tu as touché à l'essentiel de l'informatique moderne :</w:t>
-      </w:r>
-    </w:p>
-    <w:p>
-      <w:pPr>
-        <w:pStyle w:val="ListBullet"/>
-        <w:spacing w:after="60"/>
-      </w:pPr>
-      <w:r>
-        <w:rPr>
-          <w:b/>
-          <w:sz w:val="22"/>
-        </w:rPr>
-        <w:t>La programmation événementielle</w:t>
-      </w:r>
-      <w:r>
-        <w:rPr>
-          <w:sz w:val="22"/>
-        </w:rPr>
-        <w:t xml:space="preserve"> : écrire des programmes qui réagissent à des événements plutôt que de s'exécuter linéairement.</w:t>
-      </w:r>
-    </w:p>
-    <w:p>
-      <w:pPr>
-        <w:pStyle w:val="ListBullet"/>
-        <w:spacing w:after="60"/>
-      </w:pPr>
-      <w:r>
-        <w:rPr>
-          <w:b/>
-          <w:sz w:val="22"/>
-        </w:rPr>
-        <w:t>L'architecture modulaire</w:t>
-      </w:r>
-      <w:r>
-        <w:rPr>
-          <w:sz w:val="22"/>
-        </w:rPr>
-        <w:t xml:space="preserve"> : diviser un projet en composants aux responsabilités distinctes.</w:t>
-      </w:r>
-    </w:p>
-    <w:p>
-      <w:pPr>
-        <w:pStyle w:val="ListBullet"/>
-        <w:spacing w:after="60"/>
-      </w:pPr>
-      <w:r>
-        <w:rPr>
-          <w:b/>
-          <w:sz w:val="22"/>
-        </w:rPr>
-        <w:t>La communication entre programmes</w:t>
-      </w:r>
-      <w:r>
-        <w:rPr>
-          <w:sz w:val="22"/>
-        </w:rPr>
-        <w:t xml:space="preserve"> : des messages internes entre scripts, des requêtes HTTP vers un service externe.</w:t>
-      </w:r>
-    </w:p>
-    <w:p>
-      <w:pPr>
-        <w:pStyle w:val="ListBullet"/>
-        <w:spacing w:after="60"/>
-      </w:pPr>
-      <w:r>
-        <w:rPr>
-          <w:b/>
-          <w:sz w:val="22"/>
-        </w:rPr>
-        <w:t>Les bases de données et les API</w:t>
-      </w:r>
-      <w:r>
-        <w:rPr>
-          <w:sz w:val="22"/>
-        </w:rPr>
-        <w:t xml:space="preserve"> : stocker des données sur Internet et y accéder via des interfaces standardisées.</w:t>
-      </w:r>
-    </w:p>
-    <w:p>
-      <w:pPr>
-        <w:pStyle w:val="ListBullet"/>
-        <w:spacing w:after="60"/>
-      </w:pPr>
-      <w:r>
-        <w:rPr>
-          <w:b/>
-          <w:sz w:val="22"/>
-        </w:rPr>
-        <w:t>La gestion de l'état</w:t>
-      </w:r>
-      <w:r>
-        <w:rPr>
-          <w:sz w:val="22"/>
-        </w:rPr>
-        <w:t xml:space="preserve"> : maintenir des informations en mémoire pour prendre des décisions.</w:t>
-      </w:r>
-    </w:p>
-    <w:p>
-      <w:pPr>
-        <w:spacing w:after="120"/>
-      </w:pPr>
-      <w:r>
-        <w:rPr>
-          <w:sz w:val="22"/>
-        </w:rPr>
-        <w:t>Ce projet est minuscule comparé à ce que font les grandes applications. Mais les mécanismes que tu as utilisés — événements, API, base de données, client-serveur — sont exactement les mêmes. La différence entre cette extension et une application complète, c'est seulement l'échelle, pas les principes.</w:t>
-      </w:r>
-    </w:p>
-    <w:p>
-      <w:r>
-        <w:br w:type="page"/>
-      </w:r>
-    </w:p>
-    <w:p>
-      <w:bookmarkStart w:id="10" w:name="lexique"/>
-      <w:pPr>
-        <w:pStyle w:val="Heading1"/>
-      </w:pPr>
-      <w:r>
-        <w:rPr>
+          <w:rFonts w:ascii="Helvetica" w:hAnsi="Helvetica"/>
           <w:color w:val="000000"/>
         </w:rPr>
         <w:t>Lexique</w:t>
       </w:r>
-      <w:bookmarkEnd w:id="10"/>
+      <w:bookmarkEnd w:id="33"/>
     </w:p>
     <w:p>
       <w:pPr>
@@ -2199,766 +2833,896 @@
       </w:pPr>
       <w:r>
         <w:rPr>
-          <w:sz w:val="22"/>
+          <w:rFonts w:ascii="Helvetica" w:hAnsi="Helvetica"/>
+          <w:sz w:val="24"/>
+          <w:szCs w:val="24"/>
         </w:rPr>
-        <w:t>Les termes ci-dessous apparaissent en gras dans le cours. Ils sont classés par ordre alphabétique.</w:t>
+        <w:t xml:space="preserve">Chaque terme ci-dessous est un lien vers sa première apparition dans le cours. Les termes sont classés par ordre alphabétique.</w:t>
       </w:r>
     </w:p>
     <w:p/>
     <w:p>
-      <w:bookmarkStart w:id="20" w:name="lex_api"/>
+      <w:bookmarkStart w:id="34" w:name="lex_api"/>
       <w:pPr>
         <w:spacing w:after="80"/>
+      </w:pPr>
+      <w:hyperlink w:anchor="course_api">
+        <w:r>
+          <w:rPr>
+            <w:rStyle w:val="Hyperlink"/>
+            <w:rFonts w:ascii="Helvetica" w:hAnsi="Helvetica"/>
+            <w:sz w:val="24"/>
+            <w:szCs w:val="24"/>
+            <w:b/>
+            <w:u w:val="single"/>
+          </w:rPr>
+          <w:t xml:space="preserve">API (Application Programming Interface)</w:t>
+        </w:r>
+      </w:hyperlink>
+      <w:bookmarkEnd w:id="34"/>
+    </w:p>
+    <w:p>
+      <w:pPr>
+        <w:spacing w:after="200"/>
+        <w:ind w:left="432"/>
       </w:pPr>
       <w:r>
         <w:rPr>
-          <w:b/>
+          <w:rFonts w:ascii="Helvetica" w:hAnsi="Helvetica"/>
           <w:sz w:val="22"/>
-          <w:u w:val="single"/>
+          <w:szCs w:val="22"/>
         </w:rPr>
-        <w:t>API (Application Programming Interface)</w:t>
-      </w:r>
-      <w:bookmarkEnd w:id="20"/>
-    </w:p>
-    <w:p>
-      <w:pPr>
-        <w:spacing w:after="200"/>
-        <w:ind w:left="432"/>
-      </w:pPr>
-      <w:r>
-        <w:rPr>
-          <w:sz w:val="20"/>
-        </w:rPr>
-        <w:t>Interface qui permet à deux programmes de communiquer entre eux selon des règles définies. Une API expose des fonctions que d'autres programmes peuvent appeler sans avoir besoin de connaître leur fonctionnement interne. → Chapitre 5</w:t>
+        <w:t xml:space="preserve">Interface qui permet à deux programmes de communiquer selon des règles définies. Une API expose des fonctions que d'autres programmes appellent sans connaître leur fonctionnement interne. Dans notre projet : l'API Supabase permet à notre extension d'écrire dans la base de données via des requêtes HTTP. → Chapitre 5</w:t>
       </w:r>
     </w:p>
     <w:p>
-      <w:bookmarkStart w:id="21" w:name="lex_bg"/>
+      <w:bookmarkStart w:id="35" w:name="lex_rest"/>
       <w:pPr>
         <w:spacing w:after="80"/>
+      </w:pPr>
+      <w:hyperlink w:anchor="course_rest">
+        <w:r>
+          <w:rPr>
+            <w:rStyle w:val="Hyperlink"/>
+            <w:rFonts w:ascii="Helvetica" w:hAnsi="Helvetica"/>
+            <w:sz w:val="24"/>
+            <w:szCs w:val="24"/>
+            <w:b/>
+            <w:u w:val="single"/>
+          </w:rPr>
+          <w:t xml:space="preserve">API REST</w:t>
+        </w:r>
+      </w:hyperlink>
+      <w:bookmarkEnd w:id="35"/>
+    </w:p>
+    <w:p>
+      <w:pPr>
+        <w:spacing w:after="200"/>
+        <w:ind w:left="432"/>
       </w:pPr>
       <w:r>
         <w:rPr>
-          <w:b/>
+          <w:rFonts w:ascii="Helvetica" w:hAnsi="Helvetica"/>
           <w:sz w:val="22"/>
-          <w:u w:val="single"/>
+          <w:szCs w:val="22"/>
         </w:rPr>
-        <w:t>Background script</w:t>
-      </w:r>
-      <w:bookmarkEnd w:id="21"/>
-    </w:p>
-    <w:p>
-      <w:pPr>
-        <w:spacing w:after="200"/>
-        <w:ind w:left="432"/>
-      </w:pPr>
-      <w:r>
-        <w:rPr>
-          <w:sz w:val="20"/>
-        </w:rPr>
-        <w:t>Programme qui s'exécute en arrière-plan dans une extension, invisible pour l'utilisateur. Il surveille des événements du navigateur en permanence et peut modifier le comportement du navigateur. Dans notre projet : background.js. → Chapitre 2</w:t>
+        <w:t xml:space="preserve">Style d'architecture d'API qui utilise les méthodes HTTP standard (GET, POST, DELETE…) comme verbes d'action, et des URLs pour identifier les ressources à manipuler. C'est le style d'API le plus répandu sur Internet. → Chapitre 5</w:t>
       </w:r>
     </w:p>
     <w:p>
-      <w:bookmarkStart w:id="22" w:name="lex_bdd"/>
+      <w:bookmarkStart w:id="36" w:name="lex_async"/>
       <w:pPr>
         <w:spacing w:after="80"/>
+      </w:pPr>
+      <w:hyperlink w:anchor="course_async">
+        <w:r>
+          <w:rPr>
+            <w:rStyle w:val="Hyperlink"/>
+            <w:rFonts w:ascii="Helvetica" w:hAnsi="Helvetica"/>
+            <w:sz w:val="24"/>
+            <w:szCs w:val="24"/>
+            <w:b/>
+            <w:u w:val="single"/>
+          </w:rPr>
+          <w:t xml:space="preserve">Asynchrone</w:t>
+        </w:r>
+      </w:hyperlink>
+      <w:bookmarkEnd w:id="36"/>
+    </w:p>
+    <w:p>
+      <w:pPr>
+        <w:spacing w:after="200"/>
+        <w:ind w:left="432"/>
       </w:pPr>
       <w:r>
         <w:rPr>
-          <w:b/>
+          <w:rFonts w:ascii="Helvetica" w:hAnsi="Helvetica"/>
           <w:sz w:val="22"/>
-          <w:u w:val="single"/>
+          <w:szCs w:val="22"/>
         </w:rPr>
-        <w:t>Base de données</w:t>
-      </w:r>
-      <w:bookmarkEnd w:id="22"/>
-    </w:p>
-    <w:p>
-      <w:pPr>
-        <w:spacing w:after="200"/>
-        <w:ind w:left="432"/>
-      </w:pPr>
-      <w:r>
-        <w:rPr>
-          <w:sz w:val="20"/>
-        </w:rPr>
-        <w:t>Système organisé pour stocker, modifier et retrouver des informations de manière structurée. Une base de données est composée de tables, elles-mêmes composées de colonnes et de lignes. → Chapitre 4</w:t>
+        <w:t xml:space="preserve">Mode d'exécution où un programme lance une opération longue (appel réseau, lecture de fichier) sans attendre sa fin, et reprend son exécution quand la réponse arrive. S'oppose au mode synchrone, qui bloque jusqu'à la fin de chaque opération. → Chapitre 3</w:t>
       </w:r>
     </w:p>
     <w:p>
-      <w:bookmarkStart w:id="23" w:name="lex_client"/>
+      <w:bookmarkStart w:id="37" w:name="lex_bg"/>
       <w:pPr>
         <w:spacing w:after="80"/>
+      </w:pPr>
+      <w:hyperlink w:anchor="course_bg">
+        <w:r>
+          <w:rPr>
+            <w:rStyle w:val="Hyperlink"/>
+            <w:rFonts w:ascii="Helvetica" w:hAnsi="Helvetica"/>
+            <w:sz w:val="24"/>
+            <w:szCs w:val="24"/>
+            <w:b/>
+            <w:u w:val="single"/>
+          </w:rPr>
+          <w:t xml:space="preserve">Background script</w:t>
+        </w:r>
+      </w:hyperlink>
+      <w:bookmarkEnd w:id="37"/>
+    </w:p>
+    <w:p>
+      <w:pPr>
+        <w:spacing w:after="200"/>
+        <w:ind w:left="432"/>
       </w:pPr>
       <w:r>
         <w:rPr>
-          <w:b/>
+          <w:rFonts w:ascii="Helvetica" w:hAnsi="Helvetica"/>
           <w:sz w:val="22"/>
-          <w:u w:val="single"/>
+          <w:szCs w:val="22"/>
         </w:rPr>
-        <w:t>Client</w:t>
-      </w:r>
-      <w:bookmarkEnd w:id="23"/>
-    </w:p>
-    <w:p>
-      <w:pPr>
-        <w:spacing w:after="200"/>
-        <w:ind w:left="432"/>
-      </w:pPr>
-      <w:r>
-        <w:rPr>
-          <w:sz w:val="20"/>
-        </w:rPr>
-        <w:t>Dans le modèle client-serveur, le client est le programme qui initie une demande. Dans notre projet, notre extension joue le rôle de client quand elle envoie des données à Supabase. → Chapitre 7</w:t>
+        <w:t xml:space="preserve">Script d'une extension de navigateur qui s'exécute en arrière-plan, sans interface visuelle, avec accès aux APIs privilégiées du navigateur. Dans notre projet : background.js, qui surveille les navigations et gère les autorisations. → Chapitre 2</w:t>
       </w:r>
     </w:p>
     <w:p>
-      <w:bookmarkStart w:id="24" w:name="lex_cloud"/>
+      <w:bookmarkStart w:id="38" w:name="lex_bdd"/>
       <w:pPr>
         <w:spacing w:after="80"/>
+      </w:pPr>
+      <w:hyperlink w:anchor="course_bdd">
+        <w:r>
+          <w:rPr>
+            <w:rStyle w:val="Hyperlink"/>
+            <w:rFonts w:ascii="Helvetica" w:hAnsi="Helvetica"/>
+            <w:sz w:val="24"/>
+            <w:szCs w:val="24"/>
+            <w:b/>
+            <w:u w:val="single"/>
+          </w:rPr>
+          <w:t xml:space="preserve">Base de données</w:t>
+        </w:r>
+      </w:hyperlink>
+      <w:bookmarkEnd w:id="38"/>
+    </w:p>
+    <w:p>
+      <w:pPr>
+        <w:spacing w:after="200"/>
+        <w:ind w:left="432"/>
       </w:pPr>
       <w:r>
         <w:rPr>
-          <w:b/>
+          <w:rFonts w:ascii="Helvetica" w:hAnsi="Helvetica"/>
           <w:sz w:val="22"/>
-          <w:u w:val="single"/>
+          <w:szCs w:val="22"/>
         </w:rPr>
-        <w:t>Cloud</w:t>
-      </w:r>
-      <w:bookmarkEnd w:id="24"/>
-    </w:p>
-    <w:p>
-      <w:pPr>
-        <w:spacing w:after="200"/>
-        <w:ind w:left="432"/>
-      </w:pPr>
-      <w:r>
-        <w:rPr>
-          <w:sz w:val="20"/>
-        </w:rPr>
-        <w:t>Terme désignant des ressources informatiques (serveurs, bases de données, stockage) accessibles via Internet et hébergées par des prestataires spécialisés, plutôt que sur l'ordinateur local.</w:t>
+        <w:t xml:space="preserve">Système organisé pour stocker, retrouver et modifier des informations de façon durable. Structurée en tables (colonnes + lignes). Dans notre projet : la table visites_youtube dans Supabase enregistre chaque visite validée. → Chapitre 4</w:t>
       </w:r>
     </w:p>
     <w:p>
-      <w:bookmarkStart w:id="25" w:name="lex_delete"/>
+      <w:bookmarkStart w:id="39" w:name="lex_cloud"/>
       <w:pPr>
         <w:spacing w:after="80"/>
+      </w:pPr>
+      <w:hyperlink w:anchor="course_cloud">
+        <w:r>
+          <w:rPr>
+            <w:rStyle w:val="Hyperlink"/>
+            <w:rFonts w:ascii="Helvetica" w:hAnsi="Helvetica"/>
+            <w:sz w:val="24"/>
+            <w:szCs w:val="24"/>
+            <w:b/>
+            <w:u w:val="single"/>
+          </w:rPr>
+          <w:t xml:space="preserve">Cloud</w:t>
+        </w:r>
+      </w:hyperlink>
+      <w:bookmarkEnd w:id="39"/>
+    </w:p>
+    <w:p>
+      <w:pPr>
+        <w:spacing w:after="200"/>
+        <w:ind w:left="432"/>
       </w:pPr>
       <w:r>
         <w:rPr>
-          <w:b/>
+          <w:rFonts w:ascii="Helvetica" w:hAnsi="Helvetica"/>
           <w:sz w:val="22"/>
-          <w:u w:val="single"/>
+          <w:szCs w:val="22"/>
         </w:rPr>
-        <w:t>DELETE</w:t>
-      </w:r>
-      <w:bookmarkEnd w:id="25"/>
-    </w:p>
-    <w:p>
-      <w:pPr>
-        <w:spacing w:after="200"/>
-        <w:ind w:left="432"/>
-      </w:pPr>
-      <w:r>
-        <w:rPr>
-          <w:sz w:val="20"/>
-        </w:rPr>
-        <w:t>Type de requête HTTP utilisé pour supprimer une ressource sur un serveur. L'un des types de requêtes utilisés dans les API REST. → Chapitre 5</w:t>
+        <w:t xml:space="preserve">Terme désignant des ressources informatiques (serveurs, bases de données, stockage) hébergées par des prestataires spécialisés et accessibles via Internet, plutôt que sur l'ordinateur local. → Chapitre 4</w:t>
       </w:r>
     </w:p>
     <w:p>
-      <w:bookmarkStart w:id="26" w:name="lex_event"/>
+      <w:bookmarkStart w:id="40" w:name="lex_delete_req"/>
       <w:pPr>
         <w:spacing w:after="80"/>
+      </w:pPr>
+      <w:hyperlink w:anchor="course_delete_req">
+        <w:r>
+          <w:rPr>
+            <w:rStyle w:val="Hyperlink"/>
+            <w:rFonts w:ascii="Helvetica" w:hAnsi="Helvetica"/>
+            <w:sz w:val="24"/>
+            <w:szCs w:val="24"/>
+            <w:b/>
+            <w:u w:val="single"/>
+          </w:rPr>
+          <w:t xml:space="preserve">DELETE</w:t>
+        </w:r>
+      </w:hyperlink>
+      <w:bookmarkEnd w:id="40"/>
+    </w:p>
+    <w:p>
+      <w:pPr>
+        <w:spacing w:after="200"/>
+        <w:ind w:left="432"/>
       </w:pPr>
       <w:r>
         <w:rPr>
-          <w:b/>
+          <w:rFonts w:ascii="Helvetica" w:hAnsi="Helvetica"/>
           <w:sz w:val="22"/>
-          <w:u w:val="single"/>
+          <w:szCs w:val="22"/>
         </w:rPr>
-        <w:t>Événement (Event)</w:t>
-      </w:r>
-      <w:bookmarkEnd w:id="26"/>
-    </w:p>
-    <w:p>
-      <w:pPr>
-        <w:spacing w:after="200"/>
-        <w:ind w:left="432"/>
-      </w:pPr>
-      <w:r>
-        <w:rPr>
-          <w:sz w:val="20"/>
-        </w:rPr>
-        <w:t>Quelque chose qui se produit dans un programme ou un système et qui peut être détecté pour déclencher une réaction. Exemples : un clic de souris, une navigation vers une nouvelle page, la fermeture d'un onglet. → Chapitre 1 &amp; 3</w:t>
+        <w:t xml:space="preserve">Méthode HTTP utilisée pour supprimer une ressource sur un serveur. L'un des verbes standard d'une API REST. Non utilisé dans notre projet. → Chapitre 5</w:t>
       </w:r>
     </w:p>
     <w:p>
-      <w:bookmarkStart w:id="27" w:name="lex_extension"/>
+      <w:bookmarkStart w:id="41" w:name="lex_state"/>
       <w:pPr>
         <w:spacing w:after="80"/>
+      </w:pPr>
+      <w:hyperlink w:anchor="course_state">
+        <w:r>
+          <w:rPr>
+            <w:rStyle w:val="Hyperlink"/>
+            <w:rFonts w:ascii="Helvetica" w:hAnsi="Helvetica"/>
+            <w:sz w:val="24"/>
+            <w:szCs w:val="24"/>
+            <w:b/>
+            <w:u w:val="single"/>
+          </w:rPr>
+          <w:t xml:space="preserve">État (State)</w:t>
+        </w:r>
+      </w:hyperlink>
+      <w:bookmarkEnd w:id="41"/>
+    </w:p>
+    <w:p>
+      <w:pPr>
+        <w:spacing w:after="200"/>
+        <w:ind w:left="432"/>
       </w:pPr>
       <w:r>
         <w:rPr>
-          <w:b/>
+          <w:rFonts w:ascii="Helvetica" w:hAnsi="Helvetica"/>
           <w:sz w:val="22"/>
-          <w:u w:val="single"/>
+          <w:szCs w:val="22"/>
         </w:rPr>
-        <w:t>Extension (de navigateur)</w:t>
-      </w:r>
-      <w:bookmarkEnd w:id="27"/>
-    </w:p>
-    <w:p>
-      <w:pPr>
-        <w:spacing w:after="200"/>
-        <w:ind w:left="432"/>
-      </w:pPr>
-      <w:r>
-        <w:rPr>
-          <w:sz w:val="20"/>
-        </w:rPr>
-        <w:t>Petit programme qui s'installe dans un navigateur web pour en modifier ou en étendre les fonctionnalités. Une extension peut surveiller la navigation, modifier l'apparence de pages, bloquer des contenus, etc. → Chapitre 2</w:t>
+        <w:t xml:space="preserve">Ensemble des informations mémorisées par un programme à un instant donné, qui influencent son comportement futur. Dans notre projet : le Set des onglets autorisés est l'état du background script. Cet état est volatil — il disparaît à la fermeture. → Chapitre 2</w:t>
       </w:r>
     </w:p>
     <w:p>
-      <w:bookmarkStart w:id="28" w:name="lex_get"/>
+      <w:bookmarkStart w:id="42" w:name="lex_event"/>
       <w:pPr>
         <w:spacing w:after="80"/>
+      </w:pPr>
+      <w:hyperlink w:anchor="course_event">
+        <w:r>
+          <w:rPr>
+            <w:rStyle w:val="Hyperlink"/>
+            <w:rFonts w:ascii="Helvetica" w:hAnsi="Helvetica"/>
+            <w:sz w:val="24"/>
+            <w:szCs w:val="24"/>
+            <w:b/>
+            <w:u w:val="single"/>
+          </w:rPr>
+          <w:t xml:space="preserve">Événement (Event)</w:t>
+        </w:r>
+      </w:hyperlink>
+      <w:bookmarkEnd w:id="42"/>
+    </w:p>
+    <w:p>
+      <w:pPr>
+        <w:spacing w:after="200"/>
+        <w:ind w:left="432"/>
       </w:pPr>
       <w:r>
         <w:rPr>
-          <w:b/>
+          <w:rFonts w:ascii="Helvetica" w:hAnsi="Helvetica"/>
           <w:sz w:val="22"/>
-          <w:u w:val="single"/>
+          <w:szCs w:val="22"/>
         </w:rPr>
-        <w:t>GET</w:t>
-      </w:r>
-      <w:bookmarkEnd w:id="28"/>
-    </w:p>
-    <w:p>
-      <w:pPr>
-        <w:spacing w:after="200"/>
-        <w:ind w:left="432"/>
-      </w:pPr>
-      <w:r>
-        <w:rPr>
-          <w:sz w:val="20"/>
-        </w:rPr>
-        <w:t>Type de requête HTTP utilisé pour récupérer des informations depuis un serveur, sans les modifier. C'est ce que ton navigateur fait quand il charge une page web. → Chapitre 5</w:t>
+        <w:t xml:space="preserve">Signal émis par le système quand quelque chose se produit, auquel un programme peut réagir via un listener. Exemples : navigation, clic, fermeture d'onglet. → Chapitre 1</w:t>
       </w:r>
     </w:p>
     <w:p>
-      <w:bookmarkStart w:id="29" w:name="lex_http"/>
+      <w:bookmarkStart w:id="43" w:name="lex_extension"/>
       <w:pPr>
         <w:spacing w:after="80"/>
+      </w:pPr>
+      <w:hyperlink w:anchor="course_extension">
+        <w:r>
+          <w:rPr>
+            <w:rStyle w:val="Hyperlink"/>
+            <w:rFonts w:ascii="Helvetica" w:hAnsi="Helvetica"/>
+            <w:sz w:val="24"/>
+            <w:szCs w:val="24"/>
+            <w:b/>
+            <w:u w:val="single"/>
+          </w:rPr>
+          <w:t xml:space="preserve">Extension (de navigateur)</w:t>
+        </w:r>
+      </w:hyperlink>
+      <w:bookmarkEnd w:id="43"/>
+    </w:p>
+    <w:p>
+      <w:pPr>
+        <w:spacing w:after="200"/>
+        <w:ind w:left="432"/>
       </w:pPr>
       <w:r>
         <w:rPr>
-          <w:b/>
+          <w:rFonts w:ascii="Helvetica" w:hAnsi="Helvetica"/>
           <w:sz w:val="22"/>
-          <w:u w:val="single"/>
+          <w:szCs w:val="22"/>
         </w:rPr>
-        <w:t>HTTP / HTTPS</w:t>
-      </w:r>
-      <w:bookmarkEnd w:id="29"/>
-    </w:p>
-    <w:p>
-      <w:pPr>
-        <w:spacing w:after="200"/>
-        <w:ind w:left="432"/>
-      </w:pPr>
-      <w:r>
-        <w:rPr>
-          <w:sz w:val="20"/>
-        </w:rPr>
-        <w:t>Protocole (ensemble de règles) utilisé pour échanger des données sur Internet. HTTPS est la version sécurisée (chiffrée) de HTTP. Toutes les communications avec Supabase passent par HTTPS. → Chapitre 5</w:t>
+        <w:t xml:space="preserve">Programme installé dans un navigateur pour en modifier ou étendre les fonctionnalités. Elle déclare ses permissions dans un manifest et peut accéder aux APIs du navigateur selon ce qui lui est accordé. → Introduction</w:t>
       </w:r>
     </w:p>
     <w:p>
-      <w:bookmarkStart w:id="30" w:name="lex_js"/>
+      <w:bookmarkStart w:id="44" w:name="lex_get_req"/>
       <w:pPr>
         <w:spacing w:after="80"/>
+      </w:pPr>
+      <w:hyperlink w:anchor="course_get_req">
+        <w:r>
+          <w:rPr>
+            <w:rStyle w:val="Hyperlink"/>
+            <w:rFonts w:ascii="Helvetica" w:hAnsi="Helvetica"/>
+            <w:sz w:val="24"/>
+            <w:szCs w:val="24"/>
+            <w:b/>
+            <w:u w:val="single"/>
+          </w:rPr>
+          <w:t xml:space="preserve">GET</w:t>
+        </w:r>
+      </w:hyperlink>
+      <w:bookmarkEnd w:id="44"/>
+    </w:p>
+    <w:p>
+      <w:pPr>
+        <w:spacing w:after="200"/>
+        <w:ind w:left="432"/>
       </w:pPr>
       <w:r>
         <w:rPr>
-          <w:b/>
+          <w:rFonts w:ascii="Helvetica" w:hAnsi="Helvetica"/>
           <w:sz w:val="22"/>
-          <w:u w:val="single"/>
+          <w:szCs w:val="22"/>
         </w:rPr>
-        <w:t>JavaScript</w:t>
-      </w:r>
-      <w:bookmarkEnd w:id="30"/>
-    </w:p>
-    <w:p>
-      <w:pPr>
-        <w:spacing w:after="200"/>
-        <w:ind w:left="432"/>
-      </w:pPr>
-      <w:r>
-        <w:rPr>
-          <w:sz w:val="20"/>
-        </w:rPr>
-        <w:t>Langage de programmation créé pour le web, compris nativement par tous les navigateurs. C'est le seul langage qui peut s'exécuter directement dans un navigateur. Notre extension est entièrement écrite en JavaScript. → Chapitre 3</w:t>
+        <w:t xml:space="preserve">Méthode HTTP utilisée pour récupérer des données depuis un serveur sans les modifier. C'est ce que ton navigateur envoie quand il charge une page web. → Chapitre 5</w:t>
       </w:r>
     </w:p>
     <w:p>
-      <w:bookmarkStart w:id="31" w:name="lex_json"/>
+      <w:bookmarkStart w:id="45" w:name="lex_http"/>
       <w:pPr>
         <w:spacing w:after="80"/>
+      </w:pPr>
+      <w:hyperlink w:anchor="course_http">
+        <w:r>
+          <w:rPr>
+            <w:rStyle w:val="Hyperlink"/>
+            <w:rFonts w:ascii="Helvetica" w:hAnsi="Helvetica"/>
+            <w:sz w:val="24"/>
+            <w:szCs w:val="24"/>
+            <w:b/>
+            <w:u w:val="single"/>
+          </w:rPr>
+          <w:t xml:space="preserve">HTTP / HTTPS</w:t>
+        </w:r>
+      </w:hyperlink>
+      <w:bookmarkEnd w:id="45"/>
+    </w:p>
+    <w:p>
+      <w:pPr>
+        <w:spacing w:after="200"/>
+        <w:ind w:left="432"/>
       </w:pPr>
       <w:r>
         <w:rPr>
-          <w:b/>
+          <w:rFonts w:ascii="Helvetica" w:hAnsi="Helvetica"/>
           <w:sz w:val="22"/>
-          <w:u w:val="single"/>
+          <w:szCs w:val="22"/>
         </w:rPr>
-        <w:t>JSON (JavaScript Object Notation)</w:t>
-      </w:r>
-      <w:bookmarkEnd w:id="31"/>
-    </w:p>
-    <w:p>
-      <w:pPr>
-        <w:spacing w:after="200"/>
-        <w:ind w:left="432"/>
-      </w:pPr>
-      <w:r>
-        <w:rPr>
-          <w:sz w:val="20"/>
-        </w:rPr>
-        <w:t>Format texte léger et universel pour représenter des données structurées. Exemple : { "clé": "valeur" }. Utilisé massivement pour l'échange de données entre programmes et API sur Internet. → Chapitre 5</w:t>
+        <w:t xml:space="preserve">Protocole d'échange de données sur le web. HTTPS est sa version chiffrée (le S = Secure). Toutes les communications avec Supabase passent par HTTPS. → Chapitre 5</w:t>
       </w:r>
     </w:p>
     <w:p>
-      <w:bookmarkStart w:id="32" w:name="lex_jwt"/>
+      <w:bookmarkStart w:id="46" w:name="lex_js"/>
       <w:pPr>
         <w:spacing w:after="80"/>
+      </w:pPr>
+      <w:hyperlink w:anchor="course_js">
+        <w:r>
+          <w:rPr>
+            <w:rStyle w:val="Hyperlink"/>
+            <w:rFonts w:ascii="Helvetica" w:hAnsi="Helvetica"/>
+            <w:sz w:val="24"/>
+            <w:szCs w:val="24"/>
+            <w:b/>
+            <w:u w:val="single"/>
+          </w:rPr>
+          <w:t xml:space="preserve">JavaScript</w:t>
+        </w:r>
+      </w:hyperlink>
+      <w:bookmarkEnd w:id="46"/>
+    </w:p>
+    <w:p>
+      <w:pPr>
+        <w:spacing w:after="200"/>
+        <w:ind w:left="432"/>
       </w:pPr>
       <w:r>
         <w:rPr>
-          <w:b/>
+          <w:rFonts w:ascii="Helvetica" w:hAnsi="Helvetica"/>
           <w:sz w:val="22"/>
-          <w:u w:val="single"/>
+          <w:szCs w:val="22"/>
         </w:rPr>
-        <w:t>JWT (JSON Web Token)</w:t>
-      </w:r>
-      <w:bookmarkEnd w:id="32"/>
-    </w:p>
-    <w:p>
-      <w:pPr>
-        <w:spacing w:after="200"/>
-        <w:ind w:left="432"/>
-      </w:pPr>
-      <w:r>
-        <w:rPr>
-          <w:sz w:val="20"/>
-        </w:rPr>
-        <w:t>Format de token (jeton) d'authentification encodé sous forme de longue chaîne de texte. Il contient des informations sur l'identité et les droits de l'émetteur, vérifiables par le destinataire. Dans notre projet, c'est la clé anon de Supabase. → Chapitre 5</w:t>
+        <w:t xml:space="preserve">Langage de programmation exécuté nativement par tous les navigateurs web. Seul langage possible pour coder des extensions de navigateur. Notre projet est intégralement écrit en JavaScript. → Chapitre 3</w:t>
       </w:r>
     </w:p>
     <w:p>
-      <w:bookmarkStart w:id="33" w:name="lex_langage"/>
+      <w:bookmarkStart w:id="47" w:name="lex_json"/>
       <w:pPr>
         <w:spacing w:after="80"/>
+      </w:pPr>
+      <w:hyperlink w:anchor="course_json">
+        <w:r>
+          <w:rPr>
+            <w:rStyle w:val="Hyperlink"/>
+            <w:rFonts w:ascii="Helvetica" w:hAnsi="Helvetica"/>
+            <w:sz w:val="24"/>
+            <w:szCs w:val="24"/>
+            <w:b/>
+            <w:u w:val="single"/>
+          </w:rPr>
+          <w:t xml:space="preserve">JSON (JavaScript Object Notation)</w:t>
+        </w:r>
+      </w:hyperlink>
+      <w:bookmarkEnd w:id="47"/>
+    </w:p>
+    <w:p>
+      <w:pPr>
+        <w:spacing w:after="200"/>
+        <w:ind w:left="432"/>
       </w:pPr>
       <w:r>
         <w:rPr>
-          <w:b/>
+          <w:rFonts w:ascii="Helvetica" w:hAnsi="Helvetica"/>
           <w:sz w:val="22"/>
-          <w:u w:val="single"/>
+          <w:szCs w:val="22"/>
         </w:rPr>
-        <w:t>Langage de programmation</w:t>
-      </w:r>
-      <w:bookmarkEnd w:id="33"/>
-    </w:p>
-    <w:p>
-      <w:pPr>
-        <w:spacing w:after="200"/>
-        <w:ind w:left="432"/>
-      </w:pPr>
-      <w:r>
-        <w:rPr>
-          <w:sz w:val="20"/>
-        </w:rPr>
-        <w:t>Système d'écriture formel permettant à un humain de donner des instructions à un ordinateur. Il existe des centaines de langages, chacun adapté à des usages différents. → Chapitre 3</w:t>
+        <w:t xml:space="preserve">Format texte universel pour représenter des données structurées : paires clé/valeur. Exemple : { "intention": "pour apprendre" }. Standard de facto pour l'échange de données entre APIs. → Chapitre 5</w:t>
       </w:r>
     </w:p>
     <w:p>
-      <w:bookmarkStart w:id="34" w:name="lex_listener"/>
+      <w:bookmarkStart w:id="48" w:name="lex_jwt"/>
       <w:pPr>
         <w:spacing w:after="80"/>
+      </w:pPr>
+      <w:hyperlink w:anchor="course_jwt">
+        <w:r>
+          <w:rPr>
+            <w:rStyle w:val="Hyperlink"/>
+            <w:rFonts w:ascii="Helvetica" w:hAnsi="Helvetica"/>
+            <w:sz w:val="24"/>
+            <w:szCs w:val="24"/>
+            <w:b/>
+            <w:u w:val="single"/>
+          </w:rPr>
+          <w:t xml:space="preserve">JWT (JSON Web Token)</w:t>
+        </w:r>
+      </w:hyperlink>
+      <w:bookmarkEnd w:id="48"/>
+    </w:p>
+    <w:p>
+      <w:pPr>
+        <w:spacing w:after="200"/>
+        <w:ind w:left="432"/>
       </w:pPr>
       <w:r>
         <w:rPr>
-          <w:b/>
+          <w:rFonts w:ascii="Helvetica" w:hAnsi="Helvetica"/>
           <w:sz w:val="22"/>
-          <w:u w:val="single"/>
+          <w:szCs w:val="22"/>
         </w:rPr>
-        <w:t>Listener (écouteur d'événements)</w:t>
-      </w:r>
-      <w:bookmarkEnd w:id="34"/>
-    </w:p>
-    <w:p>
-      <w:pPr>
-        <w:spacing w:after="200"/>
-        <w:ind w:left="432"/>
-      </w:pPr>
-      <w:r>
-        <w:rPr>
-          <w:sz w:val="20"/>
-        </w:rPr>
-        <w:t>Instruction qui dit à un programme : « quand tel événement se produit, exécute telle fonction ». C'est le mécanisme central de la programmation événementielle. → Chapitre 3</w:t>
+        <w:t xml:space="preserve">Format de token d'authentification encodé en trois parties séparées par des points : en-tête (algorithme), charge utile (données), signature cryptographique. Dans notre projet : la clé anon Supabase, incluse dans chaque requête. → Chapitre 5</w:t>
       </w:r>
     </w:p>
     <w:p>
-      <w:bookmarkStart w:id="35" w:name="lex_manifest"/>
+      <w:bookmarkStart w:id="49" w:name="lex_langage"/>
       <w:pPr>
         <w:spacing w:after="80"/>
+      </w:pPr>
+      <w:hyperlink w:anchor="course_langage">
+        <w:r>
+          <w:rPr>
+            <w:rStyle w:val="Hyperlink"/>
+            <w:rFonts w:ascii="Helvetica" w:hAnsi="Helvetica"/>
+            <w:sz w:val="24"/>
+            <w:szCs w:val="24"/>
+            <w:b/>
+            <w:u w:val="single"/>
+          </w:rPr>
+          <w:t xml:space="preserve">Langage de programmation</w:t>
+        </w:r>
+      </w:hyperlink>
+      <w:bookmarkEnd w:id="49"/>
+    </w:p>
+    <w:p>
+      <w:pPr>
+        <w:spacing w:after="200"/>
+        <w:ind w:left="432"/>
       </w:pPr>
       <w:r>
         <w:rPr>
-          <w:b/>
+          <w:rFonts w:ascii="Helvetica" w:hAnsi="Helvetica"/>
           <w:sz w:val="22"/>
-          <w:u w:val="single"/>
+          <w:szCs w:val="22"/>
         </w:rPr>
-        <w:t>Manifest</w:t>
-      </w:r>
-      <w:bookmarkEnd w:id="35"/>
-    </w:p>
-    <w:p>
-      <w:pPr>
-        <w:spacing w:after="200"/>
-        <w:ind w:left="432"/>
-      </w:pPr>
-      <w:r>
-        <w:rPr>
-          <w:sz w:val="20"/>
-        </w:rPr>
-        <w:t>Fichier de déclaration d'une extension de navigateur. Il contient le nom, la version, les permissions demandées, et la liste des fichiers de l'extension. C'est la première chose que le navigateur lit. → Chapitre 2</w:t>
+        <w:t xml:space="preserve">Système d'écriture formel permettant à un humain de donner des instructions à un ordinateur. JavaScript est le langage de programmation utilisé dans notre projet. → Introduction</w:t>
       </w:r>
     </w:p>
     <w:p>
-      <w:bookmarkStart w:id="36" w:name="lex_module"/>
+      <w:bookmarkStart w:id="50" w:name="lex_listener"/>
       <w:pPr>
         <w:spacing w:after="80"/>
+      </w:pPr>
+      <w:hyperlink w:anchor="course_listener">
+        <w:r>
+          <w:rPr>
+            <w:rStyle w:val="Hyperlink"/>
+            <w:rFonts w:ascii="Helvetica" w:hAnsi="Helvetica"/>
+            <w:sz w:val="24"/>
+            <w:szCs w:val="24"/>
+            <w:b/>
+            <w:u w:val="single"/>
+          </w:rPr>
+          <w:t xml:space="preserve">Listener (écouteur d'événements)</w:t>
+        </w:r>
+      </w:hyperlink>
+      <w:bookmarkEnd w:id="50"/>
+    </w:p>
+    <w:p>
+      <w:pPr>
+        <w:spacing w:after="200"/>
+        <w:ind w:left="432"/>
       </w:pPr>
       <w:r>
         <w:rPr>
-          <w:b/>
+          <w:rFonts w:ascii="Helvetica" w:hAnsi="Helvetica"/>
           <w:sz w:val="22"/>
-          <w:u w:val="single"/>
+          <w:szCs w:val="22"/>
         </w:rPr>
-        <w:t>Module</w:t>
-      </w:r>
-      <w:bookmarkEnd w:id="36"/>
-    </w:p>
-    <w:p>
-      <w:pPr>
-        <w:spacing w:after="200"/>
-        <w:ind w:left="432"/>
-      </w:pPr>
-      <w:r>
-        <w:rPr>
-          <w:sz w:val="20"/>
-        </w:rPr>
-        <w:t>Composant d'un programme avec un rôle précis et délimité. Découper un projet en modules améliore la lisibilité, la maintenance et la réutilisation du code. → Chapitre 6</w:t>
+        <w:t xml:space="preserve">Instruction qui enregistre une réaction à un événement futur : « quand tel événement se produit, exécute telle fonction ». Mécanisme central de la programmation événementielle. → Chapitre 1</w:t>
       </w:r>
     </w:p>
     <w:p>
-      <w:bookmarkStart w:id="37" w:name="lex_navigateur"/>
+      <w:bookmarkStart w:id="51" w:name="lex_manifest"/>
       <w:pPr>
         <w:spacing w:after="80"/>
+      </w:pPr>
+      <w:hyperlink w:anchor="course_manifest">
+        <w:r>
+          <w:rPr>
+            <w:rStyle w:val="Hyperlink"/>
+            <w:rFonts w:ascii="Helvetica" w:hAnsi="Helvetica"/>
+            <w:sz w:val="24"/>
+            <w:szCs w:val="24"/>
+            <w:b/>
+            <w:u w:val="single"/>
+          </w:rPr>
+          <w:t xml:space="preserve">Manifest</w:t>
+        </w:r>
+      </w:hyperlink>
+      <w:bookmarkEnd w:id="51"/>
+    </w:p>
+    <w:p>
+      <w:pPr>
+        <w:spacing w:after="200"/>
+        <w:ind w:left="432"/>
       </w:pPr>
       <w:r>
         <w:rPr>
-          <w:b/>
+          <w:rFonts w:ascii="Helvetica" w:hAnsi="Helvetica"/>
           <w:sz w:val="22"/>
-          <w:u w:val="single"/>
+          <w:szCs w:val="22"/>
         </w:rPr>
-        <w:t>Navigateur (Browser)</w:t>
-      </w:r>
-      <w:bookmarkEnd w:id="37"/>
-    </w:p>
-    <w:p>
-      <w:pPr>
-        <w:spacing w:after="200"/>
-        <w:ind w:left="432"/>
-      </w:pPr>
-      <w:r>
-        <w:rPr>
-          <w:sz w:val="20"/>
-        </w:rPr>
-        <w:t>Logiciel permettant d'accéder à Internet et d'afficher des pages web. Il interprète le code HTML, CSS et JavaScript pour afficher des interfaces visuelles. Exemples : Brave, Chrome, Firefox, Safari. → Chapitre 1</w:t>
+        <w:t xml:space="preserve">Fichier de déclaration d'une extension (manifest.json). Il liste le nom, les permissions demandées, et les fichiers composant l'extension. Le navigateur le lit avant d'autoriser quoi que ce soit. → Chapitre 2</w:t>
       </w:r>
     </w:p>
     <w:p>
-      <w:bookmarkStart w:id="38" w:name="lex_post"/>
+      <w:bookmarkStart w:id="52" w:name="lex_module"/>
       <w:pPr>
         <w:spacing w:after="80"/>
+      </w:pPr>
+      <w:hyperlink w:anchor="course_module">
+        <w:r>
+          <w:rPr>
+            <w:rStyle w:val="Hyperlink"/>
+            <w:rFonts w:ascii="Helvetica" w:hAnsi="Helvetica"/>
+            <w:sz w:val="24"/>
+            <w:szCs w:val="24"/>
+            <w:b/>
+            <w:u w:val="single"/>
+          </w:rPr>
+          <w:t xml:space="preserve">Module</w:t>
+        </w:r>
+      </w:hyperlink>
+      <w:bookmarkEnd w:id="52"/>
+    </w:p>
+    <w:p>
+      <w:pPr>
+        <w:spacing w:after="200"/>
+        <w:ind w:left="432"/>
       </w:pPr>
       <w:r>
         <w:rPr>
-          <w:b/>
+          <w:rFonts w:ascii="Helvetica" w:hAnsi="Helvetica"/>
           <w:sz w:val="22"/>
-          <w:u w:val="single"/>
+          <w:szCs w:val="22"/>
         </w:rPr>
-        <w:t>POST</w:t>
-      </w:r>
-      <w:bookmarkEnd w:id="38"/>
-    </w:p>
-    <w:p>
-      <w:pPr>
-        <w:spacing w:after="200"/>
-        <w:ind w:left="432"/>
-      </w:pPr>
-      <w:r>
-        <w:rPr>
-          <w:sz w:val="20"/>
-        </w:rPr>
-        <w:t>Type de requête HTTP utilisé pour envoyer des données à un serveur (création ou envoi d'informations). Dans notre projet, on envoie une requête POST à Supabase pour enregistrer chaque visite. → Chapitre 5</w:t>
+        <w:t xml:space="preserve">Composant d'un programme avec un rôle précis et délimité. Notre extension est composée de quatre modules : background.js, blocker.js, blocker.html, manifest.json. → Chapitre 6</w:t>
       </w:r>
     </w:p>
     <w:p>
-      <w:bookmarkStart w:id="39" w:name="lex_protocole"/>
+      <w:bookmarkStart w:id="53" w:name="lex_post_req"/>
       <w:pPr>
         <w:spacing w:after="80"/>
+      </w:pPr>
+      <w:hyperlink w:anchor="course_post_req">
+        <w:r>
+          <w:rPr>
+            <w:rStyle w:val="Hyperlink"/>
+            <w:rFonts w:ascii="Helvetica" w:hAnsi="Helvetica"/>
+            <w:sz w:val="24"/>
+            <w:szCs w:val="24"/>
+            <w:b/>
+            <w:u w:val="single"/>
+          </w:rPr>
+          <w:t xml:space="preserve">POST</w:t>
+        </w:r>
+      </w:hyperlink>
+      <w:bookmarkEnd w:id="53"/>
+    </w:p>
+    <w:p>
+      <w:pPr>
+        <w:spacing w:after="200"/>
+        <w:ind w:left="432"/>
       </w:pPr>
       <w:r>
         <w:rPr>
-          <w:b/>
+          <w:rFonts w:ascii="Helvetica" w:hAnsi="Helvetica"/>
           <w:sz w:val="22"/>
-          <w:u w:val="single"/>
+          <w:szCs w:val="22"/>
         </w:rPr>
-        <w:t>Protocole</w:t>
-      </w:r>
-      <w:bookmarkEnd w:id="39"/>
-    </w:p>
-    <w:p>
-      <w:pPr>
-        <w:spacing w:after="200"/>
-        <w:ind w:left="432"/>
-      </w:pPr>
-      <w:r>
-        <w:rPr>
-          <w:sz w:val="20"/>
-        </w:rPr>
-        <w:t>Ensemble de règles définissant comment deux systèmes communiquent. HTTP est le protocole du web. Il définit la forme des requêtes, des réponses, et les codes d'erreur (ex : 404 = page introuvable).</w:t>
+        <w:t xml:space="preserve">Méthode HTTP utilisée pour envoyer des données à un serveur (création de ressource). Dans notre projet : on envoie une requête POST à Supabase pour enregistrer chaque visite. → Chapitre 5</w:t>
       </w:r>
     </w:p>
     <w:p>
-      <w:bookmarkStart w:id="40" w:name="lex_requete"/>
+      <w:bookmarkStart w:id="54" w:name="lex_protocole"/>
       <w:pPr>
         <w:spacing w:after="80"/>
+      </w:pPr>
+      <w:hyperlink w:anchor="course_protocole">
+        <w:r>
+          <w:rPr>
+            <w:rStyle w:val="Hyperlink"/>
+            <w:rFonts w:ascii="Helvetica" w:hAnsi="Helvetica"/>
+            <w:sz w:val="24"/>
+            <w:szCs w:val="24"/>
+            <w:b/>
+            <w:u w:val="single"/>
+          </w:rPr>
+          <w:t xml:space="preserve">Protocole</w:t>
+        </w:r>
+      </w:hyperlink>
+      <w:bookmarkEnd w:id="54"/>
+    </w:p>
+    <w:p>
+      <w:pPr>
+        <w:spacing w:after="200"/>
+        <w:ind w:left="432"/>
       </w:pPr>
       <w:r>
         <w:rPr>
-          <w:b/>
+          <w:rFonts w:ascii="Helvetica" w:hAnsi="Helvetica"/>
           <w:sz w:val="22"/>
-          <w:u w:val="single"/>
+          <w:szCs w:val="22"/>
         </w:rPr>
-        <w:t>Requête (Request)</w:t>
-      </w:r>
-      <w:bookmarkEnd w:id="40"/>
-    </w:p>
-    <w:p>
-      <w:pPr>
-        <w:spacing w:after="200"/>
-        <w:ind w:left="432"/>
-      </w:pPr>
-      <w:r>
-        <w:rPr>
-          <w:sz w:val="20"/>
-        </w:rPr>
-        <w:t>Message envoyé par un client à un serveur pour demander une action (lire, écrire, supprimer des données). La requête contient une adresse, un type d'action, et éventuellement des données. → Chapitre 5 &amp; 7</w:t>
+        <w:t xml:space="preserve">Ensemble de règles définissant comment deux systèmes communiquent. HTTP est le protocole du web : il définit le format des requêtes, des réponses, et les codes de statut (200 = OK, 401 = non autorisé, 404 = introuvable…). → Chapitre 5</w:t>
       </w:r>
     </w:p>
     <w:p>
-      <w:bookmarkStart w:id="41" w:name="lex_rest"/>
+      <w:bookmarkStart w:id="55" w:name="lex_requete"/>
       <w:pPr>
         <w:spacing w:after="80"/>
+      </w:pPr>
+      <w:hyperlink w:anchor="course_requete">
+        <w:r>
+          <w:rPr>
+            <w:rStyle w:val="Hyperlink"/>
+            <w:rFonts w:ascii="Helvetica" w:hAnsi="Helvetica"/>
+            <w:sz w:val="24"/>
+            <w:szCs w:val="24"/>
+            <w:b/>
+            <w:u w:val="single"/>
+          </w:rPr>
+          <w:t xml:space="preserve">Requête (Request)</w:t>
+        </w:r>
+      </w:hyperlink>
+      <w:bookmarkEnd w:id="55"/>
+    </w:p>
+    <w:p>
+      <w:pPr>
+        <w:spacing w:after="200"/>
+        <w:ind w:left="432"/>
       </w:pPr>
       <w:r>
         <w:rPr>
-          <w:b/>
+          <w:rFonts w:ascii="Helvetica" w:hAnsi="Helvetica"/>
           <w:sz w:val="22"/>
-          <w:u w:val="single"/>
+          <w:szCs w:val="22"/>
         </w:rPr>
-        <w:t>REST (API REST)</w:t>
-      </w:r>
-      <w:bookmarkEnd w:id="41"/>
-    </w:p>
-    <w:p>
-      <w:pPr>
-        <w:spacing w:after="200"/>
-        <w:ind w:left="432"/>
-      </w:pPr>
-      <w:r>
-        <w:rPr>
-          <w:sz w:val="20"/>
-        </w:rPr>
-        <w:t>Style d'architecture pour concevoir des API web. Une API REST utilise les méthodes HTTP standard (GET, POST, DELETE…) et des URL pour identifier les ressources. C'est le style d'API le plus répandu sur Internet. → Chapitre 5</w:t>
+        <w:t xml:space="preserve">Message envoyé par un client à un serveur pour demander une action. Elle contient : une URL, une méthode HTTP, des en-têtes (dont le token d'auth), et éventuellement un corps de données en JSON. → Chapitre 1</w:t>
       </w:r>
     </w:p>
     <w:p>
-      <w:bookmarkStart w:id="42" w:name="lex_script"/>
+      <w:bookmarkStart w:id="56" w:name="lex_script"/>
       <w:pPr>
         <w:spacing w:after="80"/>
+      </w:pPr>
+      <w:hyperlink w:anchor="course_script">
+        <w:r>
+          <w:rPr>
+            <w:rStyle w:val="Hyperlink"/>
+            <w:rFonts w:ascii="Helvetica" w:hAnsi="Helvetica"/>
+            <w:sz w:val="24"/>
+            <w:szCs w:val="24"/>
+            <w:b/>
+            <w:u w:val="single"/>
+          </w:rPr>
+          <w:t xml:space="preserve">Script</w:t>
+        </w:r>
+      </w:hyperlink>
+      <w:bookmarkEnd w:id="56"/>
+    </w:p>
+    <w:p>
+      <w:pPr>
+        <w:spacing w:after="200"/>
+        <w:ind w:left="432"/>
       </w:pPr>
       <w:r>
         <w:rPr>
-          <w:b/>
+          <w:rFonts w:ascii="Helvetica" w:hAnsi="Helvetica"/>
           <w:sz w:val="22"/>
-          <w:u w:val="single"/>
+          <w:szCs w:val="22"/>
         </w:rPr>
-        <w:t>Script</w:t>
-      </w:r>
-      <w:bookmarkEnd w:id="42"/>
-    </w:p>
-    <w:p>
-      <w:pPr>
-        <w:spacing w:after="200"/>
-        <w:ind w:left="432"/>
-      </w:pPr>
-      <w:r>
-        <w:rPr>
-          <w:sz w:val="20"/>
-        </w:rPr>
-        <w:t>Fichier contenant un programme écrit dans un langage de script (comme JavaScript). Un script s'exécute généralement dans un environnement existant (le navigateur) plutôt que de fonctionner seul. → Chapitre 2</w:t>
+        <w:t xml:space="preserve">Fichier contenant un programme dans un langage interprété (JavaScript ici). Un script s'exécute dans un environnement hôte (le navigateur) plutôt que de fonctionner seul. → Chapitre 2</w:t>
       </w:r>
     </w:p>
     <w:p>
-      <w:bookmarkStart w:id="43" w:name="lex_serveur"/>
+      <w:bookmarkStart w:id="57" w:name="lex_set"/>
       <w:pPr>
         <w:spacing w:after="80"/>
+      </w:pPr>
+      <w:hyperlink w:anchor="course_set">
+        <w:r>
+          <w:rPr>
+            <w:rStyle w:val="Hyperlink"/>
+            <w:rFonts w:ascii="Helvetica" w:hAnsi="Helvetica"/>
+            <w:sz w:val="24"/>
+            <w:szCs w:val="24"/>
+            <w:b/>
+            <w:u w:val="single"/>
+          </w:rPr>
+          <w:t xml:space="preserve">Set</w:t>
+        </w:r>
+      </w:hyperlink>
+      <w:bookmarkEnd w:id="57"/>
+    </w:p>
+    <w:p>
+      <w:pPr>
+        <w:spacing w:after="200"/>
+        <w:ind w:left="432"/>
       </w:pPr>
       <w:r>
         <w:rPr>
-          <w:b/>
+          <w:rFonts w:ascii="Helvetica" w:hAnsi="Helvetica"/>
           <w:sz w:val="22"/>
-          <w:u w:val="single"/>
+          <w:szCs w:val="22"/>
         </w:rPr>
-        <w:t>Serveur</w:t>
-      </w:r>
-      <w:bookmarkEnd w:id="43"/>
-    </w:p>
-    <w:p>
-      <w:pPr>
-        <w:spacing w:after="200"/>
-        <w:ind w:left="432"/>
-      </w:pPr>
-      <w:r>
-        <w:rPr>
-          <w:sz w:val="20"/>
-        </w:rPr>
-        <w:t>Programme (ou machine) qui reçoit des requêtes de clients et y répond. Les serveurs fonctionnent en permanence, en attente de demandes. Supabase est un serveur de base de données. → Chapitre 7</w:t>
+        <w:t xml:space="preserve">Structure de données qui stocke des valeurs uniques sans doublons. Permet d'ajouter, retirer et vérifier la présence d'une valeur très rapidement. Dans notre projet : le Set contient les IDs des onglets autorisés à accéder à YouTube. → Chapitre 2</w:t>
       </w:r>
     </w:p>
     <w:p>
-      <w:bookmarkStart w:id="44" w:name="lex_set"/>
+      <w:bookmarkStart w:id="58" w:name="lex_supabase"/>
       <w:pPr>
         <w:spacing w:after="80"/>
+      </w:pPr>
+      <w:hyperlink w:anchor="course_supabase">
+        <w:r>
+          <w:rPr>
+            <w:rStyle w:val="Hyperlink"/>
+            <w:rFonts w:ascii="Helvetica" w:hAnsi="Helvetica"/>
+            <w:sz w:val="24"/>
+            <w:szCs w:val="24"/>
+            <w:b/>
+            <w:u w:val="single"/>
+          </w:rPr>
+          <w:t xml:space="preserve">Supabase</w:t>
+        </w:r>
+      </w:hyperlink>
+      <w:bookmarkEnd w:id="58"/>
+    </w:p>
+    <w:p>
+      <w:pPr>
+        <w:spacing w:after="200"/>
+        <w:ind w:left="432"/>
       </w:pPr>
       <w:r>
         <w:rPr>
-          <w:b/>
+          <w:rFonts w:ascii="Helvetica" w:hAnsi="Helvetica"/>
           <w:sz w:val="22"/>
-          <w:u w:val="single"/>
+          <w:szCs w:val="22"/>
         </w:rPr>
-        <w:t>Set</w:t>
-      </w:r>
-      <w:bookmarkEnd w:id="44"/>
-    </w:p>
-    <w:p>
-      <w:pPr>
-        <w:spacing w:after="200"/>
-        <w:ind w:left="432"/>
-      </w:pPr>
-      <w:r>
-        <w:rPr>
-          <w:sz w:val="20"/>
-        </w:rPr>
-        <w:t>Structure de données qui stocke des valeurs uniques sans doublons, sans ordre particulier. On peut y ajouter, retirer et vérifier la présence d'une valeur très rapidement. Dans notre projet, le Set stocke les identifiants des onglets autorisés. → Chapitre 3</w:t>
+        <w:t xml:space="preserve">Service cloud qui fournit une base de données PostgreSQL hébergée et une API REST générée automatiquement. Permet de stocker et lire des données sans gérer soi-même un serveur. Utilisé dans notre projet pour enregistrer les visites YouTube. → Chapitre 4</w:t>
       </w:r>
     </w:p>
     <w:p>
-      <w:bookmarkStart w:id="45" w:name="lex_state"/>
+      <w:bookmarkStart w:id="59" w:name="lex_url"/>
       <w:pPr>
         <w:spacing w:after="80"/>
+      </w:pPr>
+      <w:hyperlink w:anchor="course_url">
+        <w:r>
+          <w:rPr>
+            <w:rStyle w:val="Hyperlink"/>
+            <w:rFonts w:ascii="Helvetica" w:hAnsi="Helvetica"/>
+            <w:sz w:val="24"/>
+            <w:szCs w:val="24"/>
+            <w:b/>
+            <w:u w:val="single"/>
+          </w:rPr>
+          <w:t xml:space="preserve">URL (Uniform Resource Locator)</w:t>
+        </w:r>
+      </w:hyperlink>
+      <w:bookmarkEnd w:id="59"/>
+    </w:p>
+    <w:p>
+      <w:pPr>
+        <w:spacing w:after="200"/>
+        <w:ind w:left="432"/>
       </w:pPr>
       <w:r>
         <w:rPr>
-          <w:b/>
+          <w:rFonts w:ascii="Helvetica" w:hAnsi="Helvetica"/>
           <w:sz w:val="22"/>
-          <w:u w:val="single"/>
+          <w:szCs w:val="22"/>
         </w:rPr>
-        <w:t>État (State)</w:t>
-      </w:r>
-      <w:bookmarkEnd w:id="45"/>
-    </w:p>
-    <w:p>
-      <w:pPr>
-        <w:spacing w:after="200"/>
-        <w:ind w:left="432"/>
-      </w:pPr>
-      <w:r>
-        <w:rPr>
-          <w:sz w:val="20"/>
-        </w:rPr>
-        <w:t>Ensemble des informations mémorisées par un programme à un instant donné, qui influencent son comportement. Dans notre projet, la liste des onglets autorisés est l'état du background script. → Chapitre 3</w:t>
-      </w:r>
-    </w:p>
-    <w:p>
-      <w:bookmarkStart w:id="46" w:name="lex_supabase"/>
-      <w:pPr>
-        <w:spacing w:after="80"/>
-      </w:pPr>
-      <w:r>
-        <w:rPr>
-          <w:b/>
-          <w:sz w:val="22"/>
-          <w:u w:val="single"/>
-        </w:rPr>
-        <w:t>Supabase</w:t>
-      </w:r>
-      <w:bookmarkEnd w:id="46"/>
-    </w:p>
-    <w:p>
-      <w:pPr>
-        <w:spacing w:after="200"/>
-        <w:ind w:left="432"/>
-      </w:pPr>
-      <w:r>
-        <w:rPr>
-          <w:sz w:val="20"/>
-        </w:rPr>
-        <w:t>Service en ligne (cloud) qui fournit une base de données PostgreSQL hébergée et une API REST prête à l'emploi. Il permet de stocker et de lire des données sans gérer soi-même un serveur. → Chapitre 4 &amp; 5</w:t>
-      </w:r>
-    </w:p>
-    <w:p>
-      <w:bookmarkStart w:id="47" w:name="lex_url"/>
-      <w:pPr>
-        <w:spacing w:after="80"/>
-      </w:pPr>
-      <w:r>
-        <w:rPr>
-          <w:b/>
-          <w:sz w:val="22"/>
-          <w:u w:val="single"/>
-        </w:rPr>
-        <w:t>URL (Uniform Resource Locator)</w:t>
-      </w:r>
-      <w:bookmarkEnd w:id="47"/>
-    </w:p>
-    <w:p>
-      <w:pPr>
-        <w:spacing w:after="200"/>
-        <w:ind w:left="432"/>
-      </w:pPr>
-      <w:r>
-        <w:rPr>
-          <w:sz w:val="20"/>
-        </w:rPr>
-        <w:t>Adresse d'une ressource sur Internet. Exemple : https://www.youtube.com/watch?v=abc. Elle indique le protocole (https), le domaine (youtube.com) et le chemin vers la ressource (/watch?v=abc). → Chapitre 1</w:t>
+        <w:t xml:space="preserve">Adresse d'une ressource sur Internet. Structure : protocole://domaine/chemin?paramètres. Exemple : https://www.youtube.com/watch?v=abc. Notre extension surveille les URLs de tous les onglets pour détecter YouTube. → Chapitre 1</w:t>
       </w:r>
     </w:p>
     <w:sectPr>
@@ -3335,8 +4099,8 @@
     <w:qFormat/>
     <w:rsid w:val="00FC693F"/>
     <w:rPr>
-      <w:rFonts w:ascii="Helvetica Neue" w:hAnsi="Helvetica Neue"/>
-      <w:sz w:val="22"/>
+      <w:rFonts w:ascii="Helvetica" w:hAnsi="Helvetica"/>
+      <w:sz w:val="24"/>
     </w:rPr>
   </w:style>
   <w:style w:type="paragraph" w:styleId="Header">
